--- a/praticas/Proposta_Aula_Pratica_AzureDevOps_UNIFOR_2026-09-29.docx
+++ b/praticas/Proposta_Aula_Pratica_AzureDevOps_UNIFOR_2026-09-29.docx
@@ -9,10 +9,10 @@
       <w:r>
         <w:rPr>
           <w:b/>
-          <w:color w:val="005A9E"/>
+          <w:color w:val="121F8F"/>
           <w:sz w:val="40"/>
         </w:rPr>
-        <w:t>Aula Prática – Azure DevOps na Gestão de Projetos</w:t>
+        <w:t>Guia da Aula Prática – Azure DevOps na Gestão de Projetos</w:t>
       </w:r>
     </w:p>
     <w:p>
@@ -43,7 +43,7 @@
         <w:tc>
           <w:tcPr>
             <w:tcW w:type="dxa" w:w="2324"/>
-            <w:shd w:val="clear" w:color="auto" w:fill="005A9E"/>
+            <w:shd w:val="clear" w:color="auto" w:fill="121F8F"/>
           </w:tcPr>
           <w:p>
             <w:r>
@@ -64,7 +64,7 @@
         <w:tc>
           <w:tcPr>
             <w:tcW w:type="dxa" w:w="2324"/>
-            <w:shd w:val="clear" w:color="auto" w:fill="005A9E"/>
+            <w:shd w:val="clear" w:color="auto" w:fill="121F8F"/>
           </w:tcPr>
           <w:p>
             <w:r>
@@ -85,7 +85,7 @@
         <w:tc>
           <w:tcPr>
             <w:tcW w:type="dxa" w:w="2324"/>
-            <w:shd w:val="clear" w:color="auto" w:fill="005A9E"/>
+            <w:shd w:val="clear" w:color="auto" w:fill="121F8F"/>
           </w:tcPr>
           <w:p>
             <w:r>
@@ -106,7 +106,7 @@
         <w:tc>
           <w:tcPr>
             <w:tcW w:type="dxa" w:w="2381"/>
-            <w:shd w:val="clear" w:color="auto" w:fill="005A9E"/>
+            <w:shd w:val="clear" w:color="auto" w:fill="121F8F"/>
           </w:tcPr>
           <w:p>
             <w:r>
@@ -187,14 +187,17 @@
       </w:pPr>
       <w:r>
         <w:rPr>
-          <w:color w:val="005A9E"/>
+          <w:color w:val="121F8F"/>
         </w:rPr>
-        <w:t>1. Objetivo da atividade</w:t>
+        <w:t>1. Objetivo</w:t>
       </w:r>
     </w:p>
     <w:p>
       <w:r>
-        <w:t>Cada equipe vivencia na prática o ciclo de um projeto no Azure DevOps usando um processo diferente (Basic, Agile, Scrum ou CMMI). A partir de um cenário, a equipe monta um backlog realista e hierárquico, preenche descrição, prioridade, estimativa e critérios de aceite, organiza o board e a sprint, executa uma pipeline como evidência de entrega e monta um dashboard para a tomada de decisão.</w:t>
+        <w:rPr>
+          <w:i w:val="0"/>
+        </w:rPr>
+        <w:t>Cada equipe vai planejar e acompanhar um projeto real no Azure DevOps, usando um processo diferente (Basic, Agile, Scrum ou CMMI). Ao final, a equipe terá um backlog completo e organizado, uma sprint planejada, o quadro (board) mostrando o andamento, uma evidência de entrega gerada por pipeline e um dashboard que ajuda o gerente de projetos a tomar decisões.</w:t>
       </w:r>
     </w:p>
     <w:p>
@@ -205,18 +208,10 @@
         <w:t xml:space="preserve">Importante: </w:t>
       </w:r>
       <w:r>
-        <w:t>Não é preciso programar. O código e as pipelines já estão prontos no repositório; o foco são os artefatos de gestão. No fechamento, a turma compara como cada processo organizou o trabalho, em formalidade, rastreabilidade e governança.</w:t>
-      </w:r>
-    </w:p>
-    <w:p>
-      <w:r>
         <w:rPr>
-          <w:b/>
+          <w:i w:val="0"/>
         </w:rPr>
-        <w:t xml:space="preserve">Repositório da prática: </w:t>
-      </w:r>
-      <w:r>
-        <w:t>https://github.com/unifor-docente/azure-devops-planejamento-hands-on (roteiro do aluno em docs/roteiro-hands-on.md).</w:t>
+        <w:t>Não é preciso programar. O código e a pipeline já estão prontos no projeto de vocês; o trabalho é de gestão: decompor o escopo, estimar, priorizar, distribuir responsabilidades e acompanhar a execução.</w:t>
       </w:r>
     </w:p>
     <w:p>
@@ -225,9 +220,9 @@
       </w:pPr>
       <w:r>
         <w:rPr>
-          <w:color w:val="005A9E"/>
+          <w:color w:val="121F8F"/>
         </w:rPr>
-        <w:t>2. Estrutura no Azure DevOps</w:t>
+        <w:t>2. Como a atividade funciona</w:t>
       </w:r>
     </w:p>
     <w:p>
@@ -238,10 +233,10 @@
         <w:rPr>
           <w:b/>
         </w:rPr>
-        <w:t xml:space="preserve">1 organização </w:t>
-      </w:r>
-      <w:r>
-        <w:t>para a turma, com billing vinculado à assinatura Azure do professor.</w:t>
+        <w:t xml:space="preserve">Uma organização para a turma: </w:t>
+      </w:r>
+      <w:r>
+        <w:t>https://dev.azure.com/unifor-mba-gp-2026</w:t>
       </w:r>
     </w:p>
     <w:p>
@@ -252,10 +247,10 @@
         <w:rPr>
           <w:b/>
         </w:rPr>
-        <w:t xml:space="preserve">4 projetos privados, um por equipe, </w:t>
-      </w:r>
-      <w:r>
-        <w:t>cada um com o seu processo. O processo é definido por projeto, então processos diferentes exigem projetos diferentes.</w:t>
+        <w:t xml:space="preserve">Um projeto por equipe, </w:t>
+      </w:r>
+      <w:r>
+        <w:t>cada um com o seu processo. Você só vê o projeto da sua equipe.</w:t>
       </w:r>
     </w:p>
     <w:p>
@@ -266,10 +261,24 @@
         <w:rPr>
           <w:b/>
         </w:rPr>
-        <w:t xml:space="preserve">Projetos e pipelines criados pelo professor antes da aula. </w:t>
-      </w:r>
-      <w:r>
-        <w:t>Os alunos entram direto no projeto da equipe, sem criar organização, projeto ou conta no Azure for Students.</w:t>
+        <w:t xml:space="preserve">Mesmo roteiro para todos: </w:t>
+      </w:r>
+      <w:r>
+        <w:t>as 8 partes da seção 6 valem para as quatro equipes; o que muda é o vocabulário de cada processo, explicado na página da sua equipe (seção 7).</w:t>
+      </w:r>
+    </w:p>
+    <w:p>
+      <w:pPr>
+        <w:pStyle w:val="ListBullet"/>
+      </w:pPr>
+      <w:r>
+        <w:rPr>
+          <w:b/>
+        </w:rPr>
+        <w:t xml:space="preserve">Material de apoio dentro do projeto: </w:t>
+      </w:r>
+      <w:r>
+        <w:t>em Repos &gt; Files, a pasta docs traz o guia de campos (docs/campos-work-items.md) e o guia do seu processo (docs/processos).</w:t>
       </w:r>
     </w:p>
     <w:tbl>
@@ -282,15 +291,15 @@
       <w:tblGrid>
         <w:gridCol w:w="1077"/>
         <w:gridCol w:w="1134"/>
-        <w:gridCol w:w="1927"/>
+        <w:gridCol w:w="1871"/>
         <w:gridCol w:w="1757"/>
-        <w:gridCol w:w="3458"/>
+        <w:gridCol w:w="3515"/>
       </w:tblGrid>
       <w:tr>
         <w:tc>
           <w:tcPr>
             <w:tcW w:type="dxa" w:w="1077"/>
-            <w:shd w:val="clear" w:color="auto" w:fill="005A9E"/>
+            <w:shd w:val="clear" w:color="auto" w:fill="121F8F"/>
           </w:tcPr>
           <w:p>
             <w:r>
@@ -311,7 +320,7 @@
         <w:tc>
           <w:tcPr>
             <w:tcW w:type="dxa" w:w="1134"/>
-            <w:shd w:val="clear" w:color="auto" w:fill="005A9E"/>
+            <w:shd w:val="clear" w:color="auto" w:fill="121F8F"/>
           </w:tcPr>
           <w:p>
             <w:r>
@@ -331,8 +340,8 @@
         </w:tc>
         <w:tc>
           <w:tcPr>
-            <w:tcW w:type="dxa" w:w="1928"/>
-            <w:shd w:val="clear" w:color="auto" w:fill="005A9E"/>
+            <w:tcW w:type="dxa" w:w="1871"/>
+            <w:shd w:val="clear" w:color="auto" w:fill="121F8F"/>
           </w:tcPr>
           <w:p>
             <w:r>
@@ -353,7 +362,7 @@
         <w:tc>
           <w:tcPr>
             <w:tcW w:type="dxa" w:w="1757"/>
-            <w:shd w:val="clear" w:color="auto" w:fill="005A9E"/>
+            <w:shd w:val="clear" w:color="auto" w:fill="121F8F"/>
           </w:tcPr>
           <w:p>
             <w:r>
@@ -367,14 +376,14 @@
                 <w:color w:val="FFFFFF"/>
                 <w:sz w:val="20"/>
               </w:rPr>
-              <w:t>Cenário (repositório)</w:t>
+              <w:t>Cenário</w:t>
             </w:r>
           </w:p>
         </w:tc>
         <w:tc>
           <w:tcPr>
-            <w:tcW w:type="dxa" w:w="3458"/>
-            <w:shd w:val="clear" w:color="auto" w:fill="005A9E"/>
+            <w:tcW w:type="dxa" w:w="3515"/>
+            <w:shd w:val="clear" w:color="auto" w:fill="121F8F"/>
           </w:tcPr>
           <w:p>
             <w:r>
@@ -422,7 +431,7 @@
         </w:tc>
         <w:tc>
           <w:tcPr>
-            <w:tcW w:type="dxa" w:w="1928"/>
+            <w:tcW w:type="dxa" w:w="1871"/>
           </w:tcPr>
           <w:p>
             <w:r>
@@ -448,7 +457,7 @@
         </w:tc>
         <w:tc>
           <w:tcPr>
-            <w:tcW w:type="dxa" w:w="3458"/>
+            <w:tcW w:type="dxa" w:w="3515"/>
           </w:tcPr>
           <w:p>
             <w:r>
@@ -489,7 +498,7 @@
         </w:tc>
         <w:tc>
           <w:tcPr>
-            <w:tcW w:type="dxa" w:w="1928"/>
+            <w:tcW w:type="dxa" w:w="1871"/>
           </w:tcPr>
           <w:p>
             <w:r>
@@ -515,7 +524,7 @@
         </w:tc>
         <w:tc>
           <w:tcPr>
-            <w:tcW w:type="dxa" w:w="3458"/>
+            <w:tcW w:type="dxa" w:w="3515"/>
           </w:tcPr>
           <w:p>
             <w:r>
@@ -556,7 +565,7 @@
         </w:tc>
         <w:tc>
           <w:tcPr>
-            <w:tcW w:type="dxa" w:w="1928"/>
+            <w:tcW w:type="dxa" w:w="1871"/>
           </w:tcPr>
           <w:p>
             <w:r>
@@ -582,14 +591,14 @@
         </w:tc>
         <w:tc>
           <w:tcPr>
-            <w:tcW w:type="dxa" w:w="3458"/>
+            <w:tcW w:type="dxa" w:w="3515"/>
           </w:tcPr>
           <w:p>
             <w:r>
               <w:rPr>
                 <w:sz w:val="20"/>
               </w:rPr>
-              <w:t>Epic → Feature → Product Backlog Item → Task</w:t>
+              <w:t>Epic → Feature → Product Backlog Item (PBI) → Task</w:t>
             </w:r>
           </w:p>
         </w:tc>
@@ -623,7 +632,7 @@
         </w:tc>
         <w:tc>
           <w:tcPr>
-            <w:tcW w:type="dxa" w:w="1928"/>
+            <w:tcW w:type="dxa" w:w="1871"/>
           </w:tcPr>
           <w:p>
             <w:r>
@@ -649,14 +658,14 @@
         </w:tc>
         <w:tc>
           <w:tcPr>
-            <w:tcW w:type="dxa" w:w="3458"/>
+            <w:tcW w:type="dxa" w:w="3515"/>
           </w:tcPr>
           <w:p>
             <w:r>
               <w:rPr>
                 <w:sz w:val="20"/>
               </w:rPr>
-              <w:t>Epic → Feature → Requirement → Task  (+ Change Request, Risk, Review e Issue como itens relacionados)</w:t>
+              <w:t>Epic → Feature → Requirement → Task (Change Request, Risk e Review ligados ao Requirement)</w:t>
             </w:r>
           </w:p>
         </w:tc>
@@ -669,14 +678,493 @@
       </w:pPr>
       <w:r>
         <w:rPr>
-          <w:color w:val="005A9E"/>
+          <w:color w:val="121F8F"/>
         </w:rPr>
-        <w:t>3. Acessos e licenças</w:t>
+        <w:t>3. Antes da aula: primeiro acesso</w:t>
       </w:r>
     </w:p>
     <w:p>
       <w:r>
-        <w:t>Todos os alunos entram com acesso Basic somente no dia da aula. O Basic custa US$ 6 por usuário/mês depois dos 5 primeiros gratuitos, com cobrança proporcional aos dias em que a licença ficou atribuída.</w:t>
+        <w:rPr>
+          <w:i w:val="0"/>
+        </w:rPr>
+        <w:t>O login e a senha inicial de cada aluno estão na planilha enviada no grupo da turma. Faça este primeiro acesso antes da aula, pois ele leva de 5 a 10 minutos.</w:t>
+      </w:r>
+    </w:p>
+    <w:p>
+      <w:pPr>
+        <w:spacing w:after="60"/>
+        <w:ind w:left="454" w:hanging="340"/>
+      </w:pPr>
+      <w:r>
+        <w:rPr>
+          <w:b/>
+        </w:rPr>
+        <w:t xml:space="preserve">1. </w:t>
+      </w:r>
+      <w:r>
+        <w:rPr>
+          <w:b/>
+        </w:rPr>
+        <w:t xml:space="preserve">Acesse </w:t>
+      </w:r>
+      <w:r>
+        <w:t>https://dev.azure.com/unifor-mba-gp-2026 (de preferência no computador, com o celular à mão).</w:t>
+      </w:r>
+    </w:p>
+    <w:p>
+      <w:pPr>
+        <w:spacing w:after="60"/>
+        <w:ind w:left="454" w:hanging="340"/>
+      </w:pPr>
+      <w:r>
+        <w:rPr>
+          <w:b/>
+        </w:rPr>
+        <w:t xml:space="preserve">2. </w:t>
+      </w:r>
+      <w:r>
+        <w:rPr>
+          <w:b/>
+        </w:rPr>
+        <w:t xml:space="preserve">Entre com o seu login </w:t>
+      </w:r>
+      <w:r>
+        <w:t>nome.sobrenome@arijrtechnology.com.br e a senha inicial da planilha.</w:t>
+      </w:r>
+    </w:p>
+    <w:p>
+      <w:pPr>
+        <w:spacing w:after="60"/>
+        <w:ind w:left="454" w:hanging="340"/>
+      </w:pPr>
+      <w:r>
+        <w:rPr>
+          <w:b/>
+        </w:rPr>
+        <w:t xml:space="preserve">3. </w:t>
+      </w:r>
+      <w:r>
+        <w:rPr>
+          <w:b/>
+        </w:rPr>
+        <w:t xml:space="preserve">Crie uma nova senha </w:t>
+      </w:r>
+      <w:r>
+        <w:t>quando o sistema pedir. Guarde essa senha.</w:t>
+      </w:r>
+    </w:p>
+    <w:p>
+      <w:pPr>
+        <w:spacing w:after="60"/>
+        <w:ind w:left="454" w:hanging="340"/>
+      </w:pPr>
+      <w:r>
+        <w:rPr>
+          <w:b/>
+        </w:rPr>
+        <w:t xml:space="preserve">4. </w:t>
+      </w:r>
+      <w:r>
+        <w:rPr>
+          <w:b/>
+        </w:rPr>
+        <w:t xml:space="preserve">Configure o MFA: </w:t>
+      </w:r>
+      <w:r>
+        <w:t>instale no celular o aplicativo Microsoft Authenticator (Android ou iOS). No computador, clique em Avançar até aparecer um QR Code. No aplicativo, toque em + &gt; Conta corporativa ou de estudante &gt; Digitalizar código QR e aponte para a tela. Confirme o número que aparecer.</w:t>
+      </w:r>
+    </w:p>
+    <w:p>
+      <w:pPr>
+        <w:spacing w:after="60"/>
+        <w:ind w:left="454" w:hanging="340"/>
+      </w:pPr>
+      <w:r>
+        <w:rPr>
+          <w:b/>
+        </w:rPr>
+        <w:t xml:space="preserve">5. </w:t>
+      </w:r>
+      <w:r>
+        <w:rPr>
+          <w:b/>
+        </w:rPr>
+        <w:t xml:space="preserve">Pronto: </w:t>
+      </w:r>
+      <w:r>
+        <w:t>você verá o projeto da sua equipe na página inicial.</w:t>
+      </w:r>
+    </w:p>
+    <w:tbl>
+      <w:tblPr>
+        <w:tblStyle w:val="TableGrid"/>
+        <w:tblW w:type="auto" w:w="0"/>
+        <w:tblLook w:firstColumn="1" w:firstRow="1" w:lastColumn="0" w:lastRow="0" w:noHBand="0" w:noVBand="1" w:val="04A0"/>
+      </w:tblPr>
+      <w:tblGrid>
+        <w:gridCol w:w="9746"/>
+      </w:tblGrid>
+      <w:tr>
+        <w:tc>
+          <w:tcPr>
+            <w:tcW w:type="dxa" w:w="9746"/>
+            <w:shd w:val="clear" w:color="auto" w:fill="E8EAFF"/>
+          </w:tcPr>
+          <w:p>
+            <w:r/>
+            <w:r>
+              <w:rPr>
+                <w:b/>
+                <w:color w:val="121F8F"/>
+              </w:rPr>
+              <w:t xml:space="preserve">Dica: </w:t>
+            </w:r>
+            <w:r>
+              <w:t>se aparecer a pergunta "Continuar conectado?", responda Sim no seu computador pessoal. Se não conseguir entrar, avise o professor pelo grupo da turma antes da aula.</w:t>
+            </w:r>
+          </w:p>
+        </w:tc>
+      </w:tr>
+    </w:tbl>
+    <w:p/>
+    <w:p>
+      <w:pPr>
+        <w:pStyle w:val="Heading1"/>
+      </w:pPr>
+      <w:r>
+        <w:rPr>
+          <w:color w:val="121F8F"/>
+        </w:rPr>
+        <w:t>4. Cronograma da aula</w:t>
+      </w:r>
+    </w:p>
+    <w:tbl>
+      <w:tblPr>
+        <w:tblStyle w:val="TableGrid"/>
+        <w:tblW w:type="auto" w:w="0"/>
+        <w:tblLayout w:type="fixed"/>
+        <w:tblLook w:firstColumn="1" w:firstRow="1" w:lastColumn="0" w:lastRow="0" w:noHBand="0" w:noVBand="1" w:val="04A0"/>
+      </w:tblPr>
+      <w:tblGrid>
+        <w:gridCol w:w="6804"/>
+        <w:gridCol w:w="2551"/>
+      </w:tblGrid>
+      <w:tr>
+        <w:tc>
+          <w:tcPr>
+            <w:tcW w:type="dxa" w:w="6803"/>
+            <w:shd w:val="clear" w:color="auto" w:fill="121F8F"/>
+          </w:tcPr>
+          <w:p>
+            <w:r>
+              <w:rPr>
+                <w:sz w:val="20"/>
+              </w:rPr>
+            </w:r>
+            <w:r>
+              <w:rPr>
+                <w:b/>
+                <w:color w:val="FFFFFF"/>
+                <w:sz w:val="20"/>
+              </w:rPr>
+              <w:t>Etapa</w:t>
+            </w:r>
+          </w:p>
+        </w:tc>
+        <w:tc>
+          <w:tcPr>
+            <w:tcW w:type="dxa" w:w="2551"/>
+            <w:shd w:val="clear" w:color="auto" w:fill="121F8F"/>
+          </w:tcPr>
+          <w:p>
+            <w:r>
+              <w:rPr>
+                <w:sz w:val="20"/>
+              </w:rPr>
+            </w:r>
+            <w:r>
+              <w:rPr>
+                <w:b/>
+                <w:color w:val="FFFFFF"/>
+                <w:sz w:val="20"/>
+              </w:rPr>
+              <w:t>Tempo</w:t>
+            </w:r>
+          </w:p>
+        </w:tc>
+      </w:tr>
+      <w:tr>
+        <w:tc>
+          <w:tcPr>
+            <w:tcW w:type="dxa" w:w="6803"/>
+          </w:tcPr>
+          <w:p>
+            <w:r>
+              <w:rPr>
+                <w:sz w:val="20"/>
+              </w:rPr>
+              <w:t>Apresentação e demonstração</w:t>
+            </w:r>
+          </w:p>
+        </w:tc>
+        <w:tc>
+          <w:tcPr>
+            <w:tcW w:type="dxa" w:w="2551"/>
+          </w:tcPr>
+          <w:p>
+            <w:r>
+              <w:rPr>
+                <w:sz w:val="20"/>
+              </w:rPr>
+              <w:t>45 min</w:t>
+            </w:r>
+          </w:p>
+        </w:tc>
+      </w:tr>
+      <w:tr>
+        <w:tc>
+          <w:tcPr>
+            <w:tcW w:type="dxa" w:w="6803"/>
+          </w:tcPr>
+          <w:p>
+            <w:r>
+              <w:rPr>
+                <w:sz w:val="20"/>
+              </w:rPr>
+              <w:t>Parte 1 – Entrar no projeto e conhecer o ambiente</w:t>
+            </w:r>
+          </w:p>
+        </w:tc>
+        <w:tc>
+          <w:tcPr>
+            <w:tcW w:type="dxa" w:w="2551"/>
+          </w:tcPr>
+          <w:p>
+            <w:r>
+              <w:rPr>
+                <w:sz w:val="20"/>
+              </w:rPr>
+              <w:t>10 min</w:t>
+            </w:r>
+          </w:p>
+        </w:tc>
+      </w:tr>
+      <w:tr>
+        <w:tc>
+          <w:tcPr>
+            <w:tcW w:type="dxa" w:w="6803"/>
+          </w:tcPr>
+          <w:p>
+            <w:r>
+              <w:rPr>
+                <w:sz w:val="20"/>
+              </w:rPr>
+              <w:t>Parte 2 – Papéis e regras de preenchimento</w:t>
+            </w:r>
+          </w:p>
+        </w:tc>
+        <w:tc>
+          <w:tcPr>
+            <w:tcW w:type="dxa" w:w="2551"/>
+          </w:tcPr>
+          <w:p>
+            <w:r>
+              <w:rPr>
+                <w:sz w:val="20"/>
+              </w:rPr>
+              <w:t>15 min</w:t>
+            </w:r>
+          </w:p>
+        </w:tc>
+      </w:tr>
+      <w:tr>
+        <w:tc>
+          <w:tcPr>
+            <w:tcW w:type="dxa" w:w="6803"/>
+          </w:tcPr>
+          <w:p>
+            <w:r>
+              <w:rPr>
+                <w:sz w:val="20"/>
+              </w:rPr>
+              <w:t>Parte 3 – Criar o backlog</w:t>
+            </w:r>
+          </w:p>
+        </w:tc>
+        <w:tc>
+          <w:tcPr>
+            <w:tcW w:type="dxa" w:w="2551"/>
+          </w:tcPr>
+          <w:p>
+            <w:r>
+              <w:rPr>
+                <w:sz w:val="20"/>
+              </w:rPr>
+              <w:t>45 min</w:t>
+            </w:r>
+          </w:p>
+        </w:tc>
+      </w:tr>
+      <w:tr>
+        <w:tc>
+          <w:tcPr>
+            <w:tcW w:type="dxa" w:w="6803"/>
+          </w:tcPr>
+          <w:p>
+            <w:r>
+              <w:rPr>
+                <w:sz w:val="20"/>
+              </w:rPr>
+              <w:t>Parte 4 – Refinar, priorizar e estimar</w:t>
+            </w:r>
+          </w:p>
+        </w:tc>
+        <w:tc>
+          <w:tcPr>
+            <w:tcW w:type="dxa" w:w="2551"/>
+          </w:tcPr>
+          <w:p>
+            <w:r>
+              <w:rPr>
+                <w:sz w:val="20"/>
+              </w:rPr>
+              <w:t>25 min</w:t>
+            </w:r>
+          </w:p>
+        </w:tc>
+      </w:tr>
+      <w:tr>
+        <w:tc>
+          <w:tcPr>
+            <w:tcW w:type="dxa" w:w="6803"/>
+          </w:tcPr>
+          <w:p>
+            <w:r>
+              <w:rPr>
+                <w:sz w:val="20"/>
+              </w:rPr>
+              <w:t>Parte 5 – Sprint e board</w:t>
+            </w:r>
+          </w:p>
+        </w:tc>
+        <w:tc>
+          <w:tcPr>
+            <w:tcW w:type="dxa" w:w="2551"/>
+          </w:tcPr>
+          <w:p>
+            <w:r>
+              <w:rPr>
+                <w:sz w:val="20"/>
+              </w:rPr>
+              <w:t>25 min</w:t>
+            </w:r>
+          </w:p>
+        </w:tc>
+      </w:tr>
+      <w:tr>
+        <w:tc>
+          <w:tcPr>
+            <w:tcW w:type="dxa" w:w="6803"/>
+          </w:tcPr>
+          <w:p>
+            <w:r>
+              <w:rPr>
+                <w:sz w:val="20"/>
+              </w:rPr>
+              <w:t>Parte 6 – Pipeline e evidência de entrega</w:t>
+            </w:r>
+          </w:p>
+        </w:tc>
+        <w:tc>
+          <w:tcPr>
+            <w:tcW w:type="dxa" w:w="2551"/>
+          </w:tcPr>
+          <w:p>
+            <w:r>
+              <w:rPr>
+                <w:sz w:val="20"/>
+              </w:rPr>
+              <w:t>20 min</w:t>
+            </w:r>
+          </w:p>
+        </w:tc>
+      </w:tr>
+      <w:tr>
+        <w:tc>
+          <w:tcPr>
+            <w:tcW w:type="dxa" w:w="6803"/>
+          </w:tcPr>
+          <w:p>
+            <w:r>
+              <w:rPr>
+                <w:sz w:val="20"/>
+              </w:rPr>
+              <w:t>Parte 7 – Consultas e dashboard</w:t>
+            </w:r>
+          </w:p>
+        </w:tc>
+        <w:tc>
+          <w:tcPr>
+            <w:tcW w:type="dxa" w:w="2551"/>
+          </w:tcPr>
+          <w:p>
+            <w:r>
+              <w:rPr>
+                <w:sz w:val="20"/>
+              </w:rPr>
+              <w:t>30 min</w:t>
+            </w:r>
+          </w:p>
+        </w:tc>
+      </w:tr>
+      <w:tr>
+        <w:tc>
+          <w:tcPr>
+            <w:tcW w:type="dxa" w:w="6803"/>
+          </w:tcPr>
+          <w:p>
+            <w:r>
+              <w:rPr>
+                <w:sz w:val="20"/>
+              </w:rPr>
+              <w:t>Parte 8 – Apresentação das equipes (4 min cada)</w:t>
+            </w:r>
+          </w:p>
+        </w:tc>
+        <w:tc>
+          <w:tcPr>
+            <w:tcW w:type="dxa" w:w="2551"/>
+          </w:tcPr>
+          <w:p>
+            <w:r>
+              <w:rPr>
+                <w:sz w:val="20"/>
+              </w:rPr>
+              <w:t>20 min</w:t>
+            </w:r>
+          </w:p>
+        </w:tc>
+      </w:tr>
+    </w:tbl>
+    <w:p/>
+    <w:p>
+      <w:pPr>
+        <w:pStyle w:val="Heading1"/>
+      </w:pPr>
+      <w:r>
+        <w:rPr>
+          <w:color w:val="121F8F"/>
+        </w:rPr>
+        <w:t>5. Papéis dentro da equipe</w:t>
+      </w:r>
+    </w:p>
+    <w:p>
+      <w:r>
+        <w:rPr>
+          <w:i w:val="0"/>
+        </w:rPr>
+        <w:t>Distribuam os papéis nos primeiros minutos. Todos criam e editam itens; o papel indica quem cuida de cada parte.</w:t>
       </w:r>
     </w:p>
     <w:tbl>
@@ -694,581 +1182,7 @@
         <w:tc>
           <w:tcPr>
             <w:tcW w:type="dxa" w:w="2835"/>
-            <w:shd w:val="clear" w:color="auto" w:fill="005A9E"/>
-          </w:tcPr>
-          <w:p>
-            <w:r>
-              <w:rPr>
-                <w:sz w:val="20"/>
-              </w:rPr>
-            </w:r>
-            <w:r>
-              <w:rPr>
-                <w:b/>
-                <w:color w:val="FFFFFF"/>
-                <w:sz w:val="20"/>
-              </w:rPr>
-              <w:t>Item</w:t>
-            </w:r>
-          </w:p>
-        </w:tc>
-        <w:tc>
-          <w:tcPr>
-            <w:tcW w:type="dxa" w:w="6520"/>
-            <w:shd w:val="clear" w:color="auto" w:fill="005A9E"/>
-          </w:tcPr>
-          <w:p>
-            <w:r>
-              <w:rPr>
-                <w:sz w:val="20"/>
-              </w:rPr>
-            </w:r>
-            <w:r>
-              <w:rPr>
-                <w:b/>
-                <w:color w:val="FFFFFF"/>
-                <w:sz w:val="20"/>
-              </w:rPr>
-              <w:t>Valor</w:t>
-            </w:r>
-          </w:p>
-        </w:tc>
-      </w:tr>
-      <w:tr>
-        <w:tc>
-          <w:tcPr>
-            <w:tcW w:type="dxa" w:w="2835"/>
-          </w:tcPr>
-          <w:p>
-            <w:r>
-              <w:rPr>
-                <w:sz w:val="20"/>
-              </w:rPr>
-              <w:t>Usuários</w:t>
-            </w:r>
-          </w:p>
-        </w:tc>
-        <w:tc>
-          <w:tcPr>
-            <w:tcW w:type="dxa" w:w="6520"/>
-          </w:tcPr>
-          <w:p>
-            <w:r>
-              <w:rPr>
-                <w:sz w:val="20"/>
-              </w:rPr>
-              <w:t>24 alunos + professor = 25</w:t>
-            </w:r>
-          </w:p>
-        </w:tc>
-      </w:tr>
-      <w:tr>
-        <w:tc>
-          <w:tcPr>
-            <w:tcW w:type="dxa" w:w="2835"/>
-          </w:tcPr>
-          <w:p>
-            <w:r>
-              <w:rPr>
-                <w:sz w:val="20"/>
-              </w:rPr>
-              <w:t>Gratuitos</w:t>
-            </w:r>
-          </w:p>
-        </w:tc>
-        <w:tc>
-          <w:tcPr>
-            <w:tcW w:type="dxa" w:w="6520"/>
-          </w:tcPr>
-          <w:p>
-            <w:r>
-              <w:rPr>
-                <w:sz w:val="20"/>
-              </w:rPr>
-              <w:t>5 Basic</w:t>
-            </w:r>
-          </w:p>
-        </w:tc>
-      </w:tr>
-      <w:tr>
-        <w:tc>
-          <w:tcPr>
-            <w:tcW w:type="dxa" w:w="2835"/>
-          </w:tcPr>
-          <w:p>
-            <w:r>
-              <w:rPr>
-                <w:sz w:val="20"/>
-              </w:rPr>
-              <w:t>Pagos</w:t>
-            </w:r>
-          </w:p>
-        </w:tc>
-        <w:tc>
-          <w:tcPr>
-            <w:tcW w:type="dxa" w:w="6520"/>
-          </w:tcPr>
-          <w:p>
-            <w:r>
-              <w:rPr>
-                <w:sz w:val="20"/>
-              </w:rPr>
-              <w:t>20 × US$ 6 ÷ 31 dias ≈ US$ 3,90 por dia</w:t>
-            </w:r>
-          </w:p>
-        </w:tc>
-      </w:tr>
-      <w:tr>
-        <w:tc>
-          <w:tcPr>
-            <w:tcW w:type="dxa" w:w="2835"/>
-          </w:tcPr>
-          <w:p>
-            <w:r>
-              <w:rPr>
-                <w:sz w:val="20"/>
-              </w:rPr>
-              <w:t>Após a aula</w:t>
-            </w:r>
-          </w:p>
-        </w:tc>
-        <w:tc>
-          <w:tcPr>
-            <w:tcW w:type="dxa" w:w="6520"/>
-          </w:tcPr>
-          <w:p>
-            <w:r>
-              <w:rPr>
-                <w:sz w:val="20"/>
-              </w:rPr>
-              <w:t>Mudar todos para Stakeholder ou remover da organização (a cobrança para)</w:t>
-            </w:r>
-          </w:p>
-        </w:tc>
-      </w:tr>
-    </w:tbl>
-    <w:p/>
-    <w:p>
-      <w:pPr>
-        <w:pStyle w:val="ListBullet"/>
-      </w:pPr>
-      <w:r>
-        <w:rPr>
-          <w:b/>
-        </w:rPr>
-        <w:t xml:space="preserve">Cobrança: </w:t>
-      </w:r>
-      <w:r>
-        <w:t>Organization settings → Billing → Set up billing, vinculando a sua assinatura Azure. Isso também libera o job gratuito de Pipelines, útil para a demonstração.</w:t>
-      </w:r>
-    </w:p>
-    <w:p>
-      <w:pPr>
-        <w:pStyle w:val="ListBullet"/>
-      </w:pPr>
-      <w:r>
-        <w:rPr>
-          <w:b/>
-        </w:rPr>
-        <w:t xml:space="preserve">Nível padrão: </w:t>
-      </w:r>
-      <w:r>
-        <w:t>em Billing, definir Default access level = Basic.</w:t>
-      </w:r>
-    </w:p>
-    <w:p>
-      <w:pPr>
-        <w:pStyle w:val="ListBullet"/>
-      </w:pPr>
-      <w:r>
-        <w:rPr>
-          <w:b/>
-        </w:rPr>
-        <w:t xml:space="preserve">Convite: </w:t>
-      </w:r>
-      <w:r>
-        <w:t>Organization settings → Users → Add users, colando os e-mails separados por ';', com Access level = Basic, o projeto da equipe e o grupo Project Contributors. Em organização ligada ao Entra ID, os convidados entram como Guest.</w:t>
-      </w:r>
-    </w:p>
-    <w:p>
-      <w:pPr>
-        <w:pStyle w:val="ListBullet"/>
-      </w:pPr>
-      <w:r>
-        <w:rPr>
-          <w:b/>
-        </w:rPr>
-        <w:t xml:space="preserve">Papel de Gerente do Projeto: </w:t>
-      </w:r>
-      <w:r>
-        <w:t>continua existindo como papel na dinâmica (quem conduz a priorização e a Sprint), mas não depende mais de licença.</w:t>
-      </w:r>
-    </w:p>
-    <w:p>
-      <w:pPr>
-        <w:pStyle w:val="Heading1"/>
-      </w:pPr>
-      <w:r>
-        <w:rPr>
-          <w:color w:val="005A9E"/>
-        </w:rPr>
-        <w:t>4. Composição das equipes</w:t>
-      </w:r>
-    </w:p>
-    <w:p>
-      <w:r>
-        <w:t>24 alunos divididos em 4 equipes de 6. A composição das equipes é informada pelo professor em sala.</w:t>
-      </w:r>
-    </w:p>
-    <w:tbl>
-      <w:tblPr>
-        <w:tblStyle w:val="TableGrid"/>
-        <w:tblW w:type="auto" w:w="0"/>
-        <w:tblLayout w:type="fixed"/>
-        <w:tblLook w:firstColumn="1" w:firstRow="1" w:lastColumn="0" w:lastRow="0" w:noHBand="0" w:noVBand="1" w:val="04A0"/>
-      </w:tblPr>
-      <w:tblGrid>
-        <w:gridCol w:w="1701"/>
-        <w:gridCol w:w="1701"/>
-        <w:gridCol w:w="2835"/>
-        <w:gridCol w:w="3118"/>
-      </w:tblGrid>
-      <w:tr>
-        <w:tc>
-          <w:tcPr>
-            <w:tcW w:type="dxa" w:w="1701"/>
-            <w:shd w:val="clear" w:color="auto" w:fill="005A9E"/>
-          </w:tcPr>
-          <w:p>
-            <w:r>
-              <w:rPr>
-                <w:sz w:val="20"/>
-              </w:rPr>
-            </w:r>
-            <w:r>
-              <w:rPr>
-                <w:b/>
-                <w:color w:val="FFFFFF"/>
-                <w:sz w:val="20"/>
-              </w:rPr>
-              <w:t>Equipe</w:t>
-            </w:r>
-          </w:p>
-        </w:tc>
-        <w:tc>
-          <w:tcPr>
-            <w:tcW w:type="dxa" w:w="1701"/>
-            <w:shd w:val="clear" w:color="auto" w:fill="005A9E"/>
-          </w:tcPr>
-          <w:p>
-            <w:r>
-              <w:rPr>
-                <w:sz w:val="20"/>
-              </w:rPr>
-            </w:r>
-            <w:r>
-              <w:rPr>
-                <w:b/>
-                <w:color w:val="FFFFFF"/>
-                <w:sz w:val="20"/>
-              </w:rPr>
-              <w:t>Processo</w:t>
-            </w:r>
-          </w:p>
-        </w:tc>
-        <w:tc>
-          <w:tcPr>
-            <w:tcW w:type="dxa" w:w="2835"/>
-            <w:shd w:val="clear" w:color="auto" w:fill="005A9E"/>
-          </w:tcPr>
-          <w:p>
-            <w:r>
-              <w:rPr>
-                <w:sz w:val="20"/>
-              </w:rPr>
-            </w:r>
-            <w:r>
-              <w:rPr>
-                <w:b/>
-                <w:color w:val="FFFFFF"/>
-                <w:sz w:val="20"/>
-              </w:rPr>
-              <w:t>Projeto</w:t>
-            </w:r>
-          </w:p>
-        </w:tc>
-        <w:tc>
-          <w:tcPr>
-            <w:tcW w:type="dxa" w:w="3118"/>
-            <w:shd w:val="clear" w:color="auto" w:fill="005A9E"/>
-          </w:tcPr>
-          <w:p>
-            <w:r>
-              <w:rPr>
-                <w:sz w:val="20"/>
-              </w:rPr>
-            </w:r>
-            <w:r>
-              <w:rPr>
-                <w:b/>
-                <w:color w:val="FFFFFF"/>
-                <w:sz w:val="20"/>
-              </w:rPr>
-              <w:t>Integrantes</w:t>
-            </w:r>
-          </w:p>
-        </w:tc>
-      </w:tr>
-      <w:tr>
-        <w:tc>
-          <w:tcPr>
-            <w:tcW w:type="dxa" w:w="1701"/>
-          </w:tcPr>
-          <w:p>
-            <w:r>
-              <w:rPr>
-                <w:sz w:val="20"/>
-              </w:rPr>
-              <w:t>Equipe 01</w:t>
-            </w:r>
-          </w:p>
-        </w:tc>
-        <w:tc>
-          <w:tcPr>
-            <w:tcW w:type="dxa" w:w="1701"/>
-          </w:tcPr>
-          <w:p>
-            <w:r>
-              <w:rPr>
-                <w:sz w:val="20"/>
-              </w:rPr>
-              <w:t>Basic</w:t>
-            </w:r>
-          </w:p>
-        </w:tc>
-        <w:tc>
-          <w:tcPr>
-            <w:tcW w:type="dxa" w:w="2835"/>
-          </w:tcPr>
-          <w:p>
-            <w:r>
-              <w:rPr>
-                <w:sz w:val="20"/>
-              </w:rPr>
-              <w:t>01-basic-portal</w:t>
-            </w:r>
-          </w:p>
-        </w:tc>
-        <w:tc>
-          <w:tcPr>
-            <w:tcW w:type="dxa" w:w="3118"/>
-          </w:tcPr>
-          <w:p>
-            <w:r>
-              <w:rPr>
-                <w:sz w:val="20"/>
-              </w:rPr>
-              <w:t>6 alunos</w:t>
-            </w:r>
-          </w:p>
-        </w:tc>
-      </w:tr>
-      <w:tr>
-        <w:tc>
-          <w:tcPr>
-            <w:tcW w:type="dxa" w:w="1701"/>
-          </w:tcPr>
-          <w:p>
-            <w:r>
-              <w:rPr>
-                <w:sz w:val="20"/>
-              </w:rPr>
-              <w:t>Equipe 02</w:t>
-            </w:r>
-          </w:p>
-        </w:tc>
-        <w:tc>
-          <w:tcPr>
-            <w:tcW w:type="dxa" w:w="1701"/>
-          </w:tcPr>
-          <w:p>
-            <w:r>
-              <w:rPr>
-                <w:sz w:val="20"/>
-              </w:rPr>
-              <w:t>Agile</w:t>
-            </w:r>
-          </w:p>
-        </w:tc>
-        <w:tc>
-          <w:tcPr>
-            <w:tcW w:type="dxa" w:w="2835"/>
-          </w:tcPr>
-          <w:p>
-            <w:r>
-              <w:rPr>
-                <w:sz w:val="20"/>
-              </w:rPr>
-              <w:t>02-agile-delivery</w:t>
-            </w:r>
-          </w:p>
-        </w:tc>
-        <w:tc>
-          <w:tcPr>
-            <w:tcW w:type="dxa" w:w="3118"/>
-          </w:tcPr>
-          <w:p>
-            <w:r>
-              <w:rPr>
-                <w:sz w:val="20"/>
-              </w:rPr>
-              <w:t>6 alunos</w:t>
-            </w:r>
-          </w:p>
-        </w:tc>
-      </w:tr>
-      <w:tr>
-        <w:tc>
-          <w:tcPr>
-            <w:tcW w:type="dxa" w:w="1701"/>
-          </w:tcPr>
-          <w:p>
-            <w:r>
-              <w:rPr>
-                <w:sz w:val="20"/>
-              </w:rPr>
-              <w:t>Equipe 03</w:t>
-            </w:r>
-          </w:p>
-        </w:tc>
-        <w:tc>
-          <w:tcPr>
-            <w:tcW w:type="dxa" w:w="1701"/>
-          </w:tcPr>
-          <w:p>
-            <w:r>
-              <w:rPr>
-                <w:sz w:val="20"/>
-              </w:rPr>
-              <w:t>Scrum</w:t>
-            </w:r>
-          </w:p>
-        </w:tc>
-        <w:tc>
-          <w:tcPr>
-            <w:tcW w:type="dxa" w:w="2835"/>
-          </w:tcPr>
-          <w:p>
-            <w:r>
-              <w:rPr>
-                <w:sz w:val="20"/>
-              </w:rPr>
-              <w:t>03-scrum-banking</w:t>
-            </w:r>
-          </w:p>
-        </w:tc>
-        <w:tc>
-          <w:tcPr>
-            <w:tcW w:type="dxa" w:w="3118"/>
-          </w:tcPr>
-          <w:p>
-            <w:r>
-              <w:rPr>
-                <w:sz w:val="20"/>
-              </w:rPr>
-              <w:t>6 alunos</w:t>
-            </w:r>
-          </w:p>
-        </w:tc>
-      </w:tr>
-      <w:tr>
-        <w:tc>
-          <w:tcPr>
-            <w:tcW w:type="dxa" w:w="1701"/>
-          </w:tcPr>
-          <w:p>
-            <w:r>
-              <w:rPr>
-                <w:sz w:val="20"/>
-              </w:rPr>
-              <w:t>Equipe 04</w:t>
-            </w:r>
-          </w:p>
-        </w:tc>
-        <w:tc>
-          <w:tcPr>
-            <w:tcW w:type="dxa" w:w="1701"/>
-          </w:tcPr>
-          <w:p>
-            <w:r>
-              <w:rPr>
-                <w:sz w:val="20"/>
-              </w:rPr>
-              <w:t>CMMI</w:t>
-            </w:r>
-          </w:p>
-        </w:tc>
-        <w:tc>
-          <w:tcPr>
-            <w:tcW w:type="dxa" w:w="2835"/>
-          </w:tcPr>
-          <w:p>
-            <w:r>
-              <w:rPr>
-                <w:sz w:val="20"/>
-              </w:rPr>
-              <w:t>04-cmmi-governance</w:t>
-            </w:r>
-          </w:p>
-        </w:tc>
-        <w:tc>
-          <w:tcPr>
-            <w:tcW w:type="dxa" w:w="3118"/>
-          </w:tcPr>
-          <w:p>
-            <w:r>
-              <w:rPr>
-                <w:sz w:val="20"/>
-              </w:rPr>
-              <w:t>6 alunos</w:t>
-            </w:r>
-          </w:p>
-        </w:tc>
-      </w:tr>
-    </w:tbl>
-    <w:p/>
-    <w:p>
-      <w:pPr>
-        <w:pStyle w:val="Heading1"/>
-      </w:pPr>
-      <w:r>
-        <w:rPr>
-          <w:color w:val="005A9E"/>
-        </w:rPr>
-        <w:t>5. Papéis dentro da equipe</w:t>
-      </w:r>
-    </w:p>
-    <w:p>
-      <w:r>
-        <w:t>Cada equipe tem 6 pessoas. Os papéis garantem que todos participem, inclusive quem não é da área de tecnologia:</w:t>
-      </w:r>
-    </w:p>
-    <w:tbl>
-      <w:tblPr>
-        <w:tblStyle w:val="TableGrid"/>
-        <w:tblW w:type="auto" w:w="0"/>
-        <w:tblLayout w:type="fixed"/>
-        <w:tblLook w:firstColumn="1" w:firstRow="1" w:lastColumn="0" w:lastRow="0" w:noHBand="0" w:noVBand="1" w:val="04A0"/>
-      </w:tblPr>
-      <w:tblGrid>
-        <w:gridCol w:w="2835"/>
-        <w:gridCol w:w="6520"/>
-      </w:tblGrid>
-      <w:tr>
-        <w:tc>
-          <w:tcPr>
-            <w:tcW w:type="dxa" w:w="2835"/>
-            <w:shd w:val="clear" w:color="auto" w:fill="005A9E"/>
+            <w:shd w:val="clear" w:color="auto" w:fill="121F8F"/>
           </w:tcPr>
           <w:p>
             <w:r>
@@ -1289,7 +1203,7 @@
         <w:tc>
           <w:tcPr>
             <w:tcW w:type="dxa" w:w="6520"/>
-            <w:shd w:val="clear" w:color="auto" w:fill="005A9E"/>
+            <w:shd w:val="clear" w:color="auto" w:fill="121F8F"/>
           </w:tcPr>
           <w:p>
             <w:r>
@@ -1303,7 +1217,7 @@
                 <w:color w:val="FFFFFF"/>
                 <w:sz w:val="20"/>
               </w:rPr>
-              <w:t>Responsabilidade na prática</w:t>
+              <w:t>Responsabilidade</w:t>
             </w:r>
           </w:p>
         </w:tc>
@@ -1443,7 +1357,7 @@
               <w:rPr>
                 <w:sz w:val="20"/>
               </w:rPr>
-              <w:t>Cria as consultas e o dashboard da equipe</w:t>
+              <w:t>Cria as consultas e o dashboard</w:t>
             </w:r>
           </w:p>
         </w:tc>
@@ -1479,14 +1393,1119 @@
     </w:tbl>
     <w:p/>
     <w:p>
+      <w:r>
+        <w:br w:type="page"/>
+      </w:r>
+    </w:p>
+    <w:p>
       <w:pPr>
         <w:pStyle w:val="Heading1"/>
       </w:pPr>
       <w:r>
         <w:rPr>
-          <w:color w:val="005A9E"/>
+          <w:color w:val="121F8F"/>
         </w:rPr>
-        <w:t>6. Roteiro da prática (docs/roteiro-hands-on.md)</w:t>
+        <w:t>6. Passo a passo da prática</w:t>
+      </w:r>
+    </w:p>
+    <w:p>
+      <w:r>
+        <w:rPr>
+          <w:i/>
+        </w:rPr>
+        <w:t>A interface pode aparecer em inglês ou português. Os nomes abaixo estão em inglês, com a tradução entre parênteses quando for diferente.</w:t>
+      </w:r>
+    </w:p>
+    <w:p>
+      <w:pPr>
+        <w:pStyle w:val="Heading2"/>
+      </w:pPr>
+      <w:r>
+        <w:t>Parte 1 – Entrar no projeto e conhecer o ambiente (10 min)</w:t>
+      </w:r>
+    </w:p>
+    <w:p>
+      <w:pPr>
+        <w:spacing w:after="60"/>
+        <w:ind w:left="454" w:hanging="340"/>
+      </w:pPr>
+      <w:r>
+        <w:rPr>
+          <w:b/>
+        </w:rPr>
+        <w:t xml:space="preserve">1. </w:t>
+      </w:r>
+      <w:r>
+        <w:rPr>
+          <w:b/>
+        </w:rPr>
+        <w:t xml:space="preserve">Abra </w:t>
+      </w:r>
+      <w:r>
+        <w:t>https://dev.azure.com/unifor-mba-gp-2026 e clique no projeto da sua equipe.</w:t>
+      </w:r>
+    </w:p>
+    <w:p>
+      <w:pPr>
+        <w:spacing w:after="60"/>
+        <w:ind w:left="454" w:hanging="340"/>
+      </w:pPr>
+      <w:r>
+        <w:rPr>
+          <w:b/>
+        </w:rPr>
+        <w:t xml:space="preserve">2. </w:t>
+      </w:r>
+      <w:r>
+        <w:rPr>
+          <w:b/>
+        </w:rPr>
+        <w:t xml:space="preserve">No menu à esquerda, identifique </w:t>
+      </w:r>
+      <w:r>
+        <w:t>Overview, Boards, Repos e Pipelines.</w:t>
+      </w:r>
+    </w:p>
+    <w:p>
+      <w:pPr>
+        <w:spacing w:after="60"/>
+        <w:ind w:left="454" w:hanging="340"/>
+      </w:pPr>
+      <w:r>
+        <w:rPr>
+          <w:b/>
+        </w:rPr>
+        <w:t xml:space="preserve">3. </w:t>
+      </w:r>
+      <w:r>
+        <w:rPr>
+          <w:b/>
+        </w:rPr>
+        <w:t xml:space="preserve">Abra Repos &gt; Files </w:t>
+      </w:r>
+      <w:r>
+        <w:t>e localize a pasta docs. Abra docs/campos-work-items.md e o guia do seu processo em docs/processos.</w:t>
+      </w:r>
+    </w:p>
+    <w:p>
+      <w:pPr>
+        <w:spacing w:after="60"/>
+        <w:ind w:left="454" w:hanging="340"/>
+      </w:pPr>
+      <w:r>
+        <w:rPr>
+          <w:b/>
+        </w:rPr>
+        <w:t xml:space="preserve">4. </w:t>
+      </w:r>
+      <w:r>
+        <w:rPr>
+          <w:b/>
+        </w:rPr>
+        <w:t xml:space="preserve">Abra Pipelines, </w:t>
+      </w:r>
+      <w:r>
+        <w:t>clique na pipeline da equipe e depois na execução já existente. Clique no job e veja as etapas: testes, validação, build, publicação do artefato e deploy simulado.</w:t>
+      </w:r>
+    </w:p>
+    <w:p>
+      <w:pPr>
+        <w:spacing w:after="60"/>
+        <w:ind w:left="454" w:hanging="340"/>
+      </w:pPr>
+      <w:r>
+        <w:rPr>
+          <w:b/>
+        </w:rPr>
+        <w:t xml:space="preserve">5. </w:t>
+      </w:r>
+      <w:r>
+        <w:rPr>
+          <w:b/>
+        </w:rPr>
+        <w:t xml:space="preserve">Na página da execução, </w:t>
+      </w:r>
+      <w:r>
+        <w:t>clique em "1 published" (1 publicado) para ver o artefato gerado.</w:t>
+      </w:r>
+    </w:p>
+    <w:p>
+      <w:pPr>
+        <w:pStyle w:val="Heading2"/>
+      </w:pPr>
+      <w:r>
+        <w:t>Parte 2 – Papéis e regras de preenchimento (15 min)</w:t>
+      </w:r>
+    </w:p>
+    <w:p>
+      <w:pPr>
+        <w:spacing w:after="60"/>
+        <w:ind w:left="454" w:hanging="340"/>
+      </w:pPr>
+      <w:r>
+        <w:rPr>
+          <w:b/>
+        </w:rPr>
+        <w:t xml:space="preserve">1. </w:t>
+      </w:r>
+      <w:r>
+        <w:t>Definam os papéis da seção 5.</w:t>
+      </w:r>
+    </w:p>
+    <w:p>
+      <w:pPr>
+        <w:spacing w:after="60"/>
+        <w:ind w:left="454" w:hanging="340"/>
+      </w:pPr>
+      <w:r>
+        <w:rPr>
+          <w:b/>
+        </w:rPr>
+        <w:t xml:space="preserve">2. </w:t>
+      </w:r>
+      <w:r>
+        <w:rPr>
+          <w:b/>
+        </w:rPr>
+        <w:t xml:space="preserve">Leiam juntos o guia de campos </w:t>
+      </w:r>
+      <w:r>
+        <w:t>(docs/campos-work-items.md): título, descrição, prioridade, estimativa, critérios de aceite e tags.</w:t>
+      </w:r>
+    </w:p>
+    <w:p>
+      <w:pPr>
+        <w:spacing w:after="60"/>
+        <w:ind w:left="454" w:hanging="340"/>
+      </w:pPr>
+      <w:r>
+        <w:rPr>
+          <w:b/>
+        </w:rPr>
+        <w:t xml:space="preserve">3. </w:t>
+      </w:r>
+      <w:r>
+        <w:rPr>
+          <w:b/>
+        </w:rPr>
+        <w:t xml:space="preserve">Combinem a escala de estimativa: </w:t>
+      </w:r>
+      <w:r>
+        <w:t>1, 2, 3, 5, 8 (13 = grande demais, precisa ser dividido).</w:t>
+      </w:r>
+    </w:p>
+    <w:p>
+      <w:pPr>
+        <w:spacing w:after="60"/>
+        <w:ind w:left="454" w:hanging="340"/>
+      </w:pPr>
+      <w:r>
+        <w:rPr>
+          <w:b/>
+        </w:rPr>
+        <w:t xml:space="preserve">4. </w:t>
+      </w:r>
+      <w:r>
+        <w:rPr>
+          <w:b/>
+        </w:rPr>
+        <w:t xml:space="preserve">Combinem a escala de prioridade: </w:t>
+      </w:r>
+      <w:r>
+        <w:t>1 = crítico/MVP, 2 = alto valor, 3 = complementar, 4 = pode ficar fora.</w:t>
+      </w:r>
+    </w:p>
+    <w:p>
+      <w:pPr>
+        <w:spacing w:after="60"/>
+        <w:ind w:left="454" w:hanging="340"/>
+      </w:pPr>
+      <w:r>
+        <w:rPr>
+          <w:b/>
+        </w:rPr>
+        <w:t xml:space="preserve">5. </w:t>
+      </w:r>
+      <w:r>
+        <w:rPr>
+          <w:b/>
+        </w:rPr>
+        <w:t xml:space="preserve">Regra de ouro: </w:t>
+      </w:r>
+      <w:r>
+        <w:t>se o campo existir no item, preencha o campo; se não existir, escreva a informação na descrição.</w:t>
+      </w:r>
+    </w:p>
+    <w:p>
+      <w:pPr>
+        <w:pStyle w:val="Heading2"/>
+      </w:pPr>
+      <w:r>
+        <w:t>Parte 3 – Criar o backlog (45 min)</w:t>
+      </w:r>
+    </w:p>
+    <w:p>
+      <w:r>
+        <w:rPr>
+          <w:i w:val="0"/>
+        </w:rPr>
+        <w:t>Use a tabela "Backlog realista" do guia do seu processo como ponto de partida. Vocês podem adaptar os itens, desde que mantenham a hierarquia e os mínimos da sua equipe (seção 7).</w:t>
+      </w:r>
+    </w:p>
+    <w:p>
+      <w:pPr>
+        <w:spacing w:after="60"/>
+        <w:ind w:left="454" w:hanging="340"/>
+      </w:pPr>
+      <w:r>
+        <w:rPr>
+          <w:b/>
+        </w:rPr>
+        <w:t xml:space="preserve">1. </w:t>
+      </w:r>
+      <w:r>
+        <w:rPr>
+          <w:b/>
+        </w:rPr>
+        <w:t xml:space="preserve">Vá em Boards &gt; Backlogs. </w:t>
+      </w:r>
+      <w:r>
+        <w:t>No canto superior direito, o seletor de nível mostra os níveis do seu processo (por exemplo Epics, Features, Stories). Escolha Epics.</w:t>
+      </w:r>
+    </w:p>
+    <w:p>
+      <w:pPr>
+        <w:spacing w:after="60"/>
+        <w:ind w:left="454" w:hanging="340"/>
+      </w:pPr>
+      <w:r>
+        <w:rPr>
+          <w:b/>
+        </w:rPr>
+        <w:t xml:space="preserve">2. </w:t>
+      </w:r>
+      <w:r>
+        <w:rPr>
+          <w:b/>
+        </w:rPr>
+        <w:t xml:space="preserve">Clique em + New Work Item (Novo item de trabalho), </w:t>
+      </w:r>
+      <w:r>
+        <w:t>digite o título do Epic e pressione Enter.</w:t>
+      </w:r>
+    </w:p>
+    <w:p>
+      <w:pPr>
+        <w:spacing w:after="60"/>
+        <w:ind w:left="454" w:hanging="340"/>
+      </w:pPr>
+      <w:r>
+        <w:rPr>
+          <w:b/>
+        </w:rPr>
+        <w:t xml:space="preserve">3. </w:t>
+      </w:r>
+      <w:r>
+        <w:rPr>
+          <w:b/>
+        </w:rPr>
+        <w:t xml:space="preserve">Clique no título do item para abri-lo </w:t>
+      </w:r>
+      <w:r>
+        <w:t>e preencha Description (Descrição), Assigned To (Atribuído a), Priority (Prioridade) e Tags. Clique em Save (Salvar).</w:t>
+      </w:r>
+    </w:p>
+    <w:p>
+      <w:pPr>
+        <w:spacing w:after="60"/>
+        <w:ind w:left="454" w:hanging="340"/>
+      </w:pPr>
+      <w:r>
+        <w:rPr>
+          <w:b/>
+        </w:rPr>
+        <w:t xml:space="preserve">4. </w:t>
+      </w:r>
+      <w:r>
+        <w:rPr>
+          <w:b/>
+        </w:rPr>
+        <w:t xml:space="preserve">Para criar um filho, </w:t>
+      </w:r>
+      <w:r>
+        <w:t>passe o mouse sobre a linha do item no backlog e clique no ícone +. O Azure DevOps já cria o item do nível de baixo ligado ao pai (Epic → Feature, Feature → item de backlog, item → Task).</w:t>
+      </w:r>
+    </w:p>
+    <w:p>
+      <w:pPr>
+        <w:spacing w:after="60"/>
+        <w:ind w:left="454" w:hanging="340"/>
+      </w:pPr>
+      <w:r>
+        <w:rPr>
+          <w:b/>
+        </w:rPr>
+        <w:t xml:space="preserve">5. </w:t>
+      </w:r>
+      <w:r>
+        <w:rPr>
+          <w:b/>
+        </w:rPr>
+        <w:t xml:space="preserve">Troque o nível no seletor </w:t>
+      </w:r>
+      <w:r>
+        <w:t>para ver e criar os itens de cada nível. Ative "Parents" (Pais) em View options (Opções de exibição) para enxergar a árvore completa.</w:t>
+      </w:r>
+    </w:p>
+    <w:p>
+      <w:pPr>
+        <w:spacing w:after="60"/>
+        <w:ind w:left="454" w:hanging="340"/>
+      </w:pPr>
+      <w:r>
+        <w:rPr>
+          <w:b/>
+        </w:rPr>
+        <w:t xml:space="preserve">6. </w:t>
+      </w:r>
+      <w:r>
+        <w:rPr>
+          <w:b/>
+        </w:rPr>
+        <w:t xml:space="preserve">Em cada item de backlog, </w:t>
+      </w:r>
+      <w:r>
+        <w:t>preencha a estimativa e os Acceptance Criteria (Critérios de aceite). Nas Tasks, preencha os campos de horas indicados na página da sua equipe.</w:t>
+      </w:r>
+    </w:p>
+    <w:p>
+      <w:pPr>
+        <w:spacing w:after="60"/>
+        <w:ind w:left="454" w:hanging="340"/>
+      </w:pPr>
+      <w:r>
+        <w:rPr>
+          <w:b/>
+        </w:rPr>
+        <w:t xml:space="preserve">7. </w:t>
+      </w:r>
+      <w:r>
+        <w:rPr>
+          <w:b/>
+        </w:rPr>
+        <w:t xml:space="preserve">Crie pelo menos um item de risco, bloqueio ou dependência </w:t>
+      </w:r>
+      <w:r>
+        <w:t>(use as tags risk, blocked ou dependency; no CMMI use também o tipo Risk).</w:t>
+      </w:r>
+    </w:p>
+    <w:tbl>
+      <w:tblPr>
+        <w:tblStyle w:val="TableGrid"/>
+        <w:tblW w:type="auto" w:w="0"/>
+        <w:tblLook w:firstColumn="1" w:firstRow="1" w:lastColumn="0" w:lastRow="0" w:noHBand="0" w:noVBand="1" w:val="04A0"/>
+      </w:tblPr>
+      <w:tblGrid>
+        <w:gridCol w:w="9746"/>
+      </w:tblGrid>
+      <w:tr>
+        <w:tc>
+          <w:tcPr>
+            <w:tcW w:type="dxa" w:w="9746"/>
+            <w:shd w:val="clear" w:color="auto" w:fill="E8EAFF"/>
+          </w:tcPr>
+          <w:p>
+            <w:r/>
+            <w:r>
+              <w:rPr>
+                <w:b/>
+                <w:color w:val="121F8F"/>
+              </w:rPr>
+              <w:t xml:space="preserve">Dica: </w:t>
+            </w:r>
+            <w:r>
+              <w:t>se um item não aparece no backlog, confira se ele está no nível certo e ligado ao pai correto. Dentro do item, a seção Related Work (Trabalho relacionado) mostra o pai e os filhos.</w:t>
+            </w:r>
+          </w:p>
+        </w:tc>
+      </w:tr>
+    </w:tbl>
+    <w:p/>
+    <w:p>
+      <w:pPr>
+        <w:pStyle w:val="Heading2"/>
+      </w:pPr>
+      <w:r>
+        <w:t>Parte 4 – Refinar, priorizar e estimar (25 min)</w:t>
+      </w:r>
+    </w:p>
+    <w:p>
+      <w:pPr>
+        <w:spacing w:after="60"/>
+        <w:ind w:left="454" w:hanging="340"/>
+      </w:pPr>
+      <w:r>
+        <w:rPr>
+          <w:b/>
+        </w:rPr>
+        <w:t xml:space="preserve">1. </w:t>
+      </w:r>
+      <w:r>
+        <w:rPr>
+          <w:b/>
+        </w:rPr>
+        <w:t xml:space="preserve">Respondam em equipe: </w:t>
+      </w:r>
+      <w:r>
+        <w:t>o que entra no MVP? O que fica para depois? Qual item tem mais valor? Qual tem mais risco? Algum depende de outro?</w:t>
+      </w:r>
+    </w:p>
+    <w:p>
+      <w:pPr>
+        <w:spacing w:after="60"/>
+        <w:ind w:left="454" w:hanging="340"/>
+      </w:pPr>
+      <w:r>
+        <w:rPr>
+          <w:b/>
+        </w:rPr>
+        <w:t xml:space="preserve">2. </w:t>
+      </w:r>
+      <w:r>
+        <w:rPr>
+          <w:b/>
+        </w:rPr>
+        <w:t xml:space="preserve">Ordenem o backlog </w:t>
+      </w:r>
+      <w:r>
+        <w:t>arrastando os itens: o que está no topo é o mais prioritário.</w:t>
+      </w:r>
+    </w:p>
+    <w:p>
+      <w:pPr>
+        <w:spacing w:after="60"/>
+        <w:ind w:left="454" w:hanging="340"/>
+      </w:pPr>
+      <w:r>
+        <w:rPr>
+          <w:b/>
+        </w:rPr>
+        <w:t xml:space="preserve">3. </w:t>
+      </w:r>
+      <w:r>
+        <w:rPr>
+          <w:b/>
+        </w:rPr>
+        <w:t xml:space="preserve">Dividam itens estimados em 13 </w:t>
+      </w:r>
+      <w:r>
+        <w:t>ou que pareçam grandes demais em dois ou mais itens menores.</w:t>
+      </w:r>
+    </w:p>
+    <w:p>
+      <w:pPr>
+        <w:spacing w:after="60"/>
+        <w:ind w:left="454" w:hanging="340"/>
+      </w:pPr>
+      <w:r>
+        <w:rPr>
+          <w:b/>
+        </w:rPr>
+        <w:t xml:space="preserve">4. </w:t>
+      </w:r>
+      <w:r>
+        <w:rPr>
+          <w:b/>
+        </w:rPr>
+        <w:t xml:space="preserve">Registrem uma decisão: </w:t>
+      </w:r>
+      <w:r>
+        <w:t>abra um item importante e escreva na Discussion (Discussão) por que ele ficou nessa prioridade.</w:t>
+      </w:r>
+    </w:p>
+    <w:p>
+      <w:pPr>
+        <w:pStyle w:val="Heading2"/>
+      </w:pPr>
+      <w:r>
+        <w:t>Parte 5 – Sprint e board (25 min)</w:t>
+      </w:r>
+    </w:p>
+    <w:p>
+      <w:pPr>
+        <w:spacing w:after="60"/>
+        <w:ind w:left="454" w:hanging="340"/>
+      </w:pPr>
+      <w:r>
+        <w:rPr>
+          <w:b/>
+        </w:rPr>
+        <w:t xml:space="preserve">1. </w:t>
+      </w:r>
+      <w:r>
+        <w:rPr>
+          <w:b/>
+        </w:rPr>
+        <w:t xml:space="preserve">Vá em Boards &gt; Sprints </w:t>
+      </w:r>
+      <w:r>
+        <w:t>e selecione a sprint da sua equipe (datas 29/09 a 12/10/2026).</w:t>
+      </w:r>
+    </w:p>
+    <w:p>
+      <w:pPr>
+        <w:spacing w:after="60"/>
+        <w:ind w:left="454" w:hanging="340"/>
+      </w:pPr>
+      <w:r>
+        <w:rPr>
+          <w:b/>
+        </w:rPr>
+        <w:t xml:space="preserve">2. </w:t>
+      </w:r>
+      <w:r>
+        <w:rPr>
+          <w:b/>
+        </w:rPr>
+        <w:t xml:space="preserve">Leve os itens prioritários para a sprint: </w:t>
+      </w:r>
+      <w:r>
+        <w:t>em Boards &gt; Backlogs, abra View options &gt; Planning (Planejamento) e arraste os itens para a sprint no painel à direita. Outra forma: abra o item e mude o campo Iteration (Iteração).</w:t>
+      </w:r>
+    </w:p>
+    <w:p>
+      <w:pPr>
+        <w:spacing w:after="60"/>
+        <w:ind w:left="454" w:hanging="340"/>
+      </w:pPr>
+      <w:r>
+        <w:rPr>
+          <w:b/>
+        </w:rPr>
+        <w:t xml:space="preserve">3. </w:t>
+      </w:r>
+      <w:r>
+        <w:rPr>
+          <w:b/>
+        </w:rPr>
+        <w:t xml:space="preserve">Na aba Capacity (Capacidade) da sprint, </w:t>
+      </w:r>
+      <w:r>
+        <w:t>informe para cada integrante a atividade e as horas por dia. Horas simbólicas, entre 2h e 4h por pessoa.</w:t>
+      </w:r>
+    </w:p>
+    <w:p>
+      <w:pPr>
+        <w:spacing w:after="60"/>
+        <w:ind w:left="454" w:hanging="340"/>
+      </w:pPr>
+      <w:r>
+        <w:rPr>
+          <w:b/>
+        </w:rPr>
+        <w:t xml:space="preserve">4. </w:t>
+      </w:r>
+      <w:r>
+        <w:rPr>
+          <w:b/>
+        </w:rPr>
+        <w:t xml:space="preserve">Na aba Taskboard (Quadro de tarefas), </w:t>
+      </w:r>
+      <w:r>
+        <w:t>arraste as Tasks entre as colunas conforme o andamento.</w:t>
+      </w:r>
+    </w:p>
+    <w:p>
+      <w:pPr>
+        <w:spacing w:after="60"/>
+        <w:ind w:left="454" w:hanging="340"/>
+      </w:pPr>
+      <w:r>
+        <w:rPr>
+          <w:b/>
+        </w:rPr>
+        <w:t xml:space="preserve">5. </w:t>
+      </w:r>
+      <w:r>
+        <w:rPr>
+          <w:b/>
+        </w:rPr>
+        <w:t xml:space="preserve">Em Boards &gt; Boards, </w:t>
+      </w:r>
+      <w:r>
+        <w:t>movimentem os cards para simular o andamento: pelo menos um item não iniciado, um em andamento, um concluído e um bloqueado (tag blocked).</w:t>
+      </w:r>
+    </w:p>
+    <w:p>
+      <w:pPr>
+        <w:spacing w:after="60"/>
+        <w:ind w:left="454" w:hanging="340"/>
+      </w:pPr>
+      <w:r>
+        <w:rPr>
+          <w:b/>
+        </w:rPr>
+        <w:t xml:space="preserve">6. </w:t>
+      </w:r>
+      <w:r>
+        <w:rPr>
+          <w:b/>
+        </w:rPr>
+        <w:t xml:space="preserve">Ao concluir uma Task, </w:t>
+      </w:r>
+      <w:r>
+        <w:t>atualize Remaining Work (Trabalho restante) para 0.</w:t>
+      </w:r>
+    </w:p>
+    <w:p>
+      <w:pPr>
+        <w:pStyle w:val="Heading2"/>
+      </w:pPr>
+      <w:r>
+        <w:t>Parte 6 – Pipeline e evidência de entrega (20 min)</w:t>
+      </w:r>
+    </w:p>
+    <w:p>
+      <w:pPr>
+        <w:spacing w:after="60"/>
+        <w:ind w:left="454" w:hanging="340"/>
+      </w:pPr>
+      <w:r>
+        <w:rPr>
+          <w:b/>
+        </w:rPr>
+        <w:t xml:space="preserve">1. </w:t>
+      </w:r>
+      <w:r>
+        <w:rPr>
+          <w:b/>
+        </w:rPr>
+        <w:t xml:space="preserve">Vá em Pipelines, </w:t>
+      </w:r>
+      <w:r>
+        <w:t>abra a pipeline da equipe e clique em Run pipeline (Executar pipeline).</w:t>
+      </w:r>
+    </w:p>
+    <w:p>
+      <w:pPr>
+        <w:spacing w:after="60"/>
+        <w:ind w:left="454" w:hanging="340"/>
+      </w:pPr>
+      <w:r>
+        <w:rPr>
+          <w:b/>
+        </w:rPr>
+        <w:t xml:space="preserve">2. </w:t>
+      </w:r>
+      <w:r>
+        <w:rPr>
+          <w:b/>
+        </w:rPr>
+        <w:t xml:space="preserve">Preencha os parâmetros: </w:t>
+      </w:r>
+      <w:r>
+        <w:t>Ambiente simulado = homologacao; Nota da entrega = uma frase da equipe (ex.: "Primeira validação da Equipe 03"). Clique em Run.</w:t>
+      </w:r>
+    </w:p>
+    <w:p>
+      <w:pPr>
+        <w:spacing w:after="60"/>
+        <w:ind w:left="454" w:hanging="340"/>
+      </w:pPr>
+      <w:r>
+        <w:rPr>
+          <w:b/>
+        </w:rPr>
+        <w:t xml:space="preserve">3. </w:t>
+      </w:r>
+      <w:r>
+        <w:rPr>
+          <w:b/>
+        </w:rPr>
+        <w:t xml:space="preserve">Aguarde terminar </w:t>
+      </w:r>
+      <w:r>
+        <w:t>(poucos minutos). As equipes usam a mesma fila; se a execução ficar "Queued" (Na fila), é só esperar.</w:t>
+      </w:r>
+    </w:p>
+    <w:p>
+      <w:pPr>
+        <w:spacing w:after="60"/>
+        <w:ind w:left="454" w:hanging="340"/>
+      </w:pPr>
+      <w:r>
+        <w:rPr>
+          <w:b/>
+        </w:rPr>
+        <w:t xml:space="preserve">4. </w:t>
+      </w:r>
+      <w:r>
+        <w:rPr>
+          <w:b/>
+        </w:rPr>
+        <w:t xml:space="preserve">Abra o job </w:t>
+      </w:r>
+      <w:r>
+        <w:t>e confira cada etapa. Clique em "1 published" e identifique o artefato da equipe.</w:t>
+      </w:r>
+    </w:p>
+    <w:p>
+      <w:pPr>
+        <w:spacing w:after="60"/>
+        <w:ind w:left="454" w:hanging="340"/>
+      </w:pPr>
+      <w:r>
+        <w:rPr>
+          <w:b/>
+        </w:rPr>
+        <w:t xml:space="preserve">5. </w:t>
+      </w:r>
+      <w:r>
+        <w:rPr>
+          <w:b/>
+        </w:rPr>
+        <w:t xml:space="preserve">Copie o endereço da página da execução </w:t>
+      </w:r>
+      <w:r>
+        <w:t>e cole na Discussion do item que representa a entrega (ou crie uma Task "Registrar evidência da pipeline"). Adicione a tag pipeline.</w:t>
+      </w:r>
+    </w:p>
+    <w:p>
+      <w:pPr>
+        <w:pStyle w:val="Heading2"/>
+      </w:pPr>
+      <w:r>
+        <w:t>Parte 7 – Consultas e dashboard (30 min)</w:t>
+      </w:r>
+    </w:p>
+    <w:p>
+      <w:pPr>
+        <w:spacing w:after="60"/>
+        <w:ind w:left="454" w:hanging="340"/>
+      </w:pPr>
+      <w:r>
+        <w:rPr>
+          <w:b/>
+        </w:rPr>
+        <w:t xml:space="preserve">1. </w:t>
+      </w:r>
+      <w:r>
+        <w:rPr>
+          <w:b/>
+        </w:rPr>
+        <w:t xml:space="preserve">Vá em Boards &gt; Queries (Consultas) &gt; New query (Nova consulta). </w:t>
+      </w:r>
+      <w:r>
+        <w:t>Mantenha o tipo Flat list of work items.</w:t>
+      </w:r>
+    </w:p>
+    <w:p>
+      <w:pPr>
+        <w:spacing w:after="60"/>
+        <w:ind w:left="454" w:hanging="340"/>
+      </w:pPr>
+      <w:r>
+        <w:rPr>
+          <w:b/>
+        </w:rPr>
+        <w:t xml:space="preserve">2. </w:t>
+      </w:r>
+      <w:r>
+        <w:rPr>
+          <w:b/>
+        </w:rPr>
+        <w:t xml:space="preserve">Monte o filtro: </w:t>
+      </w:r>
+      <w:r>
+        <w:t>Work Item Type = o item de backlog da equipe (e/ou Task); State &lt;&gt; o estado final. Clique em Run query.</w:t>
+      </w:r>
+    </w:p>
+    <w:p>
+      <w:pPr>
+        <w:spacing w:after="60"/>
+        <w:ind w:left="454" w:hanging="340"/>
+      </w:pPr>
+      <w:r>
+        <w:rPr>
+          <w:b/>
+        </w:rPr>
+        <w:t xml:space="preserve">3. </w:t>
+      </w:r>
+      <w:r>
+        <w:rPr>
+          <w:b/>
+        </w:rPr>
+        <w:t xml:space="preserve">Em Column options (Opções de coluna), </w:t>
+      </w:r>
+      <w:r>
+        <w:t>inclua Title, State, Assigned To, Priority, Tags e a estimativa.</w:t>
+      </w:r>
+    </w:p>
+    <w:p>
+      <w:pPr>
+        <w:spacing w:after="60"/>
+        <w:ind w:left="454" w:hanging="340"/>
+      </w:pPr>
+      <w:r>
+        <w:rPr>
+          <w:b/>
+        </w:rPr>
+        <w:t xml:space="preserve">4. </w:t>
+      </w:r>
+      <w:r>
+        <w:rPr>
+          <w:b/>
+        </w:rPr>
+        <w:t xml:space="preserve">Clique em Save query (Salvar consulta) </w:t>
+      </w:r>
+      <w:r>
+        <w:t>e escolha a pasta Shared Queries &gt; Dashboard da Equipe. Não salve em My Queries, pois o dashboard não consegue usar.</w:t>
+      </w:r>
+    </w:p>
+    <w:p>
+      <w:pPr>
+        <w:spacing w:after="60"/>
+        <w:ind w:left="454" w:hanging="340"/>
+      </w:pPr>
+      <w:r>
+        <w:rPr>
+          <w:b/>
+        </w:rPr>
+        <w:t xml:space="preserve">5. </w:t>
+      </w:r>
+      <w:r>
+        <w:rPr>
+          <w:b/>
+        </w:rPr>
+        <w:t xml:space="preserve">Na aba Charts (Gráficos) da consulta, </w:t>
+      </w:r>
+      <w:r>
+        <w:t>crie um gráfico de pizza ou barras por State.</w:t>
+      </w:r>
+    </w:p>
+    <w:p>
+      <w:pPr>
+        <w:spacing w:after="60"/>
+        <w:ind w:left="454" w:hanging="340"/>
+      </w:pPr>
+      <w:r>
+        <w:rPr>
+          <w:b/>
+        </w:rPr>
+        <w:t xml:space="preserve">6. </w:t>
+      </w:r>
+      <w:r>
+        <w:rPr>
+          <w:b/>
+        </w:rPr>
+        <w:t xml:space="preserve">Vá em Overview &gt; Dashboards (Painéis) &gt; New dashboard. </w:t>
+      </w:r>
+      <w:r>
+        <w:t>Dê o nome "Dashboard da Equipe 0X", marque a opção Project Dashboard (Painel do projeto) e clique em Create.</w:t>
+      </w:r>
+    </w:p>
+    <w:p>
+      <w:pPr>
+        <w:spacing w:after="60"/>
+        <w:ind w:left="454" w:hanging="340"/>
+      </w:pPr>
+      <w:r>
+        <w:rPr>
+          <w:b/>
+        </w:rPr>
+        <w:t xml:space="preserve">7. </w:t>
+      </w:r>
+      <w:r>
+        <w:rPr>
+          <w:b/>
+        </w:rPr>
+        <w:t xml:space="preserve">Clique em Edit (Editar) e adicione pelo menos 4 widgets: </w:t>
+      </w:r>
+      <w:r>
+        <w:t>Markdown (objetivo, riscos e próximos passos; há um modelo em docs/templates/dashboard-markdown.md), Query Results (a consulta salva), Chart for Work Items (o gráfico) e Build History (a pipeline). Opcionais: Sprint Burndown e Cumulative Flow Diagram.</w:t>
+      </w:r>
+    </w:p>
+    <w:p>
+      <w:pPr>
+        <w:spacing w:after="60"/>
+        <w:ind w:left="454" w:hanging="340"/>
+      </w:pPr>
+      <w:r>
+        <w:rPr>
+          <w:b/>
+        </w:rPr>
+        <w:t xml:space="preserve">8. </w:t>
+      </w:r>
+      <w:r>
+        <w:rPr>
+          <w:b/>
+        </w:rPr>
+        <w:t xml:space="preserve">Clique em Done editing (Concluir edição). </w:t>
+      </w:r>
+      <w:r>
+        <w:t>O dashboard deve responder: o que está em andamento, o que está bloqueado, o que foi entregue e qual item tem maior prioridade.</w:t>
+      </w:r>
+    </w:p>
+    <w:tbl>
+      <w:tblPr>
+        <w:tblStyle w:val="TableGrid"/>
+        <w:tblW w:type="auto" w:w="0"/>
+        <w:tblLook w:firstColumn="1" w:firstRow="1" w:lastColumn="0" w:lastRow="0" w:noHBand="0" w:noVBand="1" w:val="04A0"/>
+      </w:tblPr>
+      <w:tblGrid>
+        <w:gridCol w:w="9746"/>
+      </w:tblGrid>
+      <w:tr>
+        <w:tc>
+          <w:tcPr>
+            <w:tcW w:type="dxa" w:w="9746"/>
+            <w:shd w:val="clear" w:color="auto" w:fill="E8EAFF"/>
+          </w:tcPr>
+          <w:p>
+            <w:r/>
+            <w:r>
+              <w:rPr>
+                <w:b/>
+                <w:color w:val="121F8F"/>
+              </w:rPr>
+              <w:t xml:space="preserve">Dica: </w:t>
+            </w:r>
+            <w:r>
+              <w:t>o gráfico de burndown pode aparecer quase vazio, porque depende de dias de histórico. Isso é esperado na aula.</w:t>
+            </w:r>
+          </w:p>
+        </w:tc>
+      </w:tr>
+    </w:tbl>
+    <w:p/>
+    <w:p>
+      <w:pPr>
+        <w:pStyle w:val="Heading2"/>
+      </w:pPr>
+      <w:r>
+        <w:t>Parte 8 – Apresentação (4 min por equipe)</w:t>
+      </w:r>
+    </w:p>
+    <w:p>
+      <w:pPr>
+        <w:spacing w:after="60"/>
+        <w:ind w:left="454" w:hanging="340"/>
+      </w:pPr>
+      <w:r>
+        <w:rPr>
+          <w:b/>
+        </w:rPr>
+        <w:t xml:space="preserve">1. </w:t>
+      </w:r>
+      <w:r>
+        <w:t>Como o processo de vocês organiza o trabalho? Mostrem a hierarquia criada.</w:t>
+      </w:r>
+    </w:p>
+    <w:p>
+      <w:pPr>
+        <w:spacing w:after="60"/>
+        <w:ind w:left="454" w:hanging="340"/>
+      </w:pPr>
+      <w:r>
+        <w:rPr>
+          <w:b/>
+        </w:rPr>
+        <w:t xml:space="preserve">2. </w:t>
+      </w:r>
+      <w:r>
+        <w:t>Como a equipe priorizou e estimou?</w:t>
+      </w:r>
+    </w:p>
+    <w:p>
+      <w:pPr>
+        <w:spacing w:after="60"/>
+        <w:ind w:left="454" w:hanging="340"/>
+      </w:pPr>
+      <w:r>
+        <w:rPr>
+          <w:b/>
+        </w:rPr>
+        <w:t xml:space="preserve">3. </w:t>
+      </w:r>
+      <w:r>
+        <w:t>Qual item representa o maior risco ou dependência?</w:t>
+      </w:r>
+    </w:p>
+    <w:p>
+      <w:pPr>
+        <w:spacing w:after="60"/>
+        <w:ind w:left="454" w:hanging="340"/>
+      </w:pPr>
+      <w:r>
+        <w:rPr>
+          <w:b/>
+        </w:rPr>
+        <w:t xml:space="preserve">4. </w:t>
+      </w:r>
+      <w:r>
+        <w:t>Qual métrica do dashboard mais ajuda o gerente de projetos?</w:t>
+      </w:r>
+    </w:p>
+    <w:p>
+      <w:pPr>
+        <w:spacing w:after="60"/>
+        <w:ind w:left="454" w:hanging="340"/>
+      </w:pPr>
+      <w:r>
+        <w:rPr>
+          <w:b/>
+        </w:rPr>
+        <w:t xml:space="preserve">5. </w:t>
+      </w:r>
+      <w:r>
+        <w:t>O que a pipeline evidencia sobre a entrega e a rastreabilidade?</w:t>
+      </w:r>
+    </w:p>
+    <w:p>
+      <w:r>
+        <w:br w:type="page"/>
+      </w:r>
+    </w:p>
+    <w:p>
+      <w:pPr>
+        <w:pStyle w:val="Heading1"/>
+      </w:pPr>
+      <w:r>
+        <w:rPr>
+          <w:color w:val="121F8F"/>
+        </w:rPr>
+        <w:t>7.1 Equipe 01 – Processo Basic – Portal do Cliente</w:t>
+      </w:r>
+    </w:p>
+    <w:p>
+      <w:pPr>
+        <w:spacing w:after="40"/>
+      </w:pPr>
+      <w:r>
+        <w:rPr>
+          <w:b/>
+        </w:rPr>
+        <w:t xml:space="preserve">Objetivo do cenário: </w:t>
+      </w:r>
+      <w:r>
+        <w:rPr>
+          <w:i w:val="0"/>
+        </w:rPr>
+        <w:t>Criar uma experiência simples para o cliente acompanhar solicitações, status de atendimento e comunicados.</w:t>
+      </w:r>
+    </w:p>
+    <w:p>
+      <w:r>
+        <w:rPr>
+          <w:b/>
+        </w:rPr>
+        <w:t xml:space="preserve">O que o seu processo deve mostrar: </w:t>
+      </w:r>
+      <w:r>
+        <w:rPr>
+          <w:i w:val="0"/>
+        </w:rPr>
+        <w:t>Simplicidade: poucos níveis, pouca cerimônia e visão rápida do fluxo.</w:t>
       </w:r>
     </w:p>
     <w:tbl>
@@ -1497,15 +2516,14 @@
         <w:tblLook w:firstColumn="1" w:firstRow="1" w:lastColumn="0" w:lastRow="0" w:noHBand="0" w:noVBand="1" w:val="04A0"/>
       </w:tblPr>
       <w:tblGrid>
-        <w:gridCol w:w="850"/>
-        <w:gridCol w:w="7087"/>
-        <w:gridCol w:w="1417"/>
+        <w:gridCol w:w="2948"/>
+        <w:gridCol w:w="6407"/>
       </w:tblGrid>
       <w:tr>
         <w:tc>
           <w:tcPr>
-            <w:tcW w:type="dxa" w:w="850"/>
-            <w:shd w:val="clear" w:color="auto" w:fill="005A9E"/>
+            <w:tcW w:type="dxa" w:w="2948"/>
+            <w:shd w:val="clear" w:color="auto" w:fill="121F8F"/>
           </w:tcPr>
           <w:p>
             <w:r>
@@ -1519,14 +2537,14 @@
                 <w:color w:val="FFFFFF"/>
                 <w:sz w:val="20"/>
               </w:rPr>
-              <w:t>Parte</w:t>
+              <w:t>Item</w:t>
             </w:r>
           </w:p>
         </w:tc>
         <w:tc>
           <w:tcPr>
-            <w:tcW w:type="dxa" w:w="7087"/>
-            <w:shd w:val="clear" w:color="auto" w:fill="005A9E"/>
+            <w:tcW w:type="dxa" w:w="6406"/>
+            <w:shd w:val="clear" w:color="auto" w:fill="121F8F"/>
           </w:tcPr>
           <w:p>
             <w:r>
@@ -1540,14 +2558,672 @@
                 <w:color w:val="FFFFFF"/>
                 <w:sz w:val="20"/>
               </w:rPr>
-              <w:t>Atividade</w:t>
+              <w:t>Na sua equipe</w:t>
+            </w:r>
+          </w:p>
+        </w:tc>
+      </w:tr>
+      <w:tr>
+        <w:tc>
+          <w:tcPr>
+            <w:tcW w:type="dxa" w:w="2948"/>
+          </w:tcPr>
+          <w:p>
+            <w:r>
+              <w:rPr>
+                <w:sz w:val="20"/>
+              </w:rPr>
+              <w:t>Projeto</w:t>
             </w:r>
           </w:p>
         </w:tc>
         <w:tc>
           <w:tcPr>
-            <w:tcW w:type="dxa" w:w="1417"/>
-            <w:shd w:val="clear" w:color="auto" w:fill="005A9E"/>
+            <w:tcW w:type="dxa" w:w="6406"/>
+          </w:tcPr>
+          <w:p>
+            <w:r>
+              <w:rPr>
+                <w:sz w:val="20"/>
+              </w:rPr>
+              <w:t>01-basic-portal</w:t>
+            </w:r>
+          </w:p>
+        </w:tc>
+      </w:tr>
+      <w:tr>
+        <w:tc>
+          <w:tcPr>
+            <w:tcW w:type="dxa" w:w="2948"/>
+          </w:tcPr>
+          <w:p>
+            <w:r>
+              <w:rPr>
+                <w:sz w:val="20"/>
+              </w:rPr>
+              <w:t>Hierarquia</w:t>
+            </w:r>
+          </w:p>
+        </w:tc>
+        <w:tc>
+          <w:tcPr>
+            <w:tcW w:type="dxa" w:w="6406"/>
+          </w:tcPr>
+          <w:p>
+            <w:r>
+              <w:rPr>
+                <w:sz w:val="20"/>
+              </w:rPr>
+              <w:t>Epic → Issue → Task</w:t>
+            </w:r>
+          </w:p>
+        </w:tc>
+      </w:tr>
+      <w:tr>
+        <w:tc>
+          <w:tcPr>
+            <w:tcW w:type="dxa" w:w="2948"/>
+          </w:tcPr>
+          <w:p>
+            <w:r>
+              <w:rPr>
+                <w:sz w:val="20"/>
+              </w:rPr>
+              <w:t>Níveis no seletor do backlog</w:t>
+            </w:r>
+          </w:p>
+        </w:tc>
+        <w:tc>
+          <w:tcPr>
+            <w:tcW w:type="dxa" w:w="6406"/>
+          </w:tcPr>
+          <w:p>
+            <w:r>
+              <w:rPr>
+                <w:sz w:val="20"/>
+              </w:rPr>
+              <w:t>Epics e Issues</w:t>
+            </w:r>
+          </w:p>
+        </w:tc>
+      </w:tr>
+      <w:tr>
+        <w:tc>
+          <w:tcPr>
+            <w:tcW w:type="dxa" w:w="2948"/>
+          </w:tcPr>
+          <w:p>
+            <w:r>
+              <w:rPr>
+                <w:sz w:val="20"/>
+              </w:rPr>
+              <w:t>Item de backlog principal</w:t>
+            </w:r>
+          </w:p>
+        </w:tc>
+        <w:tc>
+          <w:tcPr>
+            <w:tcW w:type="dxa" w:w="6406"/>
+          </w:tcPr>
+          <w:p>
+            <w:r>
+              <w:rPr>
+                <w:sz w:val="20"/>
+              </w:rPr>
+              <w:t>Issue</w:t>
+            </w:r>
+          </w:p>
+        </w:tc>
+      </w:tr>
+      <w:tr>
+        <w:tc>
+          <w:tcPr>
+            <w:tcW w:type="dxa" w:w="2948"/>
+          </w:tcPr>
+          <w:p>
+            <w:r>
+              <w:rPr>
+                <w:sz w:val="20"/>
+              </w:rPr>
+              <w:t>Estimativa</w:t>
+            </w:r>
+          </w:p>
+        </w:tc>
+        <w:tc>
+          <w:tcPr>
+            <w:tcW w:type="dxa" w:w="6406"/>
+          </w:tcPr>
+          <w:p>
+            <w:r>
+              <w:rPr>
+                <w:sz w:val="20"/>
+              </w:rPr>
+              <w:t>Effort (na Issue)</w:t>
+            </w:r>
+          </w:p>
+        </w:tc>
+      </w:tr>
+      <w:tr>
+        <w:tc>
+          <w:tcPr>
+            <w:tcW w:type="dxa" w:w="2948"/>
+          </w:tcPr>
+          <w:p>
+            <w:r>
+              <w:rPr>
+                <w:sz w:val="20"/>
+              </w:rPr>
+              <w:t>Campos das Tasks</w:t>
+            </w:r>
+          </w:p>
+        </w:tc>
+        <w:tc>
+          <w:tcPr>
+            <w:tcW w:type="dxa" w:w="6406"/>
+          </w:tcPr>
+          <w:p>
+            <w:r>
+              <w:rPr>
+                <w:sz w:val="20"/>
+              </w:rPr>
+              <w:t>Activity e Remaining Work</w:t>
+            </w:r>
+          </w:p>
+        </w:tc>
+      </w:tr>
+      <w:tr>
+        <w:tc>
+          <w:tcPr>
+            <w:tcW w:type="dxa" w:w="2948"/>
+          </w:tcPr>
+          <w:p>
+            <w:r>
+              <w:rPr>
+                <w:sz w:val="20"/>
+              </w:rPr>
+              <w:t>Estados (fluxo no board)</w:t>
+            </w:r>
+          </w:p>
+        </w:tc>
+        <w:tc>
+          <w:tcPr>
+            <w:tcW w:type="dxa" w:w="6406"/>
+          </w:tcPr>
+          <w:p>
+            <w:r>
+              <w:rPr>
+                <w:sz w:val="20"/>
+              </w:rPr>
+              <w:t>To Do → Doing → Done</w:t>
+            </w:r>
+          </w:p>
+        </w:tc>
+      </w:tr>
+      <w:tr>
+        <w:tc>
+          <w:tcPr>
+            <w:tcW w:type="dxa" w:w="2948"/>
+          </w:tcPr>
+          <w:p>
+            <w:r>
+              <w:rPr>
+                <w:sz w:val="20"/>
+              </w:rPr>
+              <w:t>Sprint</w:t>
+            </w:r>
+          </w:p>
+        </w:tc>
+        <w:tc>
+          <w:tcPr>
+            <w:tcW w:type="dxa" w:w="6406"/>
+          </w:tcPr>
+          <w:p>
+            <w:r>
+              <w:rPr>
+                <w:sz w:val="20"/>
+              </w:rPr>
+              <w:t>Sprint 01 (29/09 a 12/10/2026)</w:t>
+            </w:r>
+          </w:p>
+        </w:tc>
+      </w:tr>
+      <w:tr>
+        <w:tc>
+          <w:tcPr>
+            <w:tcW w:type="dxa" w:w="2948"/>
+          </w:tcPr>
+          <w:p>
+            <w:r>
+              <w:rPr>
+                <w:sz w:val="20"/>
+              </w:rPr>
+              <w:t>Pipeline</w:t>
+            </w:r>
+          </w:p>
+        </w:tc>
+        <w:tc>
+          <w:tcPr>
+            <w:tcW w:type="dxa" w:w="6406"/>
+          </w:tcPr>
+          <w:p>
+            <w:r>
+              <w:rPr>
+                <w:sz w:val="20"/>
+              </w:rPr>
+              <w:t>pipeline-basic-portal</w:t>
+            </w:r>
+          </w:p>
+        </w:tc>
+      </w:tr>
+      <w:tr>
+        <w:tc>
+          <w:tcPr>
+            <w:tcW w:type="dxa" w:w="2948"/>
+          </w:tcPr>
+          <w:p>
+            <w:r>
+              <w:rPr>
+                <w:sz w:val="20"/>
+              </w:rPr>
+              <w:t>Artefato publicado</w:t>
+            </w:r>
+          </w:p>
+        </w:tc>
+        <w:tc>
+          <w:tcPr>
+            <w:tcW w:type="dxa" w:w="6406"/>
+          </w:tcPr>
+          <w:p>
+            <w:r>
+              <w:rPr>
+                <w:sz w:val="20"/>
+              </w:rPr>
+              <w:t>basic-portal-site</w:t>
+            </w:r>
+          </w:p>
+        </w:tc>
+      </w:tr>
+      <w:tr>
+        <w:tc>
+          <w:tcPr>
+            <w:tcW w:type="dxa" w:w="2948"/>
+          </w:tcPr>
+          <w:p>
+            <w:r>
+              <w:rPr>
+                <w:sz w:val="20"/>
+              </w:rPr>
+              <w:t>Guia detalhado (em Repos)</w:t>
+            </w:r>
+          </w:p>
+        </w:tc>
+        <w:tc>
+          <w:tcPr>
+            <w:tcW w:type="dxa" w:w="6406"/>
+          </w:tcPr>
+          <w:p>
+            <w:r>
+              <w:rPr>
+                <w:sz w:val="20"/>
+              </w:rPr>
+              <w:t>docs/processos/basic.md</w:t>
+            </w:r>
+          </w:p>
+        </w:tc>
+      </w:tr>
+      <w:tr>
+        <w:tc>
+          <w:tcPr>
+            <w:tcW w:type="dxa" w:w="2948"/>
+          </w:tcPr>
+          <w:p>
+            <w:r>
+              <w:rPr>
+                <w:sz w:val="20"/>
+              </w:rPr>
+              <w:t>Mínimo esperado no backlog</w:t>
+            </w:r>
+          </w:p>
+        </w:tc>
+        <w:tc>
+          <w:tcPr>
+            <w:tcW w:type="dxa" w:w="6406"/>
+          </w:tcPr>
+          <w:p>
+            <w:r>
+              <w:rPr>
+                <w:sz w:val="20"/>
+              </w:rPr>
+              <w:t>1 Epic, 5 Issues e 10 Tasks</w:t>
+            </w:r>
+          </w:p>
+        </w:tc>
+      </w:tr>
+    </w:tbl>
+    <w:p/>
+    <w:p>
+      <w:pPr>
+        <w:pStyle w:val="Heading2"/>
+      </w:pPr>
+      <w:r>
+        <w:t>Checklist de entrega da equipe</w:t>
+      </w:r>
+    </w:p>
+    <w:p>
+      <w:pPr>
+        <w:spacing w:after="0"/>
+        <w:ind w:left="340"/>
+      </w:pPr>
+      <w:r>
+        <w:rPr>
+          <w:sz w:val="20"/>
+        </w:rPr>
+        <w:t xml:space="preserve">☐  </w:t>
+      </w:r>
+      <w:r>
+        <w:rPr>
+          <w:sz w:val="20"/>
+        </w:rPr>
+        <w:t>Todos os integrantes acessaram o projeto 01-basic-portal.</w:t>
+      </w:r>
+    </w:p>
+    <w:p>
+      <w:pPr>
+        <w:spacing w:after="0"/>
+        <w:ind w:left="340"/>
+      </w:pPr>
+      <w:r>
+        <w:rPr>
+          <w:sz w:val="20"/>
+        </w:rPr>
+        <w:t xml:space="preserve">☐  </w:t>
+      </w:r>
+      <w:r>
+        <w:rPr>
+          <w:sz w:val="20"/>
+        </w:rPr>
+        <w:t>Papéis definidos (seção 5).</w:t>
+      </w:r>
+    </w:p>
+    <w:p>
+      <w:pPr>
+        <w:spacing w:after="0"/>
+        <w:ind w:left="340"/>
+      </w:pPr>
+      <w:r>
+        <w:rPr>
+          <w:sz w:val="20"/>
+        </w:rPr>
+        <w:t xml:space="preserve">☐  </w:t>
+      </w:r>
+      <w:r>
+        <w:rPr>
+          <w:sz w:val="20"/>
+        </w:rPr>
+        <w:t>Backlog com no mínimo 1 Epic, 5 Issues e 10 Tasks, todos ligados ao item pai correto.</w:t>
+      </w:r>
+    </w:p>
+    <w:p>
+      <w:pPr>
+        <w:spacing w:after="0"/>
+        <w:ind w:left="340"/>
+      </w:pPr>
+      <w:r>
+        <w:rPr>
+          <w:sz w:val="20"/>
+        </w:rPr>
+        <w:t xml:space="preserve">☐  </w:t>
+      </w:r>
+      <w:r>
+        <w:rPr>
+          <w:sz w:val="20"/>
+        </w:rPr>
+        <w:t>Cada Issue com descrição, critérios de aceite, prioridade, estimativa e responsável.</w:t>
+      </w:r>
+    </w:p>
+    <w:p>
+      <w:pPr>
+        <w:spacing w:after="0"/>
+        <w:ind w:left="340"/>
+      </w:pPr>
+      <w:r>
+        <w:rPr>
+          <w:sz w:val="20"/>
+        </w:rPr>
+        <w:t xml:space="preserve">☐  </w:t>
+      </w:r>
+      <w:r>
+        <w:rPr>
+          <w:sz w:val="20"/>
+        </w:rPr>
+        <w:t>Tasks com activity e remaining work preenchidos.</w:t>
+      </w:r>
+    </w:p>
+    <w:p>
+      <w:pPr>
+        <w:spacing w:after="0"/>
+        <w:ind w:left="340"/>
+      </w:pPr>
+      <w:r>
+        <w:rPr>
+          <w:sz w:val="20"/>
+        </w:rPr>
+        <w:t xml:space="preserve">☐  </w:t>
+      </w:r>
+      <w:r>
+        <w:rPr>
+          <w:sz w:val="20"/>
+        </w:rPr>
+        <w:t>Backlog ordenado por prioridade e decisão registrada na Discussion de um item.</w:t>
+      </w:r>
+    </w:p>
+    <w:p>
+      <w:pPr>
+        <w:spacing w:after="0"/>
+        <w:ind w:left="340"/>
+      </w:pPr>
+      <w:r>
+        <w:rPr>
+          <w:sz w:val="20"/>
+        </w:rPr>
+        <w:t xml:space="preserve">☐  </w:t>
+      </w:r>
+      <w:r>
+        <w:rPr>
+          <w:sz w:val="20"/>
+        </w:rPr>
+        <w:t>Pelo menos um item de risco, bloqueio ou dependência registrado.</w:t>
+      </w:r>
+    </w:p>
+    <w:p>
+      <w:pPr>
+        <w:spacing w:after="0"/>
+        <w:ind w:left="340"/>
+      </w:pPr>
+      <w:r>
+        <w:rPr>
+          <w:sz w:val="20"/>
+        </w:rPr>
+        <w:t xml:space="preserve">☐  </w:t>
+      </w:r>
+      <w:r>
+        <w:rPr>
+          <w:sz w:val="20"/>
+        </w:rPr>
+        <w:t>Itens prioritários dentro da Sprint 01 e capacidade do time preenchida.</w:t>
+      </w:r>
+    </w:p>
+    <w:p>
+      <w:pPr>
+        <w:spacing w:after="0"/>
+        <w:ind w:left="340"/>
+      </w:pPr>
+      <w:r>
+        <w:rPr>
+          <w:sz w:val="20"/>
+        </w:rPr>
+        <w:t xml:space="preserve">☐  </w:t>
+      </w:r>
+      <w:r>
+        <w:rPr>
+          <w:sz w:val="20"/>
+        </w:rPr>
+        <w:t>Board com itens em estados diferentes (To Do → Doing → Done), incluindo um bloqueado.</w:t>
+      </w:r>
+    </w:p>
+    <w:p>
+      <w:pPr>
+        <w:spacing w:after="0"/>
+        <w:ind w:left="340"/>
+      </w:pPr>
+      <w:r>
+        <w:rPr>
+          <w:sz w:val="20"/>
+        </w:rPr>
+        <w:t xml:space="preserve">☐  </w:t>
+      </w:r>
+      <w:r>
+        <w:rPr>
+          <w:sz w:val="20"/>
+        </w:rPr>
+        <w:t>Pipeline pipeline-basic-portal executada pela equipe com os parâmetros preenchidos.</w:t>
+      </w:r>
+    </w:p>
+    <w:p>
+      <w:pPr>
+        <w:spacing w:after="0"/>
+        <w:ind w:left="340"/>
+      </w:pPr>
+      <w:r>
+        <w:rPr>
+          <w:sz w:val="20"/>
+        </w:rPr>
+        <w:t xml:space="preserve">☐  </w:t>
+      </w:r>
+      <w:r>
+        <w:rPr>
+          <w:sz w:val="20"/>
+        </w:rPr>
+        <w:t>Artefato basic-portal-site localizado e link da execução registrado em um item (tag pipeline).</w:t>
+      </w:r>
+    </w:p>
+    <w:p>
+      <w:pPr>
+        <w:spacing w:after="0"/>
+        <w:ind w:left="340"/>
+      </w:pPr>
+      <w:r>
+        <w:rPr>
+          <w:sz w:val="20"/>
+        </w:rPr>
+        <w:t xml:space="preserve">☐  </w:t>
+      </w:r>
+      <w:r>
+        <w:rPr>
+          <w:sz w:val="20"/>
+        </w:rPr>
+        <w:t>Consulta salva em Shared Queries &gt; Dashboard da Equipe, com um gráfico.</w:t>
+      </w:r>
+    </w:p>
+    <w:p>
+      <w:pPr>
+        <w:spacing w:after="0"/>
+        <w:ind w:left="340"/>
+      </w:pPr>
+      <w:r>
+        <w:rPr>
+          <w:sz w:val="20"/>
+        </w:rPr>
+        <w:t xml:space="preserve">☐  </w:t>
+      </w:r>
+      <w:r>
+        <w:rPr>
+          <w:sz w:val="20"/>
+        </w:rPr>
+        <w:t>Dashboard da equipe com pelo menos 4 widgets.</w:t>
+      </w:r>
+    </w:p>
+    <w:p>
+      <w:pPr>
+        <w:spacing w:after="0"/>
+        <w:ind w:left="340"/>
+      </w:pPr>
+      <w:r>
+        <w:rPr>
+          <w:sz w:val="20"/>
+        </w:rPr>
+        <w:t xml:space="preserve">☐  </w:t>
+      </w:r>
+      <w:r>
+        <w:rPr>
+          <w:sz w:val="20"/>
+        </w:rPr>
+        <w:t>Apresentação de 4 minutos preparada (Parte 8).</w:t>
+      </w:r>
+    </w:p>
+    <w:p>
+      <w:r>
+        <w:br w:type="page"/>
+      </w:r>
+    </w:p>
+    <w:p>
+      <w:pPr>
+        <w:pStyle w:val="Heading1"/>
+      </w:pPr>
+      <w:r>
+        <w:rPr>
+          <w:color w:val="121F8F"/>
+        </w:rPr>
+        <w:t>7.2 Equipe 02 – Processo Agile – Sistema de Delivery</w:t>
+      </w:r>
+    </w:p>
+    <w:p>
+      <w:pPr>
+        <w:spacing w:after="40"/>
+      </w:pPr>
+      <w:r>
+        <w:rPr>
+          <w:b/>
+        </w:rPr>
+        <w:t xml:space="preserve">Objetivo do cenário: </w:t>
+      </w:r>
+      <w:r>
+        <w:rPr>
+          <w:i w:val="0"/>
+        </w:rPr>
+        <w:t>Permitir que o cliente acompanhe o pedido em tempo real e que o gestor enxergue progresso, gargalos e valor entregue.</w:t>
+      </w:r>
+    </w:p>
+    <w:p>
+      <w:r>
+        <w:rPr>
+          <w:b/>
+        </w:rPr>
+        <w:t xml:space="preserve">O que o seu processo deve mostrar: </w:t>
+      </w:r>
+      <w:r>
+        <w:rPr>
+          <w:i w:val="0"/>
+        </w:rPr>
+        <w:t>Produto: valor para o usuário, histórias bem escritas e critérios de aceite.</w:t>
+      </w:r>
+    </w:p>
+    <w:tbl>
+      <w:tblPr>
+        <w:tblStyle w:val="TableGrid"/>
+        <w:tblW w:type="auto" w:w="0"/>
+        <w:tblLayout w:type="fixed"/>
+        <w:tblLook w:firstColumn="1" w:firstRow="1" w:lastColumn="0" w:lastRow="0" w:noHBand="0" w:noVBand="1" w:val="04A0"/>
+      </w:tblPr>
+      <w:tblGrid>
+        <w:gridCol w:w="2948"/>
+        <w:gridCol w:w="6407"/>
+      </w:tblGrid>
+      <w:tr>
+        <w:tc>
+          <w:tcPr>
+            <w:tcW w:type="dxa" w:w="2948"/>
+            <w:shd w:val="clear" w:color="auto" w:fill="121F8F"/>
           </w:tcPr>
           <w:p>
             <w:r>
@@ -1561,376 +3237,14 @@
                 <w:color w:val="FFFFFF"/>
                 <w:sz w:val="20"/>
               </w:rPr>
-              <w:t>Tempo</w:t>
-            </w:r>
-          </w:p>
-        </w:tc>
-      </w:tr>
-      <w:tr>
-        <w:tc>
-          <w:tcPr>
-            <w:tcW w:type="dxa" w:w="850"/>
-          </w:tcPr>
-          <w:p>
-            <w:r>
-              <w:rPr>
-                <w:sz w:val="20"/>
-              </w:rPr>
-              <w:t>1</w:t>
+              <w:t>Item</w:t>
             </w:r>
           </w:p>
         </w:tc>
         <w:tc>
           <w:tcPr>
-            <w:tcW w:type="dxa" w:w="7087"/>
-          </w:tcPr>
-          <w:p>
-            <w:r>
-              <w:rPr>
-                <w:sz w:val="20"/>
-              </w:rPr>
-              <w:t>Acessar o projeto da equipe, a primeira pipeline e o artefato</w:t>
-            </w:r>
-          </w:p>
-        </w:tc>
-        <w:tc>
-          <w:tcPr>
-            <w:tcW w:type="dxa" w:w="1417"/>
-          </w:tcPr>
-          <w:p>
-            <w:r>
-              <w:rPr>
-                <w:sz w:val="20"/>
-              </w:rPr>
-              <w:t>10 min</w:t>
-            </w:r>
-          </w:p>
-        </w:tc>
-      </w:tr>
-      <w:tr>
-        <w:tc>
-          <w:tcPr>
-            <w:tcW w:type="dxa" w:w="850"/>
-          </w:tcPr>
-          <w:p>
-            <w:r>
-              <w:rPr>
-                <w:sz w:val="20"/>
-              </w:rPr>
-              <w:t>2</w:t>
-            </w:r>
-          </w:p>
-        </w:tc>
-        <w:tc>
-          <w:tcPr>
-            <w:tcW w:type="dxa" w:w="7087"/>
-          </w:tcPr>
-          <w:p>
-            <w:r>
-              <w:rPr>
-                <w:sz w:val="20"/>
-              </w:rPr>
-              <w:t>Entender campos e regras de preenchimento (docs/campos-work-items.md)</w:t>
-            </w:r>
-          </w:p>
-        </w:tc>
-        <w:tc>
-          <w:tcPr>
-            <w:tcW w:type="dxa" w:w="1417"/>
-          </w:tcPr>
-          <w:p>
-            <w:r>
-              <w:rPr>
-                <w:sz w:val="20"/>
-              </w:rPr>
-              <w:t>15 min</w:t>
-            </w:r>
-          </w:p>
-        </w:tc>
-      </w:tr>
-      <w:tr>
-        <w:tc>
-          <w:tcPr>
-            <w:tcW w:type="dxa" w:w="850"/>
-          </w:tcPr>
-          <w:p>
-            <w:r>
-              <w:rPr>
-                <w:sz w:val="20"/>
-              </w:rPr>
-              <w:t>3</w:t>
-            </w:r>
-          </w:p>
-        </w:tc>
-        <w:tc>
-          <w:tcPr>
-            <w:tcW w:type="dxa" w:w="7087"/>
-          </w:tcPr>
-          <w:p>
-            <w:r>
-              <w:rPr>
-                <w:sz w:val="20"/>
-              </w:rPr>
-              <w:t>Criar o backlog realista seguindo o guia do processo (docs/processos)</w:t>
-            </w:r>
-          </w:p>
-        </w:tc>
-        <w:tc>
-          <w:tcPr>
-            <w:tcW w:type="dxa" w:w="1417"/>
-          </w:tcPr>
-          <w:p>
-            <w:r>
-              <w:rPr>
-                <w:sz w:val="20"/>
-              </w:rPr>
-              <w:t>45 min</w:t>
-            </w:r>
-          </w:p>
-        </w:tc>
-      </w:tr>
-      <w:tr>
-        <w:tc>
-          <w:tcPr>
-            <w:tcW w:type="dxa" w:w="850"/>
-          </w:tcPr>
-          <w:p>
-            <w:r>
-              <w:rPr>
-                <w:sz w:val="20"/>
-              </w:rPr>
-              <w:t>4</w:t>
-            </w:r>
-          </w:p>
-        </w:tc>
-        <w:tc>
-          <w:tcPr>
-            <w:tcW w:type="dxa" w:w="7087"/>
-          </w:tcPr>
-          <w:p>
-            <w:r>
-              <w:rPr>
-                <w:sz w:val="20"/>
-              </w:rPr>
-              <w:t>Refinar, priorizar e estimar: MVP, risco, dependência, quebra de itens grandes</w:t>
-            </w:r>
-          </w:p>
-        </w:tc>
-        <w:tc>
-          <w:tcPr>
-            <w:tcW w:type="dxa" w:w="1417"/>
-          </w:tcPr>
-          <w:p>
-            <w:r>
-              <w:rPr>
-                <w:sz w:val="20"/>
-              </w:rPr>
-              <w:t>25 min</w:t>
-            </w:r>
-          </w:p>
-        </w:tc>
-      </w:tr>
-      <w:tr>
-        <w:tc>
-          <w:tcPr>
-            <w:tcW w:type="dxa" w:w="850"/>
-          </w:tcPr>
-          <w:p>
-            <w:r>
-              <w:rPr>
-                <w:sz w:val="20"/>
-              </w:rPr>
-              <w:t>5</w:t>
-            </w:r>
-          </w:p>
-        </w:tc>
-        <w:tc>
-          <w:tcPr>
-            <w:tcW w:type="dxa" w:w="7087"/>
-          </w:tcPr>
-          <w:p>
-            <w:r>
-              <w:rPr>
-                <w:sz w:val="20"/>
-              </w:rPr>
-              <w:t>Configurar board e sprint/ciclo; simular andamento e bloqueio</w:t>
-            </w:r>
-          </w:p>
-        </w:tc>
-        <w:tc>
-          <w:tcPr>
-            <w:tcW w:type="dxa" w:w="1417"/>
-          </w:tcPr>
-          <w:p>
-            <w:r>
-              <w:rPr>
-                <w:sz w:val="20"/>
-              </w:rPr>
-              <w:t>25 min</w:t>
-            </w:r>
-          </w:p>
-        </w:tc>
-      </w:tr>
-      <w:tr>
-        <w:tc>
-          <w:tcPr>
-            <w:tcW w:type="dxa" w:w="850"/>
-          </w:tcPr>
-          <w:p>
-            <w:r>
-              <w:rPr>
-                <w:sz w:val="20"/>
-              </w:rPr>
-              <w:t>6</w:t>
-            </w:r>
-          </w:p>
-        </w:tc>
-        <w:tc>
-          <w:tcPr>
-            <w:tcW w:type="dxa" w:w="7087"/>
-          </w:tcPr>
-          <w:p>
-            <w:r>
-              <w:rPr>
-                <w:sz w:val="20"/>
-              </w:rPr>
-              <w:t>Executar a pipeline e registrar a evidência em um work item</w:t>
-            </w:r>
-          </w:p>
-        </w:tc>
-        <w:tc>
-          <w:tcPr>
-            <w:tcW w:type="dxa" w:w="1417"/>
-          </w:tcPr>
-          <w:p>
-            <w:r>
-              <w:rPr>
-                <w:sz w:val="20"/>
-              </w:rPr>
-              <w:t>20 min</w:t>
-            </w:r>
-          </w:p>
-        </w:tc>
-      </w:tr>
-      <w:tr>
-        <w:tc>
-          <w:tcPr>
-            <w:tcW w:type="dxa" w:w="850"/>
-          </w:tcPr>
-          <w:p>
-            <w:r>
-              <w:rPr>
-                <w:sz w:val="20"/>
-              </w:rPr>
-              <w:t>7</w:t>
-            </w:r>
-          </w:p>
-        </w:tc>
-        <w:tc>
-          <w:tcPr>
-            <w:tcW w:type="dxa" w:w="7087"/>
-          </w:tcPr>
-          <w:p>
-            <w:r>
-              <w:rPr>
-                <w:sz w:val="20"/>
-              </w:rPr>
-              <w:t>Criar consultas compartilhadas e dashboard (docs/dashboard-passo-a-passo.md)</w:t>
-            </w:r>
-          </w:p>
-        </w:tc>
-        <w:tc>
-          <w:tcPr>
-            <w:tcW w:type="dxa" w:w="1417"/>
-          </w:tcPr>
-          <w:p>
-            <w:r>
-              <w:rPr>
-                <w:sz w:val="20"/>
-              </w:rPr>
-              <w:t>30 min</w:t>
-            </w:r>
-          </w:p>
-        </w:tc>
-      </w:tr>
-      <w:tr>
-        <w:tc>
-          <w:tcPr>
-            <w:tcW w:type="dxa" w:w="850"/>
-          </w:tcPr>
-          <w:p>
-            <w:r>
-              <w:rPr>
-                <w:sz w:val="20"/>
-              </w:rPr>
-              <w:t>8</w:t>
-            </w:r>
-          </w:p>
-        </w:tc>
-        <w:tc>
-          <w:tcPr>
-            <w:tcW w:type="dxa" w:w="7087"/>
-          </w:tcPr>
-          <w:p>
-            <w:r>
-              <w:rPr>
-                <w:sz w:val="20"/>
-              </w:rPr>
-              <w:t>Apresentação da equipe (4 min cada)</w:t>
-            </w:r>
-          </w:p>
-        </w:tc>
-        <w:tc>
-          <w:tcPr>
-            <w:tcW w:type="dxa" w:w="1417"/>
-          </w:tcPr>
-          <w:p>
-            <w:r>
-              <w:rPr>
-                <w:sz w:val="20"/>
-              </w:rPr>
-              <w:t>20 min</w:t>
-            </w:r>
-          </w:p>
-        </w:tc>
-      </w:tr>
-    </w:tbl>
-    <w:p/>
-    <w:p>
-      <w:r>
-        <w:t>Quantidade mínima de itens: Basic (1 Epic, 5 Issues, 10 Tasks) · Agile (1 Epic, 3 Features, 6 User Stories, 10 Tasks) · Scrum (1 Epic, 2 Features, 6 PBIs, 9 Tasks) · CMMI (1 Epic, 2 Features, 4 Requirements, 5 Change Requests, 9 Tasks).</w:t>
-      </w:r>
-    </w:p>
-    <w:p>
-      <w:pPr>
-        <w:pStyle w:val="Heading1"/>
-      </w:pPr>
-      <w:r>
-        <w:rPr>
-          <w:color w:val="005A9E"/>
-        </w:rPr>
-        <w:t>7. Hierarquia de cada processo (referência rápida)</w:t>
-      </w:r>
-    </w:p>
-    <w:tbl>
-      <w:tblPr>
-        <w:tblStyle w:val="TableGrid"/>
-        <w:tblW w:type="auto" w:w="0"/>
-        <w:tblLayout w:type="fixed"/>
-        <w:tblLook w:firstColumn="1" w:firstRow="1" w:lastColumn="0" w:lastRow="0" w:noHBand="0" w:noVBand="1" w:val="04A0"/>
-      </w:tblPr>
-      <w:tblGrid>
-        <w:gridCol w:w="1247"/>
-        <w:gridCol w:w="1474"/>
-        <w:gridCol w:w="1814"/>
-        <w:gridCol w:w="907"/>
-        <w:gridCol w:w="3912"/>
-      </w:tblGrid>
-      <w:tr>
-        <w:tc>
-          <w:tcPr>
-            <w:tcW w:type="dxa" w:w="1247"/>
-            <w:shd w:val="clear" w:color="auto" w:fill="005A9E"/>
+            <w:tcW w:type="dxa" w:w="6406"/>
+            <w:shd w:val="clear" w:color="auto" w:fill="121F8F"/>
           </w:tcPr>
           <w:p>
             <w:r>
@@ -1944,14 +3258,672 @@
                 <w:color w:val="FFFFFF"/>
                 <w:sz w:val="20"/>
               </w:rPr>
-              <w:t>Processo</w:t>
+              <w:t>Na sua equipe</w:t>
+            </w:r>
+          </w:p>
+        </w:tc>
+      </w:tr>
+      <w:tr>
+        <w:tc>
+          <w:tcPr>
+            <w:tcW w:type="dxa" w:w="2948"/>
+          </w:tcPr>
+          <w:p>
+            <w:r>
+              <w:rPr>
+                <w:sz w:val="20"/>
+              </w:rPr>
+              <w:t>Projeto</w:t>
             </w:r>
           </w:p>
         </w:tc>
         <w:tc>
           <w:tcPr>
-            <w:tcW w:type="dxa" w:w="1474"/>
-            <w:shd w:val="clear" w:color="auto" w:fill="005A9E"/>
+            <w:tcW w:type="dxa" w:w="6406"/>
+          </w:tcPr>
+          <w:p>
+            <w:r>
+              <w:rPr>
+                <w:sz w:val="20"/>
+              </w:rPr>
+              <w:t>02-agile-delivery</w:t>
+            </w:r>
+          </w:p>
+        </w:tc>
+      </w:tr>
+      <w:tr>
+        <w:tc>
+          <w:tcPr>
+            <w:tcW w:type="dxa" w:w="2948"/>
+          </w:tcPr>
+          <w:p>
+            <w:r>
+              <w:rPr>
+                <w:sz w:val="20"/>
+              </w:rPr>
+              <w:t>Hierarquia</w:t>
+            </w:r>
+          </w:p>
+        </w:tc>
+        <w:tc>
+          <w:tcPr>
+            <w:tcW w:type="dxa" w:w="6406"/>
+          </w:tcPr>
+          <w:p>
+            <w:r>
+              <w:rPr>
+                <w:sz w:val="20"/>
+              </w:rPr>
+              <w:t>Epic → Feature → User Story → Task</w:t>
+            </w:r>
+          </w:p>
+        </w:tc>
+      </w:tr>
+      <w:tr>
+        <w:tc>
+          <w:tcPr>
+            <w:tcW w:type="dxa" w:w="2948"/>
+          </w:tcPr>
+          <w:p>
+            <w:r>
+              <w:rPr>
+                <w:sz w:val="20"/>
+              </w:rPr>
+              <w:t>Níveis no seletor do backlog</w:t>
+            </w:r>
+          </w:p>
+        </w:tc>
+        <w:tc>
+          <w:tcPr>
+            <w:tcW w:type="dxa" w:w="6406"/>
+          </w:tcPr>
+          <w:p>
+            <w:r>
+              <w:rPr>
+                <w:sz w:val="20"/>
+              </w:rPr>
+              <w:t>Epics, Features e Stories</w:t>
+            </w:r>
+          </w:p>
+        </w:tc>
+      </w:tr>
+      <w:tr>
+        <w:tc>
+          <w:tcPr>
+            <w:tcW w:type="dxa" w:w="2948"/>
+          </w:tcPr>
+          <w:p>
+            <w:r>
+              <w:rPr>
+                <w:sz w:val="20"/>
+              </w:rPr>
+              <w:t>Item de backlog principal</w:t>
+            </w:r>
+          </w:p>
+        </w:tc>
+        <w:tc>
+          <w:tcPr>
+            <w:tcW w:type="dxa" w:w="6406"/>
+          </w:tcPr>
+          <w:p>
+            <w:r>
+              <w:rPr>
+                <w:sz w:val="20"/>
+              </w:rPr>
+              <w:t>User Story</w:t>
+            </w:r>
+          </w:p>
+        </w:tc>
+      </w:tr>
+      <w:tr>
+        <w:tc>
+          <w:tcPr>
+            <w:tcW w:type="dxa" w:w="2948"/>
+          </w:tcPr>
+          <w:p>
+            <w:r>
+              <w:rPr>
+                <w:sz w:val="20"/>
+              </w:rPr>
+              <w:t>Estimativa</w:t>
+            </w:r>
+          </w:p>
+        </w:tc>
+        <w:tc>
+          <w:tcPr>
+            <w:tcW w:type="dxa" w:w="6406"/>
+          </w:tcPr>
+          <w:p>
+            <w:r>
+              <w:rPr>
+                <w:sz w:val="20"/>
+              </w:rPr>
+              <w:t>Story Points (na User Story) e Business Value (na Feature)</w:t>
+            </w:r>
+          </w:p>
+        </w:tc>
+      </w:tr>
+      <w:tr>
+        <w:tc>
+          <w:tcPr>
+            <w:tcW w:type="dxa" w:w="2948"/>
+          </w:tcPr>
+          <w:p>
+            <w:r>
+              <w:rPr>
+                <w:sz w:val="20"/>
+              </w:rPr>
+              <w:t>Campos das Tasks</w:t>
+            </w:r>
+          </w:p>
+        </w:tc>
+        <w:tc>
+          <w:tcPr>
+            <w:tcW w:type="dxa" w:w="6406"/>
+          </w:tcPr>
+          <w:p>
+            <w:r>
+              <w:rPr>
+                <w:sz w:val="20"/>
+              </w:rPr>
+              <w:t>Activity, Original Estimate, Remaining Work e Completed Work</w:t>
+            </w:r>
+          </w:p>
+        </w:tc>
+      </w:tr>
+      <w:tr>
+        <w:tc>
+          <w:tcPr>
+            <w:tcW w:type="dxa" w:w="2948"/>
+          </w:tcPr>
+          <w:p>
+            <w:r>
+              <w:rPr>
+                <w:sz w:val="20"/>
+              </w:rPr>
+              <w:t>Estados (fluxo no board)</w:t>
+            </w:r>
+          </w:p>
+        </w:tc>
+        <w:tc>
+          <w:tcPr>
+            <w:tcW w:type="dxa" w:w="6406"/>
+          </w:tcPr>
+          <w:p>
+            <w:r>
+              <w:rPr>
+                <w:sz w:val="20"/>
+              </w:rPr>
+              <w:t>New → Active → Resolved → Closed</w:t>
+            </w:r>
+          </w:p>
+        </w:tc>
+      </w:tr>
+      <w:tr>
+        <w:tc>
+          <w:tcPr>
+            <w:tcW w:type="dxa" w:w="2948"/>
+          </w:tcPr>
+          <w:p>
+            <w:r>
+              <w:rPr>
+                <w:sz w:val="20"/>
+              </w:rPr>
+              <w:t>Sprint</w:t>
+            </w:r>
+          </w:p>
+        </w:tc>
+        <w:tc>
+          <w:tcPr>
+            <w:tcW w:type="dxa" w:w="6406"/>
+          </w:tcPr>
+          <w:p>
+            <w:r>
+              <w:rPr>
+                <w:sz w:val="20"/>
+              </w:rPr>
+              <w:t>Sprint 01 (29/09 a 12/10/2026)</w:t>
+            </w:r>
+          </w:p>
+        </w:tc>
+      </w:tr>
+      <w:tr>
+        <w:tc>
+          <w:tcPr>
+            <w:tcW w:type="dxa" w:w="2948"/>
+          </w:tcPr>
+          <w:p>
+            <w:r>
+              <w:rPr>
+                <w:sz w:val="20"/>
+              </w:rPr>
+              <w:t>Pipeline</w:t>
+            </w:r>
+          </w:p>
+        </w:tc>
+        <w:tc>
+          <w:tcPr>
+            <w:tcW w:type="dxa" w:w="6406"/>
+          </w:tcPr>
+          <w:p>
+            <w:r>
+              <w:rPr>
+                <w:sz w:val="20"/>
+              </w:rPr>
+              <w:t>pipeline-agile-delivery</w:t>
+            </w:r>
+          </w:p>
+        </w:tc>
+      </w:tr>
+      <w:tr>
+        <w:tc>
+          <w:tcPr>
+            <w:tcW w:type="dxa" w:w="2948"/>
+          </w:tcPr>
+          <w:p>
+            <w:r>
+              <w:rPr>
+                <w:sz w:val="20"/>
+              </w:rPr>
+              <w:t>Artefato publicado</w:t>
+            </w:r>
+          </w:p>
+        </w:tc>
+        <w:tc>
+          <w:tcPr>
+            <w:tcW w:type="dxa" w:w="6406"/>
+          </w:tcPr>
+          <w:p>
+            <w:r>
+              <w:rPr>
+                <w:sz w:val="20"/>
+              </w:rPr>
+              <w:t>agile-delivery-site</w:t>
+            </w:r>
+          </w:p>
+        </w:tc>
+      </w:tr>
+      <w:tr>
+        <w:tc>
+          <w:tcPr>
+            <w:tcW w:type="dxa" w:w="2948"/>
+          </w:tcPr>
+          <w:p>
+            <w:r>
+              <w:rPr>
+                <w:sz w:val="20"/>
+              </w:rPr>
+              <w:t>Guia detalhado (em Repos)</w:t>
+            </w:r>
+          </w:p>
+        </w:tc>
+        <w:tc>
+          <w:tcPr>
+            <w:tcW w:type="dxa" w:w="6406"/>
+          </w:tcPr>
+          <w:p>
+            <w:r>
+              <w:rPr>
+                <w:sz w:val="20"/>
+              </w:rPr>
+              <w:t>docs/processos/agile.md</w:t>
+            </w:r>
+          </w:p>
+        </w:tc>
+      </w:tr>
+      <w:tr>
+        <w:tc>
+          <w:tcPr>
+            <w:tcW w:type="dxa" w:w="2948"/>
+          </w:tcPr>
+          <w:p>
+            <w:r>
+              <w:rPr>
+                <w:sz w:val="20"/>
+              </w:rPr>
+              <w:t>Mínimo esperado no backlog</w:t>
+            </w:r>
+          </w:p>
+        </w:tc>
+        <w:tc>
+          <w:tcPr>
+            <w:tcW w:type="dxa" w:w="6406"/>
+          </w:tcPr>
+          <w:p>
+            <w:r>
+              <w:rPr>
+                <w:sz w:val="20"/>
+              </w:rPr>
+              <w:t>1 Epic, 3 Features, 6 User Stories e 10 Tasks</w:t>
+            </w:r>
+          </w:p>
+        </w:tc>
+      </w:tr>
+    </w:tbl>
+    <w:p/>
+    <w:p>
+      <w:pPr>
+        <w:pStyle w:val="Heading2"/>
+      </w:pPr>
+      <w:r>
+        <w:t>Checklist de entrega da equipe</w:t>
+      </w:r>
+    </w:p>
+    <w:p>
+      <w:pPr>
+        <w:spacing w:after="0"/>
+        <w:ind w:left="340"/>
+      </w:pPr>
+      <w:r>
+        <w:rPr>
+          <w:sz w:val="20"/>
+        </w:rPr>
+        <w:t xml:space="preserve">☐  </w:t>
+      </w:r>
+      <w:r>
+        <w:rPr>
+          <w:sz w:val="20"/>
+        </w:rPr>
+        <w:t>Todos os integrantes acessaram o projeto 02-agile-delivery.</w:t>
+      </w:r>
+    </w:p>
+    <w:p>
+      <w:pPr>
+        <w:spacing w:after="0"/>
+        <w:ind w:left="340"/>
+      </w:pPr>
+      <w:r>
+        <w:rPr>
+          <w:sz w:val="20"/>
+        </w:rPr>
+        <w:t xml:space="preserve">☐  </w:t>
+      </w:r>
+      <w:r>
+        <w:rPr>
+          <w:sz w:val="20"/>
+        </w:rPr>
+        <w:t>Papéis definidos (seção 5).</w:t>
+      </w:r>
+    </w:p>
+    <w:p>
+      <w:pPr>
+        <w:spacing w:after="0"/>
+        <w:ind w:left="340"/>
+      </w:pPr>
+      <w:r>
+        <w:rPr>
+          <w:sz w:val="20"/>
+        </w:rPr>
+        <w:t xml:space="preserve">☐  </w:t>
+      </w:r>
+      <w:r>
+        <w:rPr>
+          <w:sz w:val="20"/>
+        </w:rPr>
+        <w:t>Backlog com no mínimo 1 Epic, 3 Features, 6 User Stories e 10 Tasks, todos ligados ao item pai correto.</w:t>
+      </w:r>
+    </w:p>
+    <w:p>
+      <w:pPr>
+        <w:spacing w:after="0"/>
+        <w:ind w:left="340"/>
+      </w:pPr>
+      <w:r>
+        <w:rPr>
+          <w:sz w:val="20"/>
+        </w:rPr>
+        <w:t xml:space="preserve">☐  </w:t>
+      </w:r>
+      <w:r>
+        <w:rPr>
+          <w:sz w:val="20"/>
+        </w:rPr>
+        <w:t>Cada User Story com descrição, critérios de aceite, prioridade, estimativa e responsável.</w:t>
+      </w:r>
+    </w:p>
+    <w:p>
+      <w:pPr>
+        <w:spacing w:after="0"/>
+        <w:ind w:left="340"/>
+      </w:pPr>
+      <w:r>
+        <w:rPr>
+          <w:sz w:val="20"/>
+        </w:rPr>
+        <w:t xml:space="preserve">☐  </w:t>
+      </w:r>
+      <w:r>
+        <w:rPr>
+          <w:sz w:val="20"/>
+        </w:rPr>
+        <w:t>Tasks com activity, original estimate, remaining work e completed work preenchidos.</w:t>
+      </w:r>
+    </w:p>
+    <w:p>
+      <w:pPr>
+        <w:spacing w:after="0"/>
+        <w:ind w:left="340"/>
+      </w:pPr>
+      <w:r>
+        <w:rPr>
+          <w:sz w:val="20"/>
+        </w:rPr>
+        <w:t xml:space="preserve">☐  </w:t>
+      </w:r>
+      <w:r>
+        <w:rPr>
+          <w:sz w:val="20"/>
+        </w:rPr>
+        <w:t>Backlog ordenado por prioridade e decisão registrada na Discussion de um item.</w:t>
+      </w:r>
+    </w:p>
+    <w:p>
+      <w:pPr>
+        <w:spacing w:after="0"/>
+        <w:ind w:left="340"/>
+      </w:pPr>
+      <w:r>
+        <w:rPr>
+          <w:sz w:val="20"/>
+        </w:rPr>
+        <w:t xml:space="preserve">☐  </w:t>
+      </w:r>
+      <w:r>
+        <w:rPr>
+          <w:sz w:val="20"/>
+        </w:rPr>
+        <w:t>Pelo menos um item de risco, bloqueio ou dependência registrado.</w:t>
+      </w:r>
+    </w:p>
+    <w:p>
+      <w:pPr>
+        <w:spacing w:after="0"/>
+        <w:ind w:left="340"/>
+      </w:pPr>
+      <w:r>
+        <w:rPr>
+          <w:sz w:val="20"/>
+        </w:rPr>
+        <w:t xml:space="preserve">☐  </w:t>
+      </w:r>
+      <w:r>
+        <w:rPr>
+          <w:sz w:val="20"/>
+        </w:rPr>
+        <w:t>Itens prioritários dentro da Sprint 01 e capacidade do time preenchida.</w:t>
+      </w:r>
+    </w:p>
+    <w:p>
+      <w:pPr>
+        <w:spacing w:after="0"/>
+        <w:ind w:left="340"/>
+      </w:pPr>
+      <w:r>
+        <w:rPr>
+          <w:sz w:val="20"/>
+        </w:rPr>
+        <w:t xml:space="preserve">☐  </w:t>
+      </w:r>
+      <w:r>
+        <w:rPr>
+          <w:sz w:val="20"/>
+        </w:rPr>
+        <w:t>Board com itens em estados diferentes (New → Active → Resolved → Closed), incluindo um bloqueado.</w:t>
+      </w:r>
+    </w:p>
+    <w:p>
+      <w:pPr>
+        <w:spacing w:after="0"/>
+        <w:ind w:left="340"/>
+      </w:pPr>
+      <w:r>
+        <w:rPr>
+          <w:sz w:val="20"/>
+        </w:rPr>
+        <w:t xml:space="preserve">☐  </w:t>
+      </w:r>
+      <w:r>
+        <w:rPr>
+          <w:sz w:val="20"/>
+        </w:rPr>
+        <w:t>Pipeline pipeline-agile-delivery executada pela equipe com os parâmetros preenchidos.</w:t>
+      </w:r>
+    </w:p>
+    <w:p>
+      <w:pPr>
+        <w:spacing w:after="0"/>
+        <w:ind w:left="340"/>
+      </w:pPr>
+      <w:r>
+        <w:rPr>
+          <w:sz w:val="20"/>
+        </w:rPr>
+        <w:t xml:space="preserve">☐  </w:t>
+      </w:r>
+      <w:r>
+        <w:rPr>
+          <w:sz w:val="20"/>
+        </w:rPr>
+        <w:t>Artefato agile-delivery-site localizado e link da execução registrado em um item (tag pipeline).</w:t>
+      </w:r>
+    </w:p>
+    <w:p>
+      <w:pPr>
+        <w:spacing w:after="0"/>
+        <w:ind w:left="340"/>
+      </w:pPr>
+      <w:r>
+        <w:rPr>
+          <w:sz w:val="20"/>
+        </w:rPr>
+        <w:t xml:space="preserve">☐  </w:t>
+      </w:r>
+      <w:r>
+        <w:rPr>
+          <w:sz w:val="20"/>
+        </w:rPr>
+        <w:t>Consulta salva em Shared Queries &gt; Dashboard da Equipe, com um gráfico.</w:t>
+      </w:r>
+    </w:p>
+    <w:p>
+      <w:pPr>
+        <w:spacing w:after="0"/>
+        <w:ind w:left="340"/>
+      </w:pPr>
+      <w:r>
+        <w:rPr>
+          <w:sz w:val="20"/>
+        </w:rPr>
+        <w:t xml:space="preserve">☐  </w:t>
+      </w:r>
+      <w:r>
+        <w:rPr>
+          <w:sz w:val="20"/>
+        </w:rPr>
+        <w:t>Dashboard da equipe com pelo menos 4 widgets.</w:t>
+      </w:r>
+    </w:p>
+    <w:p>
+      <w:pPr>
+        <w:spacing w:after="0"/>
+        <w:ind w:left="340"/>
+      </w:pPr>
+      <w:r>
+        <w:rPr>
+          <w:sz w:val="20"/>
+        </w:rPr>
+        <w:t xml:space="preserve">☐  </w:t>
+      </w:r>
+      <w:r>
+        <w:rPr>
+          <w:sz w:val="20"/>
+        </w:rPr>
+        <w:t>Apresentação de 4 minutos preparada (Parte 8).</w:t>
+      </w:r>
+    </w:p>
+    <w:p>
+      <w:r>
+        <w:br w:type="page"/>
+      </w:r>
+    </w:p>
+    <w:p>
+      <w:pPr>
+        <w:pStyle w:val="Heading1"/>
+      </w:pPr>
+      <w:r>
+        <w:rPr>
+          <w:color w:val="121F8F"/>
+        </w:rPr>
+        <w:t>7.3 Equipe 03 – Processo Scrum – Aplicativo Bancário PIX</w:t>
+      </w:r>
+    </w:p>
+    <w:p>
+      <w:pPr>
+        <w:spacing w:after="40"/>
+      </w:pPr>
+      <w:r>
+        <w:rPr>
+          <w:b/>
+        </w:rPr>
+        <w:t xml:space="preserve">Objetivo do cenário: </w:t>
+      </w:r>
+      <w:r>
+        <w:rPr>
+          <w:i w:val="0"/>
+        </w:rPr>
+        <w:t>Entregar uma transferência PIX simulada em uma sprint curta, com validação, limite e acompanhamento por burndown.</w:t>
+      </w:r>
+    </w:p>
+    <w:p>
+      <w:r>
+        <w:rPr>
+          <w:b/>
+        </w:rPr>
+        <w:t xml:space="preserve">O que o seu processo deve mostrar: </w:t>
+      </w:r>
+      <w:r>
+        <w:rPr>
+          <w:i w:val="0"/>
+        </w:rPr>
+        <w:t>Sprint: meta, capacidade do time e trabalho restante (burndown).</w:t>
+      </w:r>
+    </w:p>
+    <w:tbl>
+      <w:tblPr>
+        <w:tblStyle w:val="TableGrid"/>
+        <w:tblW w:type="auto" w:w="0"/>
+        <w:tblLayout w:type="fixed"/>
+        <w:tblLook w:firstColumn="1" w:firstRow="1" w:lastColumn="0" w:lastRow="0" w:noHBand="0" w:noVBand="1" w:val="04A0"/>
+      </w:tblPr>
+      <w:tblGrid>
+        <w:gridCol w:w="2948"/>
+        <w:gridCol w:w="6407"/>
+      </w:tblGrid>
+      <w:tr>
+        <w:tc>
+          <w:tcPr>
+            <w:tcW w:type="dxa" w:w="2948"/>
+            <w:shd w:val="clear" w:color="auto" w:fill="121F8F"/>
           </w:tcPr>
           <w:p>
             <w:r>
@@ -1965,14 +3937,14 @@
                 <w:color w:val="FFFFFF"/>
                 <w:sz w:val="20"/>
               </w:rPr>
-              <w:t>Portfólio</w:t>
+              <w:t>Item</w:t>
             </w:r>
           </w:p>
         </w:tc>
         <w:tc>
           <w:tcPr>
-            <w:tcW w:type="dxa" w:w="1814"/>
-            <w:shd w:val="clear" w:color="auto" w:fill="005A9E"/>
+            <w:tcW w:type="dxa" w:w="6406"/>
+            <w:shd w:val="clear" w:color="auto" w:fill="121F8F"/>
           </w:tcPr>
           <w:p>
             <w:r>
@@ -1986,14 +3958,672 @@
                 <w:color w:val="FFFFFF"/>
                 <w:sz w:val="20"/>
               </w:rPr>
-              <w:t>Requisito / backlog</w:t>
+              <w:t>Na sua equipe</w:t>
+            </w:r>
+          </w:p>
+        </w:tc>
+      </w:tr>
+      <w:tr>
+        <w:tc>
+          <w:tcPr>
+            <w:tcW w:type="dxa" w:w="2948"/>
+          </w:tcPr>
+          <w:p>
+            <w:r>
+              <w:rPr>
+                <w:sz w:val="20"/>
+              </w:rPr>
+              <w:t>Projeto</w:t>
             </w:r>
           </w:p>
         </w:tc>
         <w:tc>
           <w:tcPr>
-            <w:tcW w:type="dxa" w:w="907"/>
-            <w:shd w:val="clear" w:color="auto" w:fill="005A9E"/>
+            <w:tcW w:type="dxa" w:w="6406"/>
+          </w:tcPr>
+          <w:p>
+            <w:r>
+              <w:rPr>
+                <w:sz w:val="20"/>
+              </w:rPr>
+              <w:t>03-scrum-banking</w:t>
+            </w:r>
+          </w:p>
+        </w:tc>
+      </w:tr>
+      <w:tr>
+        <w:tc>
+          <w:tcPr>
+            <w:tcW w:type="dxa" w:w="2948"/>
+          </w:tcPr>
+          <w:p>
+            <w:r>
+              <w:rPr>
+                <w:sz w:val="20"/>
+              </w:rPr>
+              <w:t>Hierarquia</w:t>
+            </w:r>
+          </w:p>
+        </w:tc>
+        <w:tc>
+          <w:tcPr>
+            <w:tcW w:type="dxa" w:w="6406"/>
+          </w:tcPr>
+          <w:p>
+            <w:r>
+              <w:rPr>
+                <w:sz w:val="20"/>
+              </w:rPr>
+              <w:t>Epic → Feature → Product Backlog Item (PBI) → Task</w:t>
+            </w:r>
+          </w:p>
+        </w:tc>
+      </w:tr>
+      <w:tr>
+        <w:tc>
+          <w:tcPr>
+            <w:tcW w:type="dxa" w:w="2948"/>
+          </w:tcPr>
+          <w:p>
+            <w:r>
+              <w:rPr>
+                <w:sz w:val="20"/>
+              </w:rPr>
+              <w:t>Níveis no seletor do backlog</w:t>
+            </w:r>
+          </w:p>
+        </w:tc>
+        <w:tc>
+          <w:tcPr>
+            <w:tcW w:type="dxa" w:w="6406"/>
+          </w:tcPr>
+          <w:p>
+            <w:r>
+              <w:rPr>
+                <w:sz w:val="20"/>
+              </w:rPr>
+              <w:t>Epics, Features e Backlog items</w:t>
+            </w:r>
+          </w:p>
+        </w:tc>
+      </w:tr>
+      <w:tr>
+        <w:tc>
+          <w:tcPr>
+            <w:tcW w:type="dxa" w:w="2948"/>
+          </w:tcPr>
+          <w:p>
+            <w:r>
+              <w:rPr>
+                <w:sz w:val="20"/>
+              </w:rPr>
+              <w:t>Item de backlog principal</w:t>
+            </w:r>
+          </w:p>
+        </w:tc>
+        <w:tc>
+          <w:tcPr>
+            <w:tcW w:type="dxa" w:w="6406"/>
+          </w:tcPr>
+          <w:p>
+            <w:r>
+              <w:rPr>
+                <w:sz w:val="20"/>
+              </w:rPr>
+              <w:t>Product Backlog Item</w:t>
+            </w:r>
+          </w:p>
+        </w:tc>
+      </w:tr>
+      <w:tr>
+        <w:tc>
+          <w:tcPr>
+            <w:tcW w:type="dxa" w:w="2948"/>
+          </w:tcPr>
+          <w:p>
+            <w:r>
+              <w:rPr>
+                <w:sz w:val="20"/>
+              </w:rPr>
+              <w:t>Estimativa</w:t>
+            </w:r>
+          </w:p>
+        </w:tc>
+        <w:tc>
+          <w:tcPr>
+            <w:tcW w:type="dxa" w:w="6406"/>
+          </w:tcPr>
+          <w:p>
+            <w:r>
+              <w:rPr>
+                <w:sz w:val="20"/>
+              </w:rPr>
+              <w:t>Effort (no PBI)</w:t>
+            </w:r>
+          </w:p>
+        </w:tc>
+      </w:tr>
+      <w:tr>
+        <w:tc>
+          <w:tcPr>
+            <w:tcW w:type="dxa" w:w="2948"/>
+          </w:tcPr>
+          <w:p>
+            <w:r>
+              <w:rPr>
+                <w:sz w:val="20"/>
+              </w:rPr>
+              <w:t>Campos das Tasks</w:t>
+            </w:r>
+          </w:p>
+        </w:tc>
+        <w:tc>
+          <w:tcPr>
+            <w:tcW w:type="dxa" w:w="6406"/>
+          </w:tcPr>
+          <w:p>
+            <w:r>
+              <w:rPr>
+                <w:sz w:val="20"/>
+              </w:rPr>
+              <w:t>Activity e Remaining Work</w:t>
+            </w:r>
+          </w:p>
+        </w:tc>
+      </w:tr>
+      <w:tr>
+        <w:tc>
+          <w:tcPr>
+            <w:tcW w:type="dxa" w:w="2948"/>
+          </w:tcPr>
+          <w:p>
+            <w:r>
+              <w:rPr>
+                <w:sz w:val="20"/>
+              </w:rPr>
+              <w:t>Estados (fluxo no board)</w:t>
+            </w:r>
+          </w:p>
+        </w:tc>
+        <w:tc>
+          <w:tcPr>
+            <w:tcW w:type="dxa" w:w="6406"/>
+          </w:tcPr>
+          <w:p>
+            <w:r>
+              <w:rPr>
+                <w:sz w:val="20"/>
+              </w:rPr>
+              <w:t>PBI: New → Approved → Committed → Done · Task: To Do → In Progress → Done</w:t>
+            </w:r>
+          </w:p>
+        </w:tc>
+      </w:tr>
+      <w:tr>
+        <w:tc>
+          <w:tcPr>
+            <w:tcW w:type="dxa" w:w="2948"/>
+          </w:tcPr>
+          <w:p>
+            <w:r>
+              <w:rPr>
+                <w:sz w:val="20"/>
+              </w:rPr>
+              <w:t>Sprint</w:t>
+            </w:r>
+          </w:p>
+        </w:tc>
+        <w:tc>
+          <w:tcPr>
+            <w:tcW w:type="dxa" w:w="6406"/>
+          </w:tcPr>
+          <w:p>
+            <w:r>
+              <w:rPr>
+                <w:sz w:val="20"/>
+              </w:rPr>
+              <w:t>Sprint 01 - PIX (29/09 a 12/10/2026)</w:t>
+            </w:r>
+          </w:p>
+        </w:tc>
+      </w:tr>
+      <w:tr>
+        <w:tc>
+          <w:tcPr>
+            <w:tcW w:type="dxa" w:w="2948"/>
+          </w:tcPr>
+          <w:p>
+            <w:r>
+              <w:rPr>
+                <w:sz w:val="20"/>
+              </w:rPr>
+              <w:t>Pipeline</w:t>
+            </w:r>
+          </w:p>
+        </w:tc>
+        <w:tc>
+          <w:tcPr>
+            <w:tcW w:type="dxa" w:w="6406"/>
+          </w:tcPr>
+          <w:p>
+            <w:r>
+              <w:rPr>
+                <w:sz w:val="20"/>
+              </w:rPr>
+              <w:t>pipeline-scrum-banking</w:t>
+            </w:r>
+          </w:p>
+        </w:tc>
+      </w:tr>
+      <w:tr>
+        <w:tc>
+          <w:tcPr>
+            <w:tcW w:type="dxa" w:w="2948"/>
+          </w:tcPr>
+          <w:p>
+            <w:r>
+              <w:rPr>
+                <w:sz w:val="20"/>
+              </w:rPr>
+              <w:t>Artefato publicado</w:t>
+            </w:r>
+          </w:p>
+        </w:tc>
+        <w:tc>
+          <w:tcPr>
+            <w:tcW w:type="dxa" w:w="6406"/>
+          </w:tcPr>
+          <w:p>
+            <w:r>
+              <w:rPr>
+                <w:sz w:val="20"/>
+              </w:rPr>
+              <w:t>scrum-banking-site</w:t>
+            </w:r>
+          </w:p>
+        </w:tc>
+      </w:tr>
+      <w:tr>
+        <w:tc>
+          <w:tcPr>
+            <w:tcW w:type="dxa" w:w="2948"/>
+          </w:tcPr>
+          <w:p>
+            <w:r>
+              <w:rPr>
+                <w:sz w:val="20"/>
+              </w:rPr>
+              <w:t>Guia detalhado (em Repos)</w:t>
+            </w:r>
+          </w:p>
+        </w:tc>
+        <w:tc>
+          <w:tcPr>
+            <w:tcW w:type="dxa" w:w="6406"/>
+          </w:tcPr>
+          <w:p>
+            <w:r>
+              <w:rPr>
+                <w:sz w:val="20"/>
+              </w:rPr>
+              <w:t>docs/processos/scrum.md</w:t>
+            </w:r>
+          </w:p>
+        </w:tc>
+      </w:tr>
+      <w:tr>
+        <w:tc>
+          <w:tcPr>
+            <w:tcW w:type="dxa" w:w="2948"/>
+          </w:tcPr>
+          <w:p>
+            <w:r>
+              <w:rPr>
+                <w:sz w:val="20"/>
+              </w:rPr>
+              <w:t>Mínimo esperado no backlog</w:t>
+            </w:r>
+          </w:p>
+        </w:tc>
+        <w:tc>
+          <w:tcPr>
+            <w:tcW w:type="dxa" w:w="6406"/>
+          </w:tcPr>
+          <w:p>
+            <w:r>
+              <w:rPr>
+                <w:sz w:val="20"/>
+              </w:rPr>
+              <w:t>1 Epic, 2 Features, 6 PBIs e 9 Tasks</w:t>
+            </w:r>
+          </w:p>
+        </w:tc>
+      </w:tr>
+    </w:tbl>
+    <w:p/>
+    <w:p>
+      <w:pPr>
+        <w:pStyle w:val="Heading2"/>
+      </w:pPr>
+      <w:r>
+        <w:t>Checklist de entrega da equipe</w:t>
+      </w:r>
+    </w:p>
+    <w:p>
+      <w:pPr>
+        <w:spacing w:after="0"/>
+        <w:ind w:left="340"/>
+      </w:pPr>
+      <w:r>
+        <w:rPr>
+          <w:sz w:val="20"/>
+        </w:rPr>
+        <w:t xml:space="preserve">☐  </w:t>
+      </w:r>
+      <w:r>
+        <w:rPr>
+          <w:sz w:val="20"/>
+        </w:rPr>
+        <w:t>Todos os integrantes acessaram o projeto 03-scrum-banking.</w:t>
+      </w:r>
+    </w:p>
+    <w:p>
+      <w:pPr>
+        <w:spacing w:after="0"/>
+        <w:ind w:left="340"/>
+      </w:pPr>
+      <w:r>
+        <w:rPr>
+          <w:sz w:val="20"/>
+        </w:rPr>
+        <w:t xml:space="preserve">☐  </w:t>
+      </w:r>
+      <w:r>
+        <w:rPr>
+          <w:sz w:val="20"/>
+        </w:rPr>
+        <w:t>Papéis definidos (seção 5).</w:t>
+      </w:r>
+    </w:p>
+    <w:p>
+      <w:pPr>
+        <w:spacing w:after="0"/>
+        <w:ind w:left="340"/>
+      </w:pPr>
+      <w:r>
+        <w:rPr>
+          <w:sz w:val="20"/>
+        </w:rPr>
+        <w:t xml:space="preserve">☐  </w:t>
+      </w:r>
+      <w:r>
+        <w:rPr>
+          <w:sz w:val="20"/>
+        </w:rPr>
+        <w:t>Backlog com no mínimo 1 Epic, 2 Features, 6 PBIs e 9 Tasks, todos ligados ao item pai correto.</w:t>
+      </w:r>
+    </w:p>
+    <w:p>
+      <w:pPr>
+        <w:spacing w:after="0"/>
+        <w:ind w:left="340"/>
+      </w:pPr>
+      <w:r>
+        <w:rPr>
+          <w:sz w:val="20"/>
+        </w:rPr>
+        <w:t xml:space="preserve">☐  </w:t>
+      </w:r>
+      <w:r>
+        <w:rPr>
+          <w:sz w:val="20"/>
+        </w:rPr>
+        <w:t>Cada Product Backlog Item com descrição, critérios de aceite, prioridade, estimativa e responsável.</w:t>
+      </w:r>
+    </w:p>
+    <w:p>
+      <w:pPr>
+        <w:spacing w:after="0"/>
+        <w:ind w:left="340"/>
+      </w:pPr>
+      <w:r>
+        <w:rPr>
+          <w:sz w:val="20"/>
+        </w:rPr>
+        <w:t xml:space="preserve">☐  </w:t>
+      </w:r>
+      <w:r>
+        <w:rPr>
+          <w:sz w:val="20"/>
+        </w:rPr>
+        <w:t>Tasks com activity e remaining work preenchidos.</w:t>
+      </w:r>
+    </w:p>
+    <w:p>
+      <w:pPr>
+        <w:spacing w:after="0"/>
+        <w:ind w:left="340"/>
+      </w:pPr>
+      <w:r>
+        <w:rPr>
+          <w:sz w:val="20"/>
+        </w:rPr>
+        <w:t xml:space="preserve">☐  </w:t>
+      </w:r>
+      <w:r>
+        <w:rPr>
+          <w:sz w:val="20"/>
+        </w:rPr>
+        <w:t>Backlog ordenado por prioridade e decisão registrada na Discussion de um item.</w:t>
+      </w:r>
+    </w:p>
+    <w:p>
+      <w:pPr>
+        <w:spacing w:after="0"/>
+        <w:ind w:left="340"/>
+      </w:pPr>
+      <w:r>
+        <w:rPr>
+          <w:sz w:val="20"/>
+        </w:rPr>
+        <w:t xml:space="preserve">☐  </w:t>
+      </w:r>
+      <w:r>
+        <w:rPr>
+          <w:sz w:val="20"/>
+        </w:rPr>
+        <w:t>Pelo menos um item de risco, bloqueio ou dependência registrado.</w:t>
+      </w:r>
+    </w:p>
+    <w:p>
+      <w:pPr>
+        <w:spacing w:after="0"/>
+        <w:ind w:left="340"/>
+      </w:pPr>
+      <w:r>
+        <w:rPr>
+          <w:sz w:val="20"/>
+        </w:rPr>
+        <w:t xml:space="preserve">☐  </w:t>
+      </w:r>
+      <w:r>
+        <w:rPr>
+          <w:sz w:val="20"/>
+        </w:rPr>
+        <w:t>Itens prioritários dentro da Sprint 01 - PIX e capacidade do time preenchida.</w:t>
+      </w:r>
+    </w:p>
+    <w:p>
+      <w:pPr>
+        <w:spacing w:after="0"/>
+        <w:ind w:left="340"/>
+      </w:pPr>
+      <w:r>
+        <w:rPr>
+          <w:sz w:val="20"/>
+        </w:rPr>
+        <w:t xml:space="preserve">☐  </w:t>
+      </w:r>
+      <w:r>
+        <w:rPr>
+          <w:sz w:val="20"/>
+        </w:rPr>
+        <w:t>Board com itens em estados diferentes (PBI: New → Approved → Committed → Done · Task: To Do → In Progress → Done), incluindo um bloqueado.</w:t>
+      </w:r>
+    </w:p>
+    <w:p>
+      <w:pPr>
+        <w:spacing w:after="0"/>
+        <w:ind w:left="340"/>
+      </w:pPr>
+      <w:r>
+        <w:rPr>
+          <w:sz w:val="20"/>
+        </w:rPr>
+        <w:t xml:space="preserve">☐  </w:t>
+      </w:r>
+      <w:r>
+        <w:rPr>
+          <w:sz w:val="20"/>
+        </w:rPr>
+        <w:t>Pipeline pipeline-scrum-banking executada pela equipe com os parâmetros preenchidos.</w:t>
+      </w:r>
+    </w:p>
+    <w:p>
+      <w:pPr>
+        <w:spacing w:after="0"/>
+        <w:ind w:left="340"/>
+      </w:pPr>
+      <w:r>
+        <w:rPr>
+          <w:sz w:val="20"/>
+        </w:rPr>
+        <w:t xml:space="preserve">☐  </w:t>
+      </w:r>
+      <w:r>
+        <w:rPr>
+          <w:sz w:val="20"/>
+        </w:rPr>
+        <w:t>Artefato scrum-banking-site localizado e link da execução registrado em um item (tag pipeline).</w:t>
+      </w:r>
+    </w:p>
+    <w:p>
+      <w:pPr>
+        <w:spacing w:after="0"/>
+        <w:ind w:left="340"/>
+      </w:pPr>
+      <w:r>
+        <w:rPr>
+          <w:sz w:val="20"/>
+        </w:rPr>
+        <w:t xml:space="preserve">☐  </w:t>
+      </w:r>
+      <w:r>
+        <w:rPr>
+          <w:sz w:val="20"/>
+        </w:rPr>
+        <w:t>Consulta salva em Shared Queries &gt; Dashboard da Equipe, com um gráfico.</w:t>
+      </w:r>
+    </w:p>
+    <w:p>
+      <w:pPr>
+        <w:spacing w:after="0"/>
+        <w:ind w:left="340"/>
+      </w:pPr>
+      <w:r>
+        <w:rPr>
+          <w:sz w:val="20"/>
+        </w:rPr>
+        <w:t xml:space="preserve">☐  </w:t>
+      </w:r>
+      <w:r>
+        <w:rPr>
+          <w:sz w:val="20"/>
+        </w:rPr>
+        <w:t>Dashboard da equipe com pelo menos 4 widgets.</w:t>
+      </w:r>
+    </w:p>
+    <w:p>
+      <w:pPr>
+        <w:spacing w:after="0"/>
+        <w:ind w:left="340"/>
+      </w:pPr>
+      <w:r>
+        <w:rPr>
+          <w:sz w:val="20"/>
+        </w:rPr>
+        <w:t xml:space="preserve">☐  </w:t>
+      </w:r>
+      <w:r>
+        <w:rPr>
+          <w:sz w:val="20"/>
+        </w:rPr>
+        <w:t>Apresentação de 4 minutos preparada (Parte 8).</w:t>
+      </w:r>
+    </w:p>
+    <w:p>
+      <w:r>
+        <w:br w:type="page"/>
+      </w:r>
+    </w:p>
+    <w:p>
+      <w:pPr>
+        <w:pStyle w:val="Heading1"/>
+      </w:pPr>
+      <w:r>
+        <w:rPr>
+          <w:color w:val="121F8F"/>
+        </w:rPr>
+        <w:t>7.4 Equipe 04 – Processo CMMI – Sistema Governamental</w:t>
+      </w:r>
+    </w:p>
+    <w:p>
+      <w:pPr>
+        <w:spacing w:after="40"/>
+      </w:pPr>
+      <w:r>
+        <w:rPr>
+          <w:b/>
+        </w:rPr>
+        <w:t xml:space="preserve">Objetivo do cenário: </w:t>
+      </w:r>
+      <w:r>
+        <w:rPr>
+          <w:i w:val="0"/>
+        </w:rPr>
+        <w:t>Controlar acessos por perfil com formalidade, registrando requisitos, mudanças, riscos e evidências para auditoria.</w:t>
+      </w:r>
+    </w:p>
+    <w:p>
+      <w:r>
+        <w:rPr>
+          <w:b/>
+        </w:rPr>
+        <w:t xml:space="preserve">O que o seu processo deve mostrar: </w:t>
+      </w:r>
+      <w:r>
+        <w:rPr>
+          <w:i w:val="0"/>
+        </w:rPr>
+        <w:t>Governança: requisitos formais, mudanças justificadas e rastreabilidade para auditoria.</w:t>
+      </w:r>
+    </w:p>
+    <w:tbl>
+      <w:tblPr>
+        <w:tblStyle w:val="TableGrid"/>
+        <w:tblW w:type="auto" w:w="0"/>
+        <w:tblLayout w:type="fixed"/>
+        <w:tblLook w:firstColumn="1" w:firstRow="1" w:lastColumn="0" w:lastRow="0" w:noHBand="0" w:noVBand="1" w:val="04A0"/>
+      </w:tblPr>
+      <w:tblGrid>
+        <w:gridCol w:w="2948"/>
+        <w:gridCol w:w="6407"/>
+      </w:tblGrid>
+      <w:tr>
+        <w:tc>
+          <w:tcPr>
+            <w:tcW w:type="dxa" w:w="2948"/>
+            <w:shd w:val="clear" w:color="auto" w:fill="121F8F"/>
           </w:tcPr>
           <w:p>
             <w:r>
@@ -2007,14 +4637,14 @@
                 <w:color w:val="FFFFFF"/>
                 <w:sz w:val="20"/>
               </w:rPr>
-              <w:t>Execução</w:t>
+              <w:t>Item</w:t>
             </w:r>
           </w:p>
         </w:tc>
         <w:tc>
           <w:tcPr>
-            <w:tcW w:type="dxa" w:w="3912"/>
-            <w:shd w:val="clear" w:color="auto" w:fill="005A9E"/>
+            <w:tcW w:type="dxa" w:w="6406"/>
+            <w:shd w:val="clear" w:color="auto" w:fill="121F8F"/>
           </w:tcPr>
           <w:p>
             <w:r>
@@ -2028,7 +4658,7 @@
                 <w:color w:val="FFFFFF"/>
                 <w:sz w:val="20"/>
               </w:rPr>
-              <w:t>Observações</w:t>
+              <w:t>Na sua equipe</w:t>
             </w:r>
           </w:p>
         </w:tc>
@@ -2036,66 +4666,27 @@
       <w:tr>
         <w:tc>
           <w:tcPr>
-            <w:tcW w:type="dxa" w:w="1247"/>
+            <w:tcW w:type="dxa" w:w="2948"/>
           </w:tcPr>
           <w:p>
             <w:r>
               <w:rPr>
                 <w:sz w:val="20"/>
               </w:rPr>
-              <w:t>Basic</w:t>
+              <w:t>Projeto</w:t>
             </w:r>
           </w:p>
         </w:tc>
         <w:tc>
           <w:tcPr>
-            <w:tcW w:type="dxa" w:w="1474"/>
+            <w:tcW w:type="dxa" w:w="6406"/>
           </w:tcPr>
           <w:p>
             <w:r>
               <w:rPr>
                 <w:sz w:val="20"/>
               </w:rPr>
-              <w:t>Epic</w:t>
-            </w:r>
-          </w:p>
-        </w:tc>
-        <w:tc>
-          <w:tcPr>
-            <w:tcW w:type="dxa" w:w="1814"/>
-          </w:tcPr>
-          <w:p>
-            <w:r>
-              <w:rPr>
-                <w:sz w:val="20"/>
-              </w:rPr>
-              <w:t>Issue</w:t>
-            </w:r>
-          </w:p>
-        </w:tc>
-        <w:tc>
-          <w:tcPr>
-            <w:tcW w:type="dxa" w:w="907"/>
-          </w:tcPr>
-          <w:p>
-            <w:r>
-              <w:rPr>
-                <w:sz w:val="20"/>
-              </w:rPr>
-              <w:t>Task</w:t>
-            </w:r>
-          </w:p>
-        </w:tc>
-        <w:tc>
-          <w:tcPr>
-            <w:tcW w:type="dxa" w:w="3912"/>
-          </w:tcPr>
-          <w:p>
-            <w:r>
-              <w:rPr>
-                <w:sz w:val="20"/>
-              </w:rPr>
-              <w:t>Mais simples: poucos estados (To Do, Doing, Done).</w:t>
+              <w:t>04-cmmi-governance</w:t>
             </w:r>
           </w:p>
         </w:tc>
@@ -2103,66 +4694,27 @@
       <w:tr>
         <w:tc>
           <w:tcPr>
-            <w:tcW w:type="dxa" w:w="1247"/>
+            <w:tcW w:type="dxa" w:w="2948"/>
           </w:tcPr>
           <w:p>
             <w:r>
               <w:rPr>
                 <w:sz w:val="20"/>
               </w:rPr>
-              <w:t>Agile</w:t>
+              <w:t>Hierarquia</w:t>
             </w:r>
           </w:p>
         </w:tc>
         <w:tc>
           <w:tcPr>
-            <w:tcW w:type="dxa" w:w="1474"/>
+            <w:tcW w:type="dxa" w:w="6406"/>
           </w:tcPr>
           <w:p>
             <w:r>
               <w:rPr>
                 <w:sz w:val="20"/>
               </w:rPr>
-              <w:t>Epic → Feature</w:t>
-            </w:r>
-          </w:p>
-        </w:tc>
-        <w:tc>
-          <w:tcPr>
-            <w:tcW w:type="dxa" w:w="1814"/>
-          </w:tcPr>
-          <w:p>
-            <w:r>
-              <w:rPr>
-                <w:sz w:val="20"/>
-              </w:rPr>
-              <w:t>User Story</w:t>
-            </w:r>
-          </w:p>
-        </w:tc>
-        <w:tc>
-          <w:tcPr>
-            <w:tcW w:type="dxa" w:w="907"/>
-          </w:tcPr>
-          <w:p>
-            <w:r>
-              <w:rPr>
-                <w:sz w:val="20"/>
-              </w:rPr>
-              <w:t>Task</w:t>
-            </w:r>
-          </w:p>
-        </w:tc>
-        <w:tc>
-          <w:tcPr>
-            <w:tcW w:type="dxa" w:w="3912"/>
-          </w:tcPr>
-          <w:p>
-            <w:r>
-              <w:rPr>
-                <w:sz w:val="20"/>
-              </w:rPr>
-              <w:t>Estimativa em Story Points; tem Bug e Issue.</w:t>
+              <w:t>Epic → Feature → Requirement → Task (Change Request, Risk e Review ligados ao Requirement)</w:t>
             </w:r>
           </w:p>
         </w:tc>
@@ -2170,66 +4722,27 @@
       <w:tr>
         <w:tc>
           <w:tcPr>
-            <w:tcW w:type="dxa" w:w="1247"/>
+            <w:tcW w:type="dxa" w:w="2948"/>
           </w:tcPr>
           <w:p>
             <w:r>
               <w:rPr>
                 <w:sz w:val="20"/>
               </w:rPr>
-              <w:t>Scrum</w:t>
+              <w:t>Níveis no seletor do backlog</w:t>
             </w:r>
           </w:p>
         </w:tc>
         <w:tc>
           <w:tcPr>
-            <w:tcW w:type="dxa" w:w="1474"/>
+            <w:tcW w:type="dxa" w:w="6406"/>
           </w:tcPr>
           <w:p>
             <w:r>
               <w:rPr>
                 <w:sz w:val="20"/>
               </w:rPr>
-              <w:t>Epic → Feature</w:t>
-            </w:r>
-          </w:p>
-        </w:tc>
-        <w:tc>
-          <w:tcPr>
-            <w:tcW w:type="dxa" w:w="1814"/>
-          </w:tcPr>
-          <w:p>
-            <w:r>
-              <w:rPr>
-                <w:sz w:val="20"/>
-              </w:rPr>
-              <w:t>Product Backlog Item (PBI)</w:t>
-            </w:r>
-          </w:p>
-        </w:tc>
-        <w:tc>
-          <w:tcPr>
-            <w:tcW w:type="dxa" w:w="907"/>
-          </w:tcPr>
-          <w:p>
-            <w:r>
-              <w:rPr>
-                <w:sz w:val="20"/>
-              </w:rPr>
-              <w:t>Task</w:t>
-            </w:r>
-          </w:p>
-        </w:tc>
-        <w:tc>
-          <w:tcPr>
-            <w:tcW w:type="dxa" w:w="3912"/>
-          </w:tcPr>
-          <w:p>
-            <w:r>
-              <w:rPr>
-                <w:sz w:val="20"/>
-              </w:rPr>
-              <w:t>Estimativa em Effort; foco na Sprint e no burndown.</w:t>
+              <w:t>Epics, Features e Requirements</w:t>
             </w:r>
           </w:p>
         </w:tc>
@@ -2237,33 +4750,20 @@
       <w:tr>
         <w:tc>
           <w:tcPr>
-            <w:tcW w:type="dxa" w:w="1247"/>
+            <w:tcW w:type="dxa" w:w="2948"/>
           </w:tcPr>
           <w:p>
             <w:r>
               <w:rPr>
                 <w:sz w:val="20"/>
               </w:rPr>
-              <w:t>CMMI</w:t>
+              <w:t>Item de backlog principal</w:t>
             </w:r>
           </w:p>
         </w:tc>
         <w:tc>
           <w:tcPr>
-            <w:tcW w:type="dxa" w:w="1474"/>
-          </w:tcPr>
-          <w:p>
-            <w:r>
-              <w:rPr>
-                <w:sz w:val="20"/>
-              </w:rPr>
-              <w:t>Epic → Feature</w:t>
-            </w:r>
-          </w:p>
-        </w:tc>
-        <w:tc>
-          <w:tcPr>
-            <w:tcW w:type="dxa" w:w="1814"/>
+            <w:tcW w:type="dxa" w:w="6406"/>
           </w:tcPr>
           <w:p>
             <w:r>
@@ -2274,29 +4774,227 @@
             </w:r>
           </w:p>
         </w:tc>
+      </w:tr>
+      <w:tr>
         <w:tc>
           <w:tcPr>
-            <w:tcW w:type="dxa" w:w="907"/>
+            <w:tcW w:type="dxa" w:w="2948"/>
           </w:tcPr>
           <w:p>
             <w:r>
               <w:rPr>
                 <w:sz w:val="20"/>
               </w:rPr>
-              <w:t>Task</w:t>
+              <w:t>Estimativa</w:t>
             </w:r>
           </w:p>
         </w:tc>
         <w:tc>
           <w:tcPr>
-            <w:tcW w:type="dxa" w:w="3912"/>
+            <w:tcW w:type="dxa" w:w="6406"/>
           </w:tcPr>
           <w:p>
             <w:r>
               <w:rPr>
                 <w:sz w:val="20"/>
               </w:rPr>
-              <w:t>Change Request, Risk, Review e Issue são itens relacionados ao Requirement, e não níveis da hierarquia. Voltado a governança.</w:t>
+              <w:t>Size e Risk (no Requirement) e Business Value (na Feature)</w:t>
+            </w:r>
+          </w:p>
+        </w:tc>
+      </w:tr>
+      <w:tr>
+        <w:tc>
+          <w:tcPr>
+            <w:tcW w:type="dxa" w:w="2948"/>
+          </w:tcPr>
+          <w:p>
+            <w:r>
+              <w:rPr>
+                <w:sz w:val="20"/>
+              </w:rPr>
+              <w:t>Campos das Tasks</w:t>
+            </w:r>
+          </w:p>
+        </w:tc>
+        <w:tc>
+          <w:tcPr>
+            <w:tcW w:type="dxa" w:w="6406"/>
+          </w:tcPr>
+          <w:p>
+            <w:r>
+              <w:rPr>
+                <w:sz w:val="20"/>
+              </w:rPr>
+              <w:t>Discipline, Original Estimate, Remaining Work e Completed Work</w:t>
+            </w:r>
+          </w:p>
+        </w:tc>
+      </w:tr>
+      <w:tr>
+        <w:tc>
+          <w:tcPr>
+            <w:tcW w:type="dxa" w:w="2948"/>
+          </w:tcPr>
+          <w:p>
+            <w:r>
+              <w:rPr>
+                <w:sz w:val="20"/>
+              </w:rPr>
+              <w:t>Estados (fluxo no board)</w:t>
+            </w:r>
+          </w:p>
+        </w:tc>
+        <w:tc>
+          <w:tcPr>
+            <w:tcW w:type="dxa" w:w="6406"/>
+          </w:tcPr>
+          <w:p>
+            <w:r>
+              <w:rPr>
+                <w:sz w:val="20"/>
+              </w:rPr>
+              <w:t>Proposed → Active → Resolved → Closed</w:t>
+            </w:r>
+          </w:p>
+        </w:tc>
+      </w:tr>
+      <w:tr>
+        <w:tc>
+          <w:tcPr>
+            <w:tcW w:type="dxa" w:w="2948"/>
+          </w:tcPr>
+          <w:p>
+            <w:r>
+              <w:rPr>
+                <w:sz w:val="20"/>
+              </w:rPr>
+              <w:t>Sprint</w:t>
+            </w:r>
+          </w:p>
+        </w:tc>
+        <w:tc>
+          <w:tcPr>
+            <w:tcW w:type="dxa" w:w="6406"/>
+          </w:tcPr>
+          <w:p>
+            <w:r>
+              <w:rPr>
+                <w:sz w:val="20"/>
+              </w:rPr>
+              <w:t>Sprint 01 (29/09 a 12/10/2026)</w:t>
+            </w:r>
+          </w:p>
+        </w:tc>
+      </w:tr>
+      <w:tr>
+        <w:tc>
+          <w:tcPr>
+            <w:tcW w:type="dxa" w:w="2948"/>
+          </w:tcPr>
+          <w:p>
+            <w:r>
+              <w:rPr>
+                <w:sz w:val="20"/>
+              </w:rPr>
+              <w:t>Pipeline</w:t>
+            </w:r>
+          </w:p>
+        </w:tc>
+        <w:tc>
+          <w:tcPr>
+            <w:tcW w:type="dxa" w:w="6406"/>
+          </w:tcPr>
+          <w:p>
+            <w:r>
+              <w:rPr>
+                <w:sz w:val="20"/>
+              </w:rPr>
+              <w:t>pipeline-cmmi-governance</w:t>
+            </w:r>
+          </w:p>
+        </w:tc>
+      </w:tr>
+      <w:tr>
+        <w:tc>
+          <w:tcPr>
+            <w:tcW w:type="dxa" w:w="2948"/>
+          </w:tcPr>
+          <w:p>
+            <w:r>
+              <w:rPr>
+                <w:sz w:val="20"/>
+              </w:rPr>
+              <w:t>Artefato publicado</w:t>
+            </w:r>
+          </w:p>
+        </w:tc>
+        <w:tc>
+          <w:tcPr>
+            <w:tcW w:type="dxa" w:w="6406"/>
+          </w:tcPr>
+          <w:p>
+            <w:r>
+              <w:rPr>
+                <w:sz w:val="20"/>
+              </w:rPr>
+              <w:t>cmmi-governance-site</w:t>
+            </w:r>
+          </w:p>
+        </w:tc>
+      </w:tr>
+      <w:tr>
+        <w:tc>
+          <w:tcPr>
+            <w:tcW w:type="dxa" w:w="2948"/>
+          </w:tcPr>
+          <w:p>
+            <w:r>
+              <w:rPr>
+                <w:sz w:val="20"/>
+              </w:rPr>
+              <w:t>Guia detalhado (em Repos)</w:t>
+            </w:r>
+          </w:p>
+        </w:tc>
+        <w:tc>
+          <w:tcPr>
+            <w:tcW w:type="dxa" w:w="6406"/>
+          </w:tcPr>
+          <w:p>
+            <w:r>
+              <w:rPr>
+                <w:sz w:val="20"/>
+              </w:rPr>
+              <w:t>docs/processos/cmmi.md</w:t>
+            </w:r>
+          </w:p>
+        </w:tc>
+      </w:tr>
+      <w:tr>
+        <w:tc>
+          <w:tcPr>
+            <w:tcW w:type="dxa" w:w="2948"/>
+          </w:tcPr>
+          <w:p>
+            <w:r>
+              <w:rPr>
+                <w:sz w:val="20"/>
+              </w:rPr>
+              <w:t>Mínimo esperado no backlog</w:t>
+            </w:r>
+          </w:p>
+        </w:tc>
+        <w:tc>
+          <w:tcPr>
+            <w:tcW w:type="dxa" w:w="6406"/>
+          </w:tcPr>
+          <w:p>
+            <w:r>
+              <w:rPr>
+                <w:sz w:val="20"/>
+              </w:rPr>
+              <w:t>1 Epic, 2 Features, 4 Requirements, 5 Change Requests e 9 Tasks</w:t>
             </w:r>
           </w:p>
         </w:tc>
@@ -2305,361 +5003,267 @@
     <w:p/>
     <w:p>
       <w:pPr>
-        <w:pStyle w:val="Heading1"/>
+        <w:pStyle w:val="Heading2"/>
       </w:pPr>
       <w:r>
+        <w:t>Checklist de entrega da equipe</w:t>
+      </w:r>
+    </w:p>
+    <w:p>
+      <w:pPr>
+        <w:spacing w:after="0"/>
+        <w:ind w:left="340"/>
+      </w:pPr>
+      <w:r>
         <w:rPr>
-          <w:color w:val="005A9E"/>
+          <w:sz w:val="20"/>
         </w:rPr>
-        <w:t>8. Cronograma da aula (4h)</w:t>
+        <w:t xml:space="preserve">☐  </w:t>
+      </w:r>
+      <w:r>
+        <w:rPr>
+          <w:sz w:val="20"/>
+        </w:rPr>
+        <w:t>Todos os integrantes acessaram o projeto 04-cmmi-governance.</w:t>
       </w:r>
     </w:p>
-    <w:tbl>
-      <w:tblPr>
-        <w:tblStyle w:val="TableGrid"/>
-        <w:tblW w:type="auto" w:w="0"/>
-        <w:tblLayout w:type="fixed"/>
-        <w:tblLook w:firstColumn="1" w:firstRow="1" w:lastColumn="0" w:lastRow="0" w:noHBand="0" w:noVBand="1" w:val="04A0"/>
-      </w:tblPr>
-      <w:tblGrid>
-        <w:gridCol w:w="6804"/>
-        <w:gridCol w:w="2551"/>
-      </w:tblGrid>
-      <w:tr>
-        <w:tc>
-          <w:tcPr>
-            <w:tcW w:type="dxa" w:w="6803"/>
-            <w:shd w:val="clear" w:color="auto" w:fill="005A9E"/>
-          </w:tcPr>
-          <w:p>
-            <w:r>
-              <w:rPr>
-                <w:sz w:val="20"/>
-              </w:rPr>
-            </w:r>
-            <w:r>
-              <w:rPr>
-                <w:b/>
-                <w:color w:val="FFFFFF"/>
-                <w:sz w:val="20"/>
-              </w:rPr>
-              <w:t>Etapa</w:t>
-            </w:r>
-          </w:p>
-        </w:tc>
-        <w:tc>
-          <w:tcPr>
-            <w:tcW w:type="dxa" w:w="2551"/>
-            <w:shd w:val="clear" w:color="auto" w:fill="005A9E"/>
-          </w:tcPr>
-          <w:p>
-            <w:r>
-              <w:rPr>
-                <w:sz w:val="20"/>
-              </w:rPr>
-            </w:r>
-            <w:r>
-              <w:rPr>
-                <w:b/>
-                <w:color w:val="FFFFFF"/>
-                <w:sz w:val="20"/>
-              </w:rPr>
-              <w:t>Tempo</w:t>
-            </w:r>
-          </w:p>
-        </w:tc>
-      </w:tr>
-      <w:tr>
-        <w:tc>
-          <w:tcPr>
-            <w:tcW w:type="dxa" w:w="6803"/>
-          </w:tcPr>
-          <w:p>
-            <w:r>
-              <w:rPr>
-                <w:sz w:val="20"/>
-              </w:rPr>
-              <w:t>Apresentação teórica (slides) e demonstração</w:t>
-            </w:r>
-          </w:p>
-        </w:tc>
-        <w:tc>
-          <w:tcPr>
-            <w:tcW w:type="dxa" w:w="2551"/>
-          </w:tcPr>
-          <w:p>
-            <w:r>
-              <w:rPr>
-                <w:sz w:val="20"/>
-              </w:rPr>
-              <w:t>45 min</w:t>
-            </w:r>
-          </w:p>
-        </w:tc>
-      </w:tr>
-      <w:tr>
-        <w:tc>
-          <w:tcPr>
-            <w:tcW w:type="dxa" w:w="6803"/>
-          </w:tcPr>
-          <w:p>
-            <w:r>
-              <w:rPr>
-                <w:sz w:val="20"/>
-              </w:rPr>
-              <w:t>Contexto e divisão das equipes</w:t>
-            </w:r>
-          </w:p>
-        </w:tc>
-        <w:tc>
-          <w:tcPr>
-            <w:tcW w:type="dxa" w:w="2551"/>
-          </w:tcPr>
-          <w:p>
-            <w:r>
-              <w:rPr>
-                <w:sz w:val="20"/>
-              </w:rPr>
-              <w:t>5 min</w:t>
-            </w:r>
-          </w:p>
-        </w:tc>
-      </w:tr>
-      <w:tr>
-        <w:tc>
-          <w:tcPr>
-            <w:tcW w:type="dxa" w:w="6803"/>
-          </w:tcPr>
-          <w:p>
-            <w:r>
-              <w:rPr>
-                <w:sz w:val="20"/>
-              </w:rPr>
-              <w:t>Acesso aos projetos e primeira pipeline</w:t>
-            </w:r>
-          </w:p>
-        </w:tc>
-        <w:tc>
-          <w:tcPr>
-            <w:tcW w:type="dxa" w:w="2551"/>
-          </w:tcPr>
-          <w:p>
-            <w:r>
-              <w:rPr>
-                <w:sz w:val="20"/>
-              </w:rPr>
-              <w:t>10 min</w:t>
-            </w:r>
-          </w:p>
-        </w:tc>
-      </w:tr>
-      <w:tr>
-        <w:tc>
-          <w:tcPr>
-            <w:tcW w:type="dxa" w:w="6803"/>
-          </w:tcPr>
-          <w:p>
-            <w:r>
-              <w:rPr>
-                <w:sz w:val="20"/>
-              </w:rPr>
-              <w:t>Campos, estimativas e critérios</w:t>
-            </w:r>
-          </w:p>
-        </w:tc>
-        <w:tc>
-          <w:tcPr>
-            <w:tcW w:type="dxa" w:w="2551"/>
-          </w:tcPr>
-          <w:p>
-            <w:r>
-              <w:rPr>
-                <w:sz w:val="20"/>
-              </w:rPr>
-              <w:t>15 min</w:t>
-            </w:r>
-          </w:p>
-        </w:tc>
-      </w:tr>
-      <w:tr>
-        <w:tc>
-          <w:tcPr>
-            <w:tcW w:type="dxa" w:w="6803"/>
-          </w:tcPr>
-          <w:p>
-            <w:r>
-              <w:rPr>
-                <w:sz w:val="20"/>
-              </w:rPr>
-              <w:t>Backlog detalhado e hierarquia</w:t>
-            </w:r>
-          </w:p>
-        </w:tc>
-        <w:tc>
-          <w:tcPr>
-            <w:tcW w:type="dxa" w:w="2551"/>
-          </w:tcPr>
-          <w:p>
-            <w:r>
-              <w:rPr>
-                <w:sz w:val="20"/>
-              </w:rPr>
-              <w:t>45 min</w:t>
-            </w:r>
-          </w:p>
-        </w:tc>
-      </w:tr>
-      <w:tr>
-        <w:tc>
-          <w:tcPr>
-            <w:tcW w:type="dxa" w:w="6803"/>
-          </w:tcPr>
-          <w:p>
-            <w:r>
-              <w:rPr>
-                <w:sz w:val="20"/>
-              </w:rPr>
-              <w:t>Refinamento e priorização</w:t>
-            </w:r>
-          </w:p>
-        </w:tc>
-        <w:tc>
-          <w:tcPr>
-            <w:tcW w:type="dxa" w:w="2551"/>
-          </w:tcPr>
-          <w:p>
-            <w:r>
-              <w:rPr>
-                <w:sz w:val="20"/>
-              </w:rPr>
-              <w:t>25 min</w:t>
-            </w:r>
-          </w:p>
-        </w:tc>
-      </w:tr>
-      <w:tr>
-        <w:tc>
-          <w:tcPr>
-            <w:tcW w:type="dxa" w:w="6803"/>
-          </w:tcPr>
-          <w:p>
-            <w:r>
-              <w:rPr>
-                <w:sz w:val="20"/>
-              </w:rPr>
-              <w:t>Board, sprint e estados</w:t>
-            </w:r>
-          </w:p>
-        </w:tc>
-        <w:tc>
-          <w:tcPr>
-            <w:tcW w:type="dxa" w:w="2551"/>
-          </w:tcPr>
-          <w:p>
-            <w:r>
-              <w:rPr>
-                <w:sz w:val="20"/>
-              </w:rPr>
-              <w:t>25 min</w:t>
-            </w:r>
-          </w:p>
-        </w:tc>
-      </w:tr>
-      <w:tr>
-        <w:tc>
-          <w:tcPr>
-            <w:tcW w:type="dxa" w:w="6803"/>
-          </w:tcPr>
-          <w:p>
-            <w:r>
-              <w:rPr>
-                <w:sz w:val="20"/>
-              </w:rPr>
-              <w:t>Segunda execução da pipeline</w:t>
-            </w:r>
-          </w:p>
-        </w:tc>
-        <w:tc>
-          <w:tcPr>
-            <w:tcW w:type="dxa" w:w="2551"/>
-          </w:tcPr>
-          <w:p>
-            <w:r>
-              <w:rPr>
-                <w:sz w:val="20"/>
-              </w:rPr>
-              <w:t>20 min</w:t>
-            </w:r>
-          </w:p>
-        </w:tc>
-      </w:tr>
-      <w:tr>
-        <w:tc>
-          <w:tcPr>
-            <w:tcW w:type="dxa" w:w="6803"/>
-          </w:tcPr>
-          <w:p>
-            <w:r>
-              <w:rPr>
-                <w:sz w:val="20"/>
-              </w:rPr>
-              <w:t>Queries e dashboard</w:t>
-            </w:r>
-          </w:p>
-        </w:tc>
-        <w:tc>
-          <w:tcPr>
-            <w:tcW w:type="dxa" w:w="2551"/>
-          </w:tcPr>
-          <w:p>
-            <w:r>
-              <w:rPr>
-                <w:sz w:val="20"/>
-              </w:rPr>
-              <w:t>30 min</w:t>
-            </w:r>
-          </w:p>
-        </w:tc>
-      </w:tr>
-      <w:tr>
-        <w:tc>
-          <w:tcPr>
-            <w:tcW w:type="dxa" w:w="6803"/>
-          </w:tcPr>
-          <w:p>
-            <w:r>
-              <w:rPr>
-                <w:sz w:val="20"/>
-              </w:rPr>
-              <w:t>Apresentação rápida</w:t>
-            </w:r>
-          </w:p>
-        </w:tc>
-        <w:tc>
-          <w:tcPr>
-            <w:tcW w:type="dxa" w:w="2551"/>
-          </w:tcPr>
-          <w:p>
-            <w:r>
-              <w:rPr>
-                <w:sz w:val="20"/>
-              </w:rPr>
-              <w:t>20 min</w:t>
-            </w:r>
-          </w:p>
-        </w:tc>
-      </w:tr>
-    </w:tbl>
-    <w:p/>
     <w:p>
+      <w:pPr>
+        <w:spacing w:after="0"/>
+        <w:ind w:left="340"/>
+      </w:pPr>
       <w:r>
         <w:rPr>
-          <w:b/>
+          <w:sz w:val="20"/>
         </w:rPr>
-        <w:t xml:space="preserve">Atenção: </w:t>
-      </w:r>
-      <w:r>
-        <w:t>O total fecha exatamente em 4h. Se houver intervalo, compense reduzindo “Refinamento” e “Board” para 20 min cada.</w:t>
+        <w:t xml:space="preserve">☐  </w:t>
+      </w:r>
+      <w:r>
+        <w:rPr>
+          <w:sz w:val="20"/>
+        </w:rPr>
+        <w:t>Papéis definidos (seção 5).</w:t>
+      </w:r>
+    </w:p>
+    <w:p>
+      <w:pPr>
+        <w:spacing w:after="0"/>
+        <w:ind w:left="340"/>
+      </w:pPr>
+      <w:r>
+        <w:rPr>
+          <w:sz w:val="20"/>
+        </w:rPr>
+        <w:t xml:space="preserve">☐  </w:t>
+      </w:r>
+      <w:r>
+        <w:rPr>
+          <w:sz w:val="20"/>
+        </w:rPr>
+        <w:t>Backlog com no mínimo 1 Epic, 2 Features, 4 Requirements, 5 Change Requests e 9 Tasks, todos ligados ao item pai correto.</w:t>
+      </w:r>
+    </w:p>
+    <w:p>
+      <w:pPr>
+        <w:spacing w:after="0"/>
+        <w:ind w:left="340"/>
+      </w:pPr>
+      <w:r>
+        <w:rPr>
+          <w:sz w:val="20"/>
+        </w:rPr>
+        <w:t xml:space="preserve">☐  </w:t>
+      </w:r>
+      <w:r>
+        <w:rPr>
+          <w:sz w:val="20"/>
+        </w:rPr>
+        <w:t>Cada Requirement com descrição, critérios de aceite, prioridade, estimativa e responsável.</w:t>
+      </w:r>
+    </w:p>
+    <w:p>
+      <w:pPr>
+        <w:spacing w:after="0"/>
+        <w:ind w:left="340"/>
+      </w:pPr>
+      <w:r>
+        <w:rPr>
+          <w:sz w:val="20"/>
+        </w:rPr>
+        <w:t xml:space="preserve">☐  </w:t>
+      </w:r>
+      <w:r>
+        <w:rPr>
+          <w:sz w:val="20"/>
+        </w:rPr>
+        <w:t>Tasks com discipline, original estimate, remaining work e completed work preenchidos.</w:t>
+      </w:r>
+    </w:p>
+    <w:p>
+      <w:pPr>
+        <w:spacing w:after="0"/>
+        <w:ind w:left="340"/>
+      </w:pPr>
+      <w:r>
+        <w:rPr>
+          <w:sz w:val="20"/>
+        </w:rPr>
+        <w:t xml:space="preserve">☐  </w:t>
+      </w:r>
+      <w:r>
+        <w:rPr>
+          <w:sz w:val="20"/>
+        </w:rPr>
+        <w:t>Backlog ordenado por prioridade e decisão registrada na Discussion de um item.</w:t>
+      </w:r>
+    </w:p>
+    <w:p>
+      <w:pPr>
+        <w:spacing w:after="0"/>
+        <w:ind w:left="340"/>
+      </w:pPr>
+      <w:r>
+        <w:rPr>
+          <w:sz w:val="20"/>
+        </w:rPr>
+        <w:t xml:space="preserve">☐  </w:t>
+      </w:r>
+      <w:r>
+        <w:rPr>
+          <w:sz w:val="20"/>
+        </w:rPr>
+        <w:t>Pelo menos um item de risco, bloqueio ou dependência registrado.</w:t>
+      </w:r>
+    </w:p>
+    <w:p>
+      <w:pPr>
+        <w:spacing w:after="0"/>
+        <w:ind w:left="340"/>
+      </w:pPr>
+      <w:r>
+        <w:rPr>
+          <w:sz w:val="20"/>
+        </w:rPr>
+        <w:t xml:space="preserve">☐  </w:t>
+      </w:r>
+      <w:r>
+        <w:rPr>
+          <w:sz w:val="20"/>
+        </w:rPr>
+        <w:t>Itens prioritários dentro da Sprint 01 e capacidade do time preenchida.</w:t>
+      </w:r>
+    </w:p>
+    <w:p>
+      <w:pPr>
+        <w:spacing w:after="0"/>
+        <w:ind w:left="340"/>
+      </w:pPr>
+      <w:r>
+        <w:rPr>
+          <w:sz w:val="20"/>
+        </w:rPr>
+        <w:t xml:space="preserve">☐  </w:t>
+      </w:r>
+      <w:r>
+        <w:rPr>
+          <w:sz w:val="20"/>
+        </w:rPr>
+        <w:t>Board com itens em estados diferentes (Proposed → Active → Resolved → Closed), incluindo um bloqueado.</w:t>
+      </w:r>
+    </w:p>
+    <w:p>
+      <w:pPr>
+        <w:spacing w:after="0"/>
+        <w:ind w:left="340"/>
+      </w:pPr>
+      <w:r>
+        <w:rPr>
+          <w:sz w:val="20"/>
+        </w:rPr>
+        <w:t xml:space="preserve">☐  </w:t>
+      </w:r>
+      <w:r>
+        <w:rPr>
+          <w:sz w:val="20"/>
+        </w:rPr>
+        <w:t>Pipeline pipeline-cmmi-governance executada pela equipe com os parâmetros preenchidos.</w:t>
+      </w:r>
+    </w:p>
+    <w:p>
+      <w:pPr>
+        <w:spacing w:after="0"/>
+        <w:ind w:left="340"/>
+      </w:pPr>
+      <w:r>
+        <w:rPr>
+          <w:sz w:val="20"/>
+        </w:rPr>
+        <w:t xml:space="preserve">☐  </w:t>
+      </w:r>
+      <w:r>
+        <w:rPr>
+          <w:sz w:val="20"/>
+        </w:rPr>
+        <w:t>Artefato cmmi-governance-site localizado e link da execução registrado em um item (tag pipeline).</w:t>
+      </w:r>
+    </w:p>
+    <w:p>
+      <w:pPr>
+        <w:spacing w:after="0"/>
+        <w:ind w:left="340"/>
+      </w:pPr>
+      <w:r>
+        <w:rPr>
+          <w:sz w:val="20"/>
+        </w:rPr>
+        <w:t xml:space="preserve">☐  </w:t>
+      </w:r>
+      <w:r>
+        <w:rPr>
+          <w:sz w:val="20"/>
+        </w:rPr>
+        <w:t>Consulta salva em Shared Queries &gt; Dashboard da Equipe, com um gráfico.</w:t>
+      </w:r>
+    </w:p>
+    <w:p>
+      <w:pPr>
+        <w:spacing w:after="0"/>
+        <w:ind w:left="340"/>
+      </w:pPr>
+      <w:r>
+        <w:rPr>
+          <w:sz w:val="20"/>
+        </w:rPr>
+        <w:t xml:space="preserve">☐  </w:t>
+      </w:r>
+      <w:r>
+        <w:rPr>
+          <w:sz w:val="20"/>
+        </w:rPr>
+        <w:t>Dashboard da equipe com pelo menos 4 widgets.</w:t>
+      </w:r>
+    </w:p>
+    <w:p>
+      <w:pPr>
+        <w:spacing w:after="0"/>
+        <w:ind w:left="340"/>
+      </w:pPr>
+      <w:r>
+        <w:rPr>
+          <w:sz w:val="20"/>
+        </w:rPr>
+        <w:t xml:space="preserve">☐  </w:t>
+      </w:r>
+      <w:r>
+        <w:rPr>
+          <w:sz w:val="20"/>
+        </w:rPr>
+        <w:t>Apresentação de 4 minutos preparada (Parte 8).</w:t>
+      </w:r>
+    </w:p>
+    <w:p>
+      <w:r>
+        <w:br w:type="page"/>
       </w:r>
     </w:p>
     <w:p>
@@ -2668,60 +5272,9 @@
       </w:pPr>
       <w:r>
         <w:rPr>
-          <w:color w:val="005A9E"/>
+          <w:color w:val="121F8F"/>
         </w:rPr>
-        <w:t>9. Apresentação da equipe (4 min)</w:t>
-      </w:r>
-    </w:p>
-    <w:p>
-      <w:pPr>
-        <w:pStyle w:val="ListNumber"/>
-      </w:pPr>
-      <w:r>
-        <w:t>Como o processo organiza o trabalho e qual hierarquia foi criada.</w:t>
-      </w:r>
-    </w:p>
-    <w:p>
-      <w:pPr>
-        <w:pStyle w:val="ListNumber"/>
-      </w:pPr>
-      <w:r>
-        <w:t>Como a equipe priorizou e estimou.</w:t>
-      </w:r>
-    </w:p>
-    <w:p>
-      <w:pPr>
-        <w:pStyle w:val="ListNumber"/>
-      </w:pPr>
-      <w:r>
-        <w:t>Qual item representa o maior risco ou dependência.</w:t>
-      </w:r>
-    </w:p>
-    <w:p>
-      <w:pPr>
-        <w:pStyle w:val="ListNumber"/>
-      </w:pPr>
-      <w:r>
-        <w:t>Qual métrica do dashboard mais ajuda o gerente de projetos.</w:t>
-      </w:r>
-    </w:p>
-    <w:p>
-      <w:pPr>
-        <w:pStyle w:val="ListNumber"/>
-      </w:pPr>
-      <w:r>
-        <w:t>O que a pipeline evidencia sobre entrega e rastreabilidade.</w:t>
-      </w:r>
-    </w:p>
-    <w:p>
-      <w:pPr>
-        <w:pStyle w:val="Heading1"/>
-      </w:pPr>
-      <w:r>
-        <w:rPr>
-          <w:color w:val="005A9E"/>
-        </w:rPr>
-        <w:t>10. Avaliação (0 a 2 por critério, total 16)</w:t>
+        <w:t>8. Critérios de avaliação (0 a 2 por critério, total 16)</w:t>
       </w:r>
     </w:p>
     <w:tbl>
@@ -2741,7 +5294,7 @@
         <w:tc>
           <w:tcPr>
             <w:tcW w:type="dxa" w:w="2268"/>
-            <w:shd w:val="clear" w:color="auto" w:fill="005A9E"/>
+            <w:shd w:val="clear" w:color="auto" w:fill="121F8F"/>
           </w:tcPr>
           <w:p>
             <w:r>
@@ -2762,7 +5315,7 @@
         <w:tc>
           <w:tcPr>
             <w:tcW w:type="dxa" w:w="1701"/>
-            <w:shd w:val="clear" w:color="auto" w:fill="005A9E"/>
+            <w:shd w:val="clear" w:color="auto" w:fill="121F8F"/>
           </w:tcPr>
           <w:p>
             <w:r>
@@ -2783,7 +5336,7 @@
         <w:tc>
           <w:tcPr>
             <w:tcW w:type="dxa" w:w="1984"/>
-            <w:shd w:val="clear" w:color="auto" w:fill="005A9E"/>
+            <w:shd w:val="clear" w:color="auto" w:fill="121F8F"/>
           </w:tcPr>
           <w:p>
             <w:r>
@@ -2804,7 +5357,7 @@
         <w:tc>
           <w:tcPr>
             <w:tcW w:type="dxa" w:w="3402"/>
-            <w:shd w:val="clear" w:color="auto" w:fill="005A9E"/>
+            <w:shd w:val="clear" w:color="auto" w:fill="121F8F"/>
           </w:tcPr>
           <w:p>
             <w:r>
@@ -3263,9 +5816,273 @@
       </w:pPr>
       <w:r>
         <w:rPr>
-          <w:color w:val="005A9E"/>
+          <w:color w:val="121F8F"/>
         </w:rPr>
-        <w:t>11. Checklist do professor – preparar hoje (28/09)</w:t>
+        <w:t>9. Dúvidas comuns</w:t>
+      </w:r>
+    </w:p>
+    <w:tbl>
+      <w:tblPr>
+        <w:tblStyle w:val="TableGrid"/>
+        <w:tblW w:type="auto" w:w="0"/>
+        <w:tblLayout w:type="fixed"/>
+        <w:tblLook w:firstColumn="1" w:firstRow="1" w:lastColumn="0" w:lastRow="0" w:noHBand="0" w:noVBand="1" w:val="04A0"/>
+      </w:tblPr>
+      <w:tblGrid>
+        <w:gridCol w:w="3402"/>
+        <w:gridCol w:w="5953"/>
+      </w:tblGrid>
+      <w:tr>
+        <w:tc>
+          <w:tcPr>
+            <w:tcW w:type="dxa" w:w="3402"/>
+            <w:shd w:val="clear" w:color="auto" w:fill="121F8F"/>
+          </w:tcPr>
+          <w:p>
+            <w:r>
+              <w:rPr>
+                <w:sz w:val="20"/>
+              </w:rPr>
+            </w:r>
+            <w:r>
+              <w:rPr>
+                <w:b/>
+                <w:color w:val="FFFFFF"/>
+                <w:sz w:val="20"/>
+              </w:rPr>
+              <w:t>Situação</w:t>
+            </w:r>
+          </w:p>
+        </w:tc>
+        <w:tc>
+          <w:tcPr>
+            <w:tcW w:type="dxa" w:w="5953"/>
+            <w:shd w:val="clear" w:color="auto" w:fill="121F8F"/>
+          </w:tcPr>
+          <w:p>
+            <w:r>
+              <w:rPr>
+                <w:sz w:val="20"/>
+              </w:rPr>
+            </w:r>
+            <w:r>
+              <w:rPr>
+                <w:b/>
+                <w:color w:val="FFFFFF"/>
+                <w:sz w:val="20"/>
+              </w:rPr>
+              <w:t>O que fazer</w:t>
+            </w:r>
+          </w:p>
+        </w:tc>
+      </w:tr>
+      <w:tr>
+        <w:tc>
+          <w:tcPr>
+            <w:tcW w:type="dxa" w:w="3402"/>
+          </w:tcPr>
+          <w:p>
+            <w:r>
+              <w:rPr>
+                <w:sz w:val="20"/>
+              </w:rPr>
+              <w:t>Não consigo entrar</w:t>
+            </w:r>
+          </w:p>
+        </w:tc>
+        <w:tc>
+          <w:tcPr>
+            <w:tcW w:type="dxa" w:w="5953"/>
+          </w:tcPr>
+          <w:p>
+            <w:r>
+              <w:rPr>
+                <w:sz w:val="20"/>
+              </w:rPr>
+              <w:t>Confira o login (nome.sobrenome@arijrtechnology.com.br) e chame o professor.</w:t>
+            </w:r>
+          </w:p>
+        </w:tc>
+      </w:tr>
+      <w:tr>
+        <w:tc>
+          <w:tcPr>
+            <w:tcW w:type="dxa" w:w="3402"/>
+          </w:tcPr>
+          <w:p>
+            <w:r>
+              <w:rPr>
+                <w:sz w:val="20"/>
+              </w:rPr>
+              <w:t>Não encontro um campo</w:t>
+            </w:r>
+          </w:p>
+        </w:tc>
+        <w:tc>
+          <w:tcPr>
+            <w:tcW w:type="dxa" w:w="5953"/>
+          </w:tcPr>
+          <w:p>
+            <w:r>
+              <w:rPr>
+                <w:sz w:val="20"/>
+              </w:rPr>
+              <w:t>Escreva a informação na descrição do item.</w:t>
+            </w:r>
+          </w:p>
+        </w:tc>
+      </w:tr>
+      <w:tr>
+        <w:tc>
+          <w:tcPr>
+            <w:tcW w:type="dxa" w:w="3402"/>
+          </w:tcPr>
+          <w:p>
+            <w:r>
+              <w:rPr>
+                <w:sz w:val="20"/>
+              </w:rPr>
+              <w:t>O item não aparece no backlog</w:t>
+            </w:r>
+          </w:p>
+        </w:tc>
+        <w:tc>
+          <w:tcPr>
+            <w:tcW w:type="dxa" w:w="5953"/>
+          </w:tcPr>
+          <w:p>
+            <w:r>
+              <w:rPr>
+                <w:sz w:val="20"/>
+              </w:rPr>
+              <w:t>Confira o nível no seletor e se o item está ligado ao pai correto.</w:t>
+            </w:r>
+          </w:p>
+        </w:tc>
+      </w:tr>
+      <w:tr>
+        <w:tc>
+          <w:tcPr>
+            <w:tcW w:type="dxa" w:w="3402"/>
+          </w:tcPr>
+          <w:p>
+            <w:r>
+              <w:rPr>
+                <w:sz w:val="20"/>
+              </w:rPr>
+              <w:t>Não consigo salvar a consulta</w:t>
+            </w:r>
+          </w:p>
+        </w:tc>
+        <w:tc>
+          <w:tcPr>
+            <w:tcW w:type="dxa" w:w="5953"/>
+          </w:tcPr>
+          <w:p>
+            <w:r>
+              <w:rPr>
+                <w:sz w:val="20"/>
+              </w:rPr>
+              <w:t>Salve em Shared Queries &gt; Dashboard da Equipe (não em My Queries).</w:t>
+            </w:r>
+          </w:p>
+        </w:tc>
+      </w:tr>
+      <w:tr>
+        <w:tc>
+          <w:tcPr>
+            <w:tcW w:type="dxa" w:w="3402"/>
+          </w:tcPr>
+          <w:p>
+            <w:r>
+              <w:rPr>
+                <w:sz w:val="20"/>
+              </w:rPr>
+              <w:t>O gráfico não aparece no dashboard</w:t>
+            </w:r>
+          </w:p>
+        </w:tc>
+        <w:tc>
+          <w:tcPr>
+            <w:tcW w:type="dxa" w:w="5953"/>
+          </w:tcPr>
+          <w:p>
+            <w:r>
+              <w:rPr>
+                <w:sz w:val="20"/>
+              </w:rPr>
+              <w:t>A consulta precisa ser Flat list e estar em Shared Queries.</w:t>
+            </w:r>
+          </w:p>
+        </w:tc>
+      </w:tr>
+      <w:tr>
+        <w:tc>
+          <w:tcPr>
+            <w:tcW w:type="dxa" w:w="3402"/>
+          </w:tcPr>
+          <w:p>
+            <w:r>
+              <w:rPr>
+                <w:sz w:val="20"/>
+              </w:rPr>
+              <w:t>A pipeline está "Queued"</w:t>
+            </w:r>
+          </w:p>
+        </w:tc>
+        <w:tc>
+          <w:tcPr>
+            <w:tcW w:type="dxa" w:w="5953"/>
+          </w:tcPr>
+          <w:p>
+            <w:r>
+              <w:rPr>
+                <w:sz w:val="20"/>
+              </w:rPr>
+              <w:t>Outra equipe está executando; aguarde a sua vez.</w:t>
+            </w:r>
+          </w:p>
+        </w:tc>
+      </w:tr>
+      <w:tr>
+        <w:tc>
+          <w:tcPr>
+            <w:tcW w:type="dxa" w:w="3402"/>
+          </w:tcPr>
+          <w:p>
+            <w:r>
+              <w:rPr>
+                <w:sz w:val="20"/>
+              </w:rPr>
+              <w:t>O burndown está vazio</w:t>
+            </w:r>
+          </w:p>
+        </w:tc>
+        <w:tc>
+          <w:tcPr>
+            <w:tcW w:type="dxa" w:w="5953"/>
+          </w:tcPr>
+          <w:p>
+            <w:r>
+              <w:rPr>
+                <w:sz w:val="20"/>
+              </w:rPr>
+              <w:t>Normal: depende de dias de histórico na sprint.</w:t>
+            </w:r>
+          </w:p>
+        </w:tc>
+      </w:tr>
+    </w:tbl>
+    <w:p/>
+    <w:p>
+      <w:pPr>
+        <w:pStyle w:val="Heading1"/>
+      </w:pPr>
+      <w:r>
+        <w:rPr>
+          <w:color w:val="121F8F"/>
+        </w:rPr>
+        <w:t>10. Materiais</w:t>
       </w:r>
     </w:p>
     <w:p>
@@ -3273,7 +6090,13 @@
         <w:pStyle w:val="ListBullet"/>
       </w:pPr>
       <w:r>
-        <w:t>Criar (ou reaproveitar) a organização e os 4 projetos privados: 01-basic-portal, 02-agile-delivery, 03-scrum-banking e 04-cmmi-governance.</w:t>
+        <w:rPr>
+          <w:b/>
+        </w:rPr>
+        <w:t xml:space="preserve">Organização da turma: </w:t>
+      </w:r>
+      <w:r>
+        <w:t>https://dev.azure.com/unifor-mba-gp-2026</w:t>
       </w:r>
     </w:p>
     <w:p>
@@ -3281,7 +6104,13 @@
         <w:pStyle w:val="ListBullet"/>
       </w:pPr>
       <w:r>
-        <w:t>Criar a pipeline de cada projeto apontando para o YAML do processo (.azuredevops/pipelines) e executá-la uma vez.</w:t>
+        <w:rPr>
+          <w:b/>
+        </w:rPr>
+        <w:t xml:space="preserve">Guias dentro do projeto: </w:t>
+      </w:r>
+      <w:r>
+        <w:t>Repos &gt; Files &gt; docs (campos, processos, dashboard e modelos)</w:t>
       </w:r>
     </w:p>
     <w:p>
@@ -3289,141 +6118,13 @@
         <w:pStyle w:val="ListBullet"/>
       </w:pPr>
       <w:r>
-        <w:t>Configurar o Billing com a assinatura Azure e definir o Default access level = Basic.</w:t>
-      </w:r>
-    </w:p>
-    <w:p>
-      <w:pPr>
-        <w:pStyle w:val="ListBullet"/>
-      </w:pPr>
-      <w:r>
-        <w:t>Organization settings → Policies: permitir o acesso de convidados externos (External guest access).</w:t>
-      </w:r>
-    </w:p>
-    <w:p>
-      <w:pPr>
-        <w:pStyle w:val="ListBullet"/>
-      </w:pPr>
-      <w:r>
-        <w:t>Adicionar os 24 e-mails dos alunos com Basic, cada um no projeto da sua equipe, grupo Contributors.</w:t>
-      </w:r>
-    </w:p>
-    <w:p>
-      <w:pPr>
-        <w:pStyle w:val="ListBullet"/>
-      </w:pPr>
-      <w:r>
-        <w:t>Pedir à turma, ainda hoje, que aceite o convite recebido por e-mail e faça o primeiro login em dev.azure.com. Isso resolve os problemas de acesso antes da aula.</w:t>
-      </w:r>
-    </w:p>
-    <w:p>
-      <w:pPr>
-        <w:pStyle w:val="ListBullet"/>
-      </w:pPr>
-      <w:r>
-        <w:t>Testar tudo com um e-mail Gmail pessoal seu, como convidado, em janela anônima: aceitar o convite, abrir o projeto, criar um item e mover um card.</w:t>
-      </w:r>
-    </w:p>
-    <w:p>
-      <w:pPr>
-        <w:pStyle w:val="ListBullet"/>
-      </w:pPr>
-      <w:r>
-        <w:t>No projeto Scrum, criar a sprint “Sprint 01 - PIX” com datas.</w:t>
-      </w:r>
-    </w:p>
-    <w:p>
-      <w:pPr>
-        <w:pStyle w:val="ListBullet"/>
-      </w:pPr>
-      <w:r>
-        <w:t>Na Parte 6, chamar as equipes em sequência para a pipeline: há 1 job gratuito compartilhado entre os 4 projetos.</w:t>
-      </w:r>
-    </w:p>
-    <w:p>
-      <w:pPr>
-        <w:pStyle w:val="ListBullet"/>
-      </w:pPr>
-      <w:r>
-        <w:t>Após a aula: selecionar os alunos em Organization settings → Users → Change access level → Stakeholder (ou remover).</w:t>
-      </w:r>
-    </w:p>
-    <w:p>
-      <w:pPr>
-        <w:pStyle w:val="Heading1"/>
-      </w:pPr>
-      <w:r>
         <w:rPr>
-          <w:color w:val="005A9E"/>
+          <w:b/>
         </w:rPr>
-        <w:t>12. Plano B</w:t>
-      </w:r>
-    </w:p>
-    <w:p>
-      <w:pPr>
-        <w:pStyle w:val="ListBullet"/>
-      </w:pPr>
-      <w:r>
-        <w:t>Aluno sem acesso: ele trabalha junto com um colega da equipe, na mesma tela. Não travar a aula resolvendo login.</w:t>
-      </w:r>
-    </w:p>
-    <w:p>
-      <w:pPr>
-        <w:pStyle w:val="ListBullet"/>
-      </w:pPr>
-      <w:r>
-        <w:t>Pipeline em fila ou com falha: usar a primeira execução feita pelo professor como evidência.</w:t>
-      </w:r>
-    </w:p>
-    <w:p>
-      <w:pPr>
-        <w:pStyle w:val="ListBullet"/>
-      </w:pPr>
-      <w:r>
-        <w:t>Burndown vazio é esperado, porque ele depende de sprint com datas e de dias de histórico.</w:t>
-      </w:r>
-    </w:p>
-    <w:p>
-      <w:pPr>
-        <w:pStyle w:val="ListBullet"/>
-      </w:pPr>
-      <w:r>
-        <w:t>Mais problemas: seção “Possíveis dificuldades” em docs/guia-instrutor.md.</w:t>
-      </w:r>
-    </w:p>
-    <w:p>
-      <w:pPr>
-        <w:pStyle w:val="Heading1"/>
-      </w:pPr>
-      <w:r>
-        <w:rPr>
-          <w:color w:val="005A9E"/>
-        </w:rPr>
-        <w:t>13. Materiais</w:t>
-      </w:r>
-    </w:p>
-    <w:p>
-      <w:pPr>
-        <w:pStyle w:val="ListBullet"/>
-      </w:pPr>
-      <w:r>
-        <w:t>Slides: Apresentação Azure DevOps.</w:t>
-      </w:r>
-    </w:p>
-    <w:p>
-      <w:pPr>
-        <w:pStyle w:val="ListBullet"/>
-      </w:pPr>
-      <w:r>
-        <w:t>Repositório da prática: https://github.com/unifor-docente/azure-devops-planejamento-hands-on</w:t>
-      </w:r>
-    </w:p>
-    <w:p>
-      <w:pPr>
-        <w:pStyle w:val="ListBullet"/>
-      </w:pPr>
-      <w:r>
-        <w:t>Guia do instrutor: docs/guia-instrutor.md · Roteiro do aluno: docs/roteiro-hands-on.md</w:t>
+        <w:t xml:space="preserve">Repositório público da prática: </w:t>
+      </w:r>
+      <w:r>
+        <w:t>https://github.com/unifor-docente/azure-devops-planejamento-hands-on</w:t>
       </w:r>
     </w:p>
     <w:sectPr>

--- a/praticas/Proposta_Aula_Pratica_AzureDevOps_UNIFOR_2026-09-29.docx
+++ b/praticas/Proposta_Aula_Pratica_AzureDevOps_UNIFOR_2026-09-29.docx
@@ -46,6 +46,9 @@
             <w:shd w:val="clear" w:color="auto" w:fill="121F8F"/>
           </w:tcPr>
           <w:p>
+            <w:pPr>
+              <w:spacing w:after="0"/>
+            </w:pPr>
             <w:r>
               <w:rPr>
                 <w:sz w:val="20"/>
@@ -67,6 +70,9 @@
             <w:shd w:val="clear" w:color="auto" w:fill="121F8F"/>
           </w:tcPr>
           <w:p>
+            <w:pPr>
+              <w:spacing w:after="0"/>
+            </w:pPr>
             <w:r>
               <w:rPr>
                 <w:sz w:val="20"/>
@@ -88,6 +94,9 @@
             <w:shd w:val="clear" w:color="auto" w:fill="121F8F"/>
           </w:tcPr>
           <w:p>
+            <w:pPr>
+              <w:spacing w:after="0"/>
+            </w:pPr>
             <w:r>
               <w:rPr>
                 <w:sz w:val="20"/>
@@ -109,6 +118,9 @@
             <w:shd w:val="clear" w:color="auto" w:fill="121F8F"/>
           </w:tcPr>
           <w:p>
+            <w:pPr>
+              <w:spacing w:after="0"/>
+            </w:pPr>
             <w:r>
               <w:rPr>
                 <w:sz w:val="20"/>
@@ -131,6 +143,9 @@
             <w:tcW w:type="dxa" w:w="2324"/>
           </w:tcPr>
           <w:p>
+            <w:pPr>
+              <w:spacing w:after="0"/>
+            </w:pPr>
             <w:r>
               <w:rPr>
                 <w:sz w:val="20"/>
@@ -144,6 +159,9 @@
             <w:tcW w:type="dxa" w:w="2324"/>
           </w:tcPr>
           <w:p>
+            <w:pPr>
+              <w:spacing w:after="0"/>
+            </w:pPr>
             <w:r>
               <w:rPr>
                 <w:sz w:val="20"/>
@@ -157,6 +175,9 @@
             <w:tcW w:type="dxa" w:w="2324"/>
           </w:tcPr>
           <w:p>
+            <w:pPr>
+              <w:spacing w:after="0"/>
+            </w:pPr>
             <w:r>
               <w:rPr>
                 <w:sz w:val="20"/>
@@ -170,6 +191,9 @@
             <w:tcW w:type="dxa" w:w="2381"/>
           </w:tcPr>
           <w:p>
+            <w:pPr>
+              <w:spacing w:after="0"/>
+            </w:pPr>
             <w:r>
               <w:rPr>
                 <w:sz w:val="20"/>
@@ -302,6 +326,9 @@
             <w:shd w:val="clear" w:color="auto" w:fill="121F8F"/>
           </w:tcPr>
           <w:p>
+            <w:pPr>
+              <w:spacing w:after="0"/>
+            </w:pPr>
             <w:r>
               <w:rPr>
                 <w:sz w:val="20"/>
@@ -323,6 +350,9 @@
             <w:shd w:val="clear" w:color="auto" w:fill="121F8F"/>
           </w:tcPr>
           <w:p>
+            <w:pPr>
+              <w:spacing w:after="0"/>
+            </w:pPr>
             <w:r>
               <w:rPr>
                 <w:sz w:val="20"/>
@@ -344,6 +374,9 @@
             <w:shd w:val="clear" w:color="auto" w:fill="121F8F"/>
           </w:tcPr>
           <w:p>
+            <w:pPr>
+              <w:spacing w:after="0"/>
+            </w:pPr>
             <w:r>
               <w:rPr>
                 <w:sz w:val="20"/>
@@ -365,6 +398,9 @@
             <w:shd w:val="clear" w:color="auto" w:fill="121F8F"/>
           </w:tcPr>
           <w:p>
+            <w:pPr>
+              <w:spacing w:after="0"/>
+            </w:pPr>
             <w:r>
               <w:rPr>
                 <w:sz w:val="20"/>
@@ -386,6 +422,9 @@
             <w:shd w:val="clear" w:color="auto" w:fill="121F8F"/>
           </w:tcPr>
           <w:p>
+            <w:pPr>
+              <w:spacing w:after="0"/>
+            </w:pPr>
             <w:r>
               <w:rPr>
                 <w:sz w:val="20"/>
@@ -408,6 +447,9 @@
             <w:tcW w:type="dxa" w:w="1077"/>
           </w:tcPr>
           <w:p>
+            <w:pPr>
+              <w:spacing w:after="0"/>
+            </w:pPr>
             <w:r>
               <w:rPr>
                 <w:sz w:val="20"/>
@@ -421,6 +463,9 @@
             <w:tcW w:type="dxa" w:w="1134"/>
           </w:tcPr>
           <w:p>
+            <w:pPr>
+              <w:spacing w:after="0"/>
+            </w:pPr>
             <w:r>
               <w:rPr>
                 <w:sz w:val="20"/>
@@ -434,6 +479,9 @@
             <w:tcW w:type="dxa" w:w="1871"/>
           </w:tcPr>
           <w:p>
+            <w:pPr>
+              <w:spacing w:after="0"/>
+            </w:pPr>
             <w:r>
               <w:rPr>
                 <w:sz w:val="20"/>
@@ -447,6 +495,9 @@
             <w:tcW w:type="dxa" w:w="1757"/>
           </w:tcPr>
           <w:p>
+            <w:pPr>
+              <w:spacing w:after="0"/>
+            </w:pPr>
             <w:r>
               <w:rPr>
                 <w:sz w:val="20"/>
@@ -460,6 +511,9 @@
             <w:tcW w:type="dxa" w:w="3515"/>
           </w:tcPr>
           <w:p>
+            <w:pPr>
+              <w:spacing w:after="0"/>
+            </w:pPr>
             <w:r>
               <w:rPr>
                 <w:sz w:val="20"/>
@@ -475,6 +529,9 @@
             <w:tcW w:type="dxa" w:w="1077"/>
           </w:tcPr>
           <w:p>
+            <w:pPr>
+              <w:spacing w:after="0"/>
+            </w:pPr>
             <w:r>
               <w:rPr>
                 <w:sz w:val="20"/>
@@ -488,6 +545,9 @@
             <w:tcW w:type="dxa" w:w="1134"/>
           </w:tcPr>
           <w:p>
+            <w:pPr>
+              <w:spacing w:after="0"/>
+            </w:pPr>
             <w:r>
               <w:rPr>
                 <w:sz w:val="20"/>
@@ -501,6 +561,9 @@
             <w:tcW w:type="dxa" w:w="1871"/>
           </w:tcPr>
           <w:p>
+            <w:pPr>
+              <w:spacing w:after="0"/>
+            </w:pPr>
             <w:r>
               <w:rPr>
                 <w:sz w:val="20"/>
@@ -514,6 +577,9 @@
             <w:tcW w:type="dxa" w:w="1757"/>
           </w:tcPr>
           <w:p>
+            <w:pPr>
+              <w:spacing w:after="0"/>
+            </w:pPr>
             <w:r>
               <w:rPr>
                 <w:sz w:val="20"/>
@@ -527,6 +593,9 @@
             <w:tcW w:type="dxa" w:w="3515"/>
           </w:tcPr>
           <w:p>
+            <w:pPr>
+              <w:spacing w:after="0"/>
+            </w:pPr>
             <w:r>
               <w:rPr>
                 <w:sz w:val="20"/>
@@ -542,6 +611,9 @@
             <w:tcW w:type="dxa" w:w="1077"/>
           </w:tcPr>
           <w:p>
+            <w:pPr>
+              <w:spacing w:after="0"/>
+            </w:pPr>
             <w:r>
               <w:rPr>
                 <w:sz w:val="20"/>
@@ -555,6 +627,9 @@
             <w:tcW w:type="dxa" w:w="1134"/>
           </w:tcPr>
           <w:p>
+            <w:pPr>
+              <w:spacing w:after="0"/>
+            </w:pPr>
             <w:r>
               <w:rPr>
                 <w:sz w:val="20"/>
@@ -568,6 +643,9 @@
             <w:tcW w:type="dxa" w:w="1871"/>
           </w:tcPr>
           <w:p>
+            <w:pPr>
+              <w:spacing w:after="0"/>
+            </w:pPr>
             <w:r>
               <w:rPr>
                 <w:sz w:val="20"/>
@@ -581,6 +659,9 @@
             <w:tcW w:type="dxa" w:w="1757"/>
           </w:tcPr>
           <w:p>
+            <w:pPr>
+              <w:spacing w:after="0"/>
+            </w:pPr>
             <w:r>
               <w:rPr>
                 <w:sz w:val="20"/>
@@ -594,6 +675,9 @@
             <w:tcW w:type="dxa" w:w="3515"/>
           </w:tcPr>
           <w:p>
+            <w:pPr>
+              <w:spacing w:after="0"/>
+            </w:pPr>
             <w:r>
               <w:rPr>
                 <w:sz w:val="20"/>
@@ -609,6 +693,9 @@
             <w:tcW w:type="dxa" w:w="1077"/>
           </w:tcPr>
           <w:p>
+            <w:pPr>
+              <w:spacing w:after="0"/>
+            </w:pPr>
             <w:r>
               <w:rPr>
                 <w:sz w:val="20"/>
@@ -622,6 +709,9 @@
             <w:tcW w:type="dxa" w:w="1134"/>
           </w:tcPr>
           <w:p>
+            <w:pPr>
+              <w:spacing w:after="0"/>
+            </w:pPr>
             <w:r>
               <w:rPr>
                 <w:sz w:val="20"/>
@@ -635,6 +725,9 @@
             <w:tcW w:type="dxa" w:w="1871"/>
           </w:tcPr>
           <w:p>
+            <w:pPr>
+              <w:spacing w:after="0"/>
+            </w:pPr>
             <w:r>
               <w:rPr>
                 <w:sz w:val="20"/>
@@ -648,6 +741,9 @@
             <w:tcW w:type="dxa" w:w="1757"/>
           </w:tcPr>
           <w:p>
+            <w:pPr>
+              <w:spacing w:after="0"/>
+            </w:pPr>
             <w:r>
               <w:rPr>
                 <w:sz w:val="20"/>
@@ -661,6 +757,9 @@
             <w:tcW w:type="dxa" w:w="3515"/>
           </w:tcPr>
           <w:p>
+            <w:pPr>
+              <w:spacing w:after="0"/>
+            </w:pPr>
             <w:r>
               <w:rPr>
                 <w:sz w:val="20"/>
@@ -857,6 +956,9 @@
             <w:shd w:val="clear" w:color="auto" w:fill="121F8F"/>
           </w:tcPr>
           <w:p>
+            <w:pPr>
+              <w:spacing w:after="0"/>
+            </w:pPr>
             <w:r>
               <w:rPr>
                 <w:sz w:val="20"/>
@@ -878,6 +980,9 @@
             <w:shd w:val="clear" w:color="auto" w:fill="121F8F"/>
           </w:tcPr>
           <w:p>
+            <w:pPr>
+              <w:spacing w:after="0"/>
+            </w:pPr>
             <w:r>
               <w:rPr>
                 <w:sz w:val="20"/>
@@ -900,6 +1005,9 @@
             <w:tcW w:type="dxa" w:w="6803"/>
           </w:tcPr>
           <w:p>
+            <w:pPr>
+              <w:spacing w:after="0"/>
+            </w:pPr>
             <w:r>
               <w:rPr>
                 <w:sz w:val="20"/>
@@ -913,6 +1021,9 @@
             <w:tcW w:type="dxa" w:w="2551"/>
           </w:tcPr>
           <w:p>
+            <w:pPr>
+              <w:spacing w:after="0"/>
+            </w:pPr>
             <w:r>
               <w:rPr>
                 <w:sz w:val="20"/>
@@ -928,6 +1039,9 @@
             <w:tcW w:type="dxa" w:w="6803"/>
           </w:tcPr>
           <w:p>
+            <w:pPr>
+              <w:spacing w:after="0"/>
+            </w:pPr>
             <w:r>
               <w:rPr>
                 <w:sz w:val="20"/>
@@ -941,6 +1055,9 @@
             <w:tcW w:type="dxa" w:w="2551"/>
           </w:tcPr>
           <w:p>
+            <w:pPr>
+              <w:spacing w:after="0"/>
+            </w:pPr>
             <w:r>
               <w:rPr>
                 <w:sz w:val="20"/>
@@ -956,6 +1073,9 @@
             <w:tcW w:type="dxa" w:w="6803"/>
           </w:tcPr>
           <w:p>
+            <w:pPr>
+              <w:spacing w:after="0"/>
+            </w:pPr>
             <w:r>
               <w:rPr>
                 <w:sz w:val="20"/>
@@ -969,6 +1089,9 @@
             <w:tcW w:type="dxa" w:w="2551"/>
           </w:tcPr>
           <w:p>
+            <w:pPr>
+              <w:spacing w:after="0"/>
+            </w:pPr>
             <w:r>
               <w:rPr>
                 <w:sz w:val="20"/>
@@ -984,6 +1107,9 @@
             <w:tcW w:type="dxa" w:w="6803"/>
           </w:tcPr>
           <w:p>
+            <w:pPr>
+              <w:spacing w:after="0"/>
+            </w:pPr>
             <w:r>
               <w:rPr>
                 <w:sz w:val="20"/>
@@ -997,6 +1123,9 @@
             <w:tcW w:type="dxa" w:w="2551"/>
           </w:tcPr>
           <w:p>
+            <w:pPr>
+              <w:spacing w:after="0"/>
+            </w:pPr>
             <w:r>
               <w:rPr>
                 <w:sz w:val="20"/>
@@ -1012,6 +1141,9 @@
             <w:tcW w:type="dxa" w:w="6803"/>
           </w:tcPr>
           <w:p>
+            <w:pPr>
+              <w:spacing w:after="0"/>
+            </w:pPr>
             <w:r>
               <w:rPr>
                 <w:sz w:val="20"/>
@@ -1025,6 +1157,9 @@
             <w:tcW w:type="dxa" w:w="2551"/>
           </w:tcPr>
           <w:p>
+            <w:pPr>
+              <w:spacing w:after="0"/>
+            </w:pPr>
             <w:r>
               <w:rPr>
                 <w:sz w:val="20"/>
@@ -1040,6 +1175,9 @@
             <w:tcW w:type="dxa" w:w="6803"/>
           </w:tcPr>
           <w:p>
+            <w:pPr>
+              <w:spacing w:after="0"/>
+            </w:pPr>
             <w:r>
               <w:rPr>
                 <w:sz w:val="20"/>
@@ -1053,6 +1191,9 @@
             <w:tcW w:type="dxa" w:w="2551"/>
           </w:tcPr>
           <w:p>
+            <w:pPr>
+              <w:spacing w:after="0"/>
+            </w:pPr>
             <w:r>
               <w:rPr>
                 <w:sz w:val="20"/>
@@ -1068,6 +1209,9 @@
             <w:tcW w:type="dxa" w:w="6803"/>
           </w:tcPr>
           <w:p>
+            <w:pPr>
+              <w:spacing w:after="0"/>
+            </w:pPr>
             <w:r>
               <w:rPr>
                 <w:sz w:val="20"/>
@@ -1081,6 +1225,9 @@
             <w:tcW w:type="dxa" w:w="2551"/>
           </w:tcPr>
           <w:p>
+            <w:pPr>
+              <w:spacing w:after="0"/>
+            </w:pPr>
             <w:r>
               <w:rPr>
                 <w:sz w:val="20"/>
@@ -1096,6 +1243,9 @@
             <w:tcW w:type="dxa" w:w="6803"/>
           </w:tcPr>
           <w:p>
+            <w:pPr>
+              <w:spacing w:after="0"/>
+            </w:pPr>
             <w:r>
               <w:rPr>
                 <w:sz w:val="20"/>
@@ -1109,6 +1259,9 @@
             <w:tcW w:type="dxa" w:w="2551"/>
           </w:tcPr>
           <w:p>
+            <w:pPr>
+              <w:spacing w:after="0"/>
+            </w:pPr>
             <w:r>
               <w:rPr>
                 <w:sz w:val="20"/>
@@ -1124,6 +1277,9 @@
             <w:tcW w:type="dxa" w:w="6803"/>
           </w:tcPr>
           <w:p>
+            <w:pPr>
+              <w:spacing w:after="0"/>
+            </w:pPr>
             <w:r>
               <w:rPr>
                 <w:sz w:val="20"/>
@@ -1137,6 +1293,9 @@
             <w:tcW w:type="dxa" w:w="2551"/>
           </w:tcPr>
           <w:p>
+            <w:pPr>
+              <w:spacing w:after="0"/>
+            </w:pPr>
             <w:r>
               <w:rPr>
                 <w:sz w:val="20"/>
@@ -1185,6 +1344,9 @@
             <w:shd w:val="clear" w:color="auto" w:fill="121F8F"/>
           </w:tcPr>
           <w:p>
+            <w:pPr>
+              <w:spacing w:after="0"/>
+            </w:pPr>
             <w:r>
               <w:rPr>
                 <w:sz w:val="20"/>
@@ -1206,6 +1368,9 @@
             <w:shd w:val="clear" w:color="auto" w:fill="121F8F"/>
           </w:tcPr>
           <w:p>
+            <w:pPr>
+              <w:spacing w:after="0"/>
+            </w:pPr>
             <w:r>
               <w:rPr>
                 <w:sz w:val="20"/>
@@ -1228,6 +1393,9 @@
             <w:tcW w:type="dxa" w:w="2835"/>
           </w:tcPr>
           <w:p>
+            <w:pPr>
+              <w:spacing w:after="0"/>
+            </w:pPr>
             <w:r>
               <w:rPr>
                 <w:sz w:val="20"/>
@@ -1241,6 +1409,9 @@
             <w:tcW w:type="dxa" w:w="6520"/>
           </w:tcPr>
           <w:p>
+            <w:pPr>
+              <w:spacing w:after="0"/>
+            </w:pPr>
             <w:r>
               <w:rPr>
                 <w:sz w:val="20"/>
@@ -1256,6 +1427,9 @@
             <w:tcW w:type="dxa" w:w="2835"/>
           </w:tcPr>
           <w:p>
+            <w:pPr>
+              <w:spacing w:after="0"/>
+            </w:pPr>
             <w:r>
               <w:rPr>
                 <w:sz w:val="20"/>
@@ -1269,6 +1443,9 @@
             <w:tcW w:type="dxa" w:w="6520"/>
           </w:tcPr>
           <w:p>
+            <w:pPr>
+              <w:spacing w:after="0"/>
+            </w:pPr>
             <w:r>
               <w:rPr>
                 <w:sz w:val="20"/>
@@ -1284,6 +1461,9 @@
             <w:tcW w:type="dxa" w:w="2835"/>
           </w:tcPr>
           <w:p>
+            <w:pPr>
+              <w:spacing w:after="0"/>
+            </w:pPr>
             <w:r>
               <w:rPr>
                 <w:sz w:val="20"/>
@@ -1297,6 +1477,9 @@
             <w:tcW w:type="dxa" w:w="6520"/>
           </w:tcPr>
           <w:p>
+            <w:pPr>
+              <w:spacing w:after="0"/>
+            </w:pPr>
             <w:r>
               <w:rPr>
                 <w:sz w:val="20"/>
@@ -1312,6 +1495,9 @@
             <w:tcW w:type="dxa" w:w="2835"/>
           </w:tcPr>
           <w:p>
+            <w:pPr>
+              <w:spacing w:after="0"/>
+            </w:pPr>
             <w:r>
               <w:rPr>
                 <w:sz w:val="20"/>
@@ -1325,6 +1511,9 @@
             <w:tcW w:type="dxa" w:w="6520"/>
           </w:tcPr>
           <w:p>
+            <w:pPr>
+              <w:spacing w:after="0"/>
+            </w:pPr>
             <w:r>
               <w:rPr>
                 <w:sz w:val="20"/>
@@ -1340,6 +1529,9 @@
             <w:tcW w:type="dxa" w:w="2835"/>
           </w:tcPr>
           <w:p>
+            <w:pPr>
+              <w:spacing w:after="0"/>
+            </w:pPr>
             <w:r>
               <w:rPr>
                 <w:sz w:val="20"/>
@@ -1353,6 +1545,9 @@
             <w:tcW w:type="dxa" w:w="6520"/>
           </w:tcPr>
           <w:p>
+            <w:pPr>
+              <w:spacing w:after="0"/>
+            </w:pPr>
             <w:r>
               <w:rPr>
                 <w:sz w:val="20"/>
@@ -1368,6 +1563,9 @@
             <w:tcW w:type="dxa" w:w="2835"/>
           </w:tcPr>
           <w:p>
+            <w:pPr>
+              <w:spacing w:after="0"/>
+            </w:pPr>
             <w:r>
               <w:rPr>
                 <w:sz w:val="20"/>
@@ -1381,6 +1579,9 @@
             <w:tcW w:type="dxa" w:w="6520"/>
           </w:tcPr>
           <w:p>
+            <w:pPr>
+              <w:spacing w:after="0"/>
+            </w:pPr>
             <w:r>
               <w:rPr>
                 <w:sz w:val="20"/>
@@ -2146,7 +2347,7 @@
         <w:t xml:space="preserve">Abra o job </w:t>
       </w:r>
       <w:r>
-        <w:t>e confira cada etapa. Clique em "1 published" e identifique o artefato da equipe.</w:t>
+        <w:t>e confira cada etapa: testes, validação, build, publicação do artefato e deploy simulado.</w:t>
       </w:r>
     </w:p>
     <w:p>
@@ -2159,6 +2360,69 @@
           <w:b/>
         </w:rPr>
         <w:t xml:space="preserve">5. </w:t>
+      </w:r>
+      <w:r>
+        <w:rPr>
+          <w:b/>
+        </w:rPr>
+        <w:t xml:space="preserve">Baixe o site entregue: </w:t>
+      </w:r>
+      <w:r>
+        <w:t>na página da execução, clique em "1 published" (1 publicado), passe o mouse sobre o artefato da equipe e clique no ícone de download (ou em ⋮ &gt; Download artifacts).</w:t>
+      </w:r>
+    </w:p>
+    <w:p>
+      <w:pPr>
+        <w:spacing w:after="60"/>
+        <w:ind w:left="454" w:hanging="340"/>
+      </w:pPr>
+      <w:r>
+        <w:rPr>
+          <w:b/>
+        </w:rPr>
+        <w:t xml:space="preserve">6. </w:t>
+      </w:r>
+      <w:r>
+        <w:rPr>
+          <w:b/>
+        </w:rPr>
+        <w:t xml:space="preserve">Abra o site no seu computador: </w:t>
+      </w:r>
+      <w:r>
+        <w:t>extraia o arquivo .zip baixado e dê dois cliques em index.html. O sistema da equipe abre no navegador. No rodapé aparecem o número do build, o ambiente e a nota da entrega que vocês digitaram.</w:t>
+      </w:r>
+    </w:p>
+    <w:p>
+      <w:pPr>
+        <w:spacing w:after="60"/>
+        <w:ind w:left="454" w:hanging="340"/>
+      </w:pPr>
+      <w:r>
+        <w:rPr>
+          <w:b/>
+        </w:rPr>
+        <w:t xml:space="preserve">7. </w:t>
+      </w:r>
+      <w:r>
+        <w:rPr>
+          <w:b/>
+        </w:rPr>
+        <w:t xml:space="preserve">Explore o sistema </w:t>
+      </w:r>
+      <w:r>
+        <w:t>seguindo o roteiro "O que testar no site" da página da sua equipe (seção 7).</w:t>
+      </w:r>
+    </w:p>
+    <w:p>
+      <w:pPr>
+        <w:spacing w:after="60"/>
+        <w:ind w:left="454" w:hanging="340"/>
+      </w:pPr>
+      <w:r>
+        <w:rPr>
+          <w:b/>
+        </w:rPr>
+        <w:t xml:space="preserve">8. </w:t>
       </w:r>
       <w:r>
         <w:rPr>
@@ -2458,7 +2722,7 @@
         <w:t xml:space="preserve">5. </w:t>
       </w:r>
       <w:r>
-        <w:t>O que a pipeline evidencia sobre a entrega e a rastreabilidade?</w:t>
+        <w:t>O que a pipeline evidencia sobre a entrega e a rastreabilidade? Mostrem o site entregue aberto no computador.</w:t>
       </w:r>
     </w:p>
     <w:p>
@@ -2526,16 +2790,19 @@
             <w:shd w:val="clear" w:color="auto" w:fill="121F8F"/>
           </w:tcPr>
           <w:p>
+            <w:pPr>
+              <w:spacing w:after="0"/>
+            </w:pPr>
             <w:r>
               <w:rPr>
-                <w:sz w:val="20"/>
+                <w:sz w:val="18"/>
               </w:rPr>
             </w:r>
             <w:r>
               <w:rPr>
                 <w:b/>
                 <w:color w:val="FFFFFF"/>
-                <w:sz w:val="20"/>
+                <w:sz w:val="18"/>
               </w:rPr>
               <w:t>Item</w:t>
             </w:r>
@@ -2547,16 +2814,19 @@
             <w:shd w:val="clear" w:color="auto" w:fill="121F8F"/>
           </w:tcPr>
           <w:p>
+            <w:pPr>
+              <w:spacing w:after="0"/>
+            </w:pPr>
             <w:r>
               <w:rPr>
-                <w:sz w:val="20"/>
+                <w:sz w:val="18"/>
               </w:rPr>
             </w:r>
             <w:r>
               <w:rPr>
                 <w:b/>
                 <w:color w:val="FFFFFF"/>
-                <w:sz w:val="20"/>
+                <w:sz w:val="18"/>
               </w:rPr>
               <w:t>Na sua equipe</w:t>
             </w:r>
@@ -2569,9 +2839,12 @@
             <w:tcW w:type="dxa" w:w="2948"/>
           </w:tcPr>
           <w:p>
+            <w:pPr>
+              <w:spacing w:after="0"/>
+            </w:pPr>
             <w:r>
               <w:rPr>
-                <w:sz w:val="20"/>
+                <w:sz w:val="18"/>
               </w:rPr>
               <w:t>Projeto</w:t>
             </w:r>
@@ -2582,9 +2855,12 @@
             <w:tcW w:type="dxa" w:w="6406"/>
           </w:tcPr>
           <w:p>
+            <w:pPr>
+              <w:spacing w:after="0"/>
+            </w:pPr>
             <w:r>
               <w:rPr>
-                <w:sz w:val="20"/>
+                <w:sz w:val="18"/>
               </w:rPr>
               <w:t>01-basic-portal</w:t>
             </w:r>
@@ -2597,9 +2873,12 @@
             <w:tcW w:type="dxa" w:w="2948"/>
           </w:tcPr>
           <w:p>
+            <w:pPr>
+              <w:spacing w:after="0"/>
+            </w:pPr>
             <w:r>
               <w:rPr>
-                <w:sz w:val="20"/>
+                <w:sz w:val="18"/>
               </w:rPr>
               <w:t>Hierarquia</w:t>
             </w:r>
@@ -2610,9 +2889,12 @@
             <w:tcW w:type="dxa" w:w="6406"/>
           </w:tcPr>
           <w:p>
+            <w:pPr>
+              <w:spacing w:after="0"/>
+            </w:pPr>
             <w:r>
               <w:rPr>
-                <w:sz w:val="20"/>
+                <w:sz w:val="18"/>
               </w:rPr>
               <w:t>Epic → Issue → Task</w:t>
             </w:r>
@@ -2625,9 +2907,12 @@
             <w:tcW w:type="dxa" w:w="2948"/>
           </w:tcPr>
           <w:p>
+            <w:pPr>
+              <w:spacing w:after="0"/>
+            </w:pPr>
             <w:r>
               <w:rPr>
-                <w:sz w:val="20"/>
+                <w:sz w:val="18"/>
               </w:rPr>
               <w:t>Níveis no seletor do backlog</w:t>
             </w:r>
@@ -2638,9 +2923,12 @@
             <w:tcW w:type="dxa" w:w="6406"/>
           </w:tcPr>
           <w:p>
+            <w:pPr>
+              <w:spacing w:after="0"/>
+            </w:pPr>
             <w:r>
               <w:rPr>
-                <w:sz w:val="20"/>
+                <w:sz w:val="18"/>
               </w:rPr>
               <w:t>Epics e Issues</w:t>
             </w:r>
@@ -2653,9 +2941,12 @@
             <w:tcW w:type="dxa" w:w="2948"/>
           </w:tcPr>
           <w:p>
+            <w:pPr>
+              <w:spacing w:after="0"/>
+            </w:pPr>
             <w:r>
               <w:rPr>
-                <w:sz w:val="20"/>
+                <w:sz w:val="18"/>
               </w:rPr>
               <w:t>Item de backlog principal</w:t>
             </w:r>
@@ -2666,9 +2957,12 @@
             <w:tcW w:type="dxa" w:w="6406"/>
           </w:tcPr>
           <w:p>
+            <w:pPr>
+              <w:spacing w:after="0"/>
+            </w:pPr>
             <w:r>
               <w:rPr>
-                <w:sz w:val="20"/>
+                <w:sz w:val="18"/>
               </w:rPr>
               <w:t>Issue</w:t>
             </w:r>
@@ -2681,9 +2975,12 @@
             <w:tcW w:type="dxa" w:w="2948"/>
           </w:tcPr>
           <w:p>
+            <w:pPr>
+              <w:spacing w:after="0"/>
+            </w:pPr>
             <w:r>
               <w:rPr>
-                <w:sz w:val="20"/>
+                <w:sz w:val="18"/>
               </w:rPr>
               <w:t>Estimativa</w:t>
             </w:r>
@@ -2694,9 +2991,12 @@
             <w:tcW w:type="dxa" w:w="6406"/>
           </w:tcPr>
           <w:p>
+            <w:pPr>
+              <w:spacing w:after="0"/>
+            </w:pPr>
             <w:r>
               <w:rPr>
-                <w:sz w:val="20"/>
+                <w:sz w:val="18"/>
               </w:rPr>
               <w:t>Effort (na Issue)</w:t>
             </w:r>
@@ -2709,9 +3009,12 @@
             <w:tcW w:type="dxa" w:w="2948"/>
           </w:tcPr>
           <w:p>
+            <w:pPr>
+              <w:spacing w:after="0"/>
+            </w:pPr>
             <w:r>
               <w:rPr>
-                <w:sz w:val="20"/>
+                <w:sz w:val="18"/>
               </w:rPr>
               <w:t>Campos das Tasks</w:t>
             </w:r>
@@ -2722,9 +3025,12 @@
             <w:tcW w:type="dxa" w:w="6406"/>
           </w:tcPr>
           <w:p>
+            <w:pPr>
+              <w:spacing w:after="0"/>
+            </w:pPr>
             <w:r>
               <w:rPr>
-                <w:sz w:val="20"/>
+                <w:sz w:val="18"/>
               </w:rPr>
               <w:t>Activity e Remaining Work</w:t>
             </w:r>
@@ -2737,9 +3043,12 @@
             <w:tcW w:type="dxa" w:w="2948"/>
           </w:tcPr>
           <w:p>
+            <w:pPr>
+              <w:spacing w:after="0"/>
+            </w:pPr>
             <w:r>
               <w:rPr>
-                <w:sz w:val="20"/>
+                <w:sz w:val="18"/>
               </w:rPr>
               <w:t>Estados (fluxo no board)</w:t>
             </w:r>
@@ -2750,9 +3059,12 @@
             <w:tcW w:type="dxa" w:w="6406"/>
           </w:tcPr>
           <w:p>
+            <w:pPr>
+              <w:spacing w:after="0"/>
+            </w:pPr>
             <w:r>
               <w:rPr>
-                <w:sz w:val="20"/>
+                <w:sz w:val="18"/>
               </w:rPr>
               <w:t>To Do → Doing → Done</w:t>
             </w:r>
@@ -2765,9 +3077,12 @@
             <w:tcW w:type="dxa" w:w="2948"/>
           </w:tcPr>
           <w:p>
+            <w:pPr>
+              <w:spacing w:after="0"/>
+            </w:pPr>
             <w:r>
               <w:rPr>
-                <w:sz w:val="20"/>
+                <w:sz w:val="18"/>
               </w:rPr>
               <w:t>Sprint</w:t>
             </w:r>
@@ -2778,9 +3093,12 @@
             <w:tcW w:type="dxa" w:w="6406"/>
           </w:tcPr>
           <w:p>
+            <w:pPr>
+              <w:spacing w:after="0"/>
+            </w:pPr>
             <w:r>
               <w:rPr>
-                <w:sz w:val="20"/>
+                <w:sz w:val="18"/>
               </w:rPr>
               <w:t>Sprint 01 (29/09 a 12/10/2026)</w:t>
             </w:r>
@@ -2793,9 +3111,12 @@
             <w:tcW w:type="dxa" w:w="2948"/>
           </w:tcPr>
           <w:p>
+            <w:pPr>
+              <w:spacing w:after="0"/>
+            </w:pPr>
             <w:r>
               <w:rPr>
-                <w:sz w:val="20"/>
+                <w:sz w:val="18"/>
               </w:rPr>
               <w:t>Pipeline</w:t>
             </w:r>
@@ -2806,9 +3127,12 @@
             <w:tcW w:type="dxa" w:w="6406"/>
           </w:tcPr>
           <w:p>
+            <w:pPr>
+              <w:spacing w:after="0"/>
+            </w:pPr>
             <w:r>
               <w:rPr>
-                <w:sz w:val="20"/>
+                <w:sz w:val="18"/>
               </w:rPr>
               <w:t>pipeline-basic-portal</w:t>
             </w:r>
@@ -2821,9 +3145,12 @@
             <w:tcW w:type="dxa" w:w="2948"/>
           </w:tcPr>
           <w:p>
+            <w:pPr>
+              <w:spacing w:after="0"/>
+            </w:pPr>
             <w:r>
               <w:rPr>
-                <w:sz w:val="20"/>
+                <w:sz w:val="18"/>
               </w:rPr>
               <w:t>Artefato publicado</w:t>
             </w:r>
@@ -2834,9 +3161,12 @@
             <w:tcW w:type="dxa" w:w="6406"/>
           </w:tcPr>
           <w:p>
+            <w:pPr>
+              <w:spacing w:after="0"/>
+            </w:pPr>
             <w:r>
               <w:rPr>
-                <w:sz w:val="20"/>
+                <w:sz w:val="18"/>
               </w:rPr>
               <w:t>basic-portal-site</w:t>
             </w:r>
@@ -2849,9 +3179,46 @@
             <w:tcW w:type="dxa" w:w="2948"/>
           </w:tcPr>
           <w:p>
+            <w:pPr>
+              <w:spacing w:after="0"/>
+            </w:pPr>
             <w:r>
               <w:rPr>
-                <w:sz w:val="20"/>
+                <w:sz w:val="18"/>
+              </w:rPr>
+              <w:t>O que testar no site</w:t>
+            </w:r>
+          </w:p>
+        </w:tc>
+        <w:tc>
+          <w:tcPr>
+            <w:tcW w:type="dxa" w:w="6406"/>
+          </w:tcPr>
+          <w:p>
+            <w:pPr>
+              <w:spacing w:after="0"/>
+            </w:pPr>
+            <w:r>
+              <w:rPr>
+                <w:sz w:val="18"/>
+              </w:rPr>
+              <w:t>Entrar com qualquer e-mail e senha, abrir uma nova solicitação, usar os filtros e avançar o status de um item.</w:t>
+            </w:r>
+          </w:p>
+        </w:tc>
+      </w:tr>
+      <w:tr>
+        <w:tc>
+          <w:tcPr>
+            <w:tcW w:type="dxa" w:w="2948"/>
+          </w:tcPr>
+          <w:p>
+            <w:pPr>
+              <w:spacing w:after="0"/>
+            </w:pPr>
+            <w:r>
+              <w:rPr>
+                <w:sz w:val="18"/>
               </w:rPr>
               <w:t>Guia detalhado (em Repos)</w:t>
             </w:r>
@@ -2862,9 +3229,12 @@
             <w:tcW w:type="dxa" w:w="6406"/>
           </w:tcPr>
           <w:p>
+            <w:pPr>
+              <w:spacing w:after="0"/>
+            </w:pPr>
             <w:r>
               <w:rPr>
-                <w:sz w:val="20"/>
+                <w:sz w:val="18"/>
               </w:rPr>
               <w:t>docs/processos/basic.md</w:t>
             </w:r>
@@ -2877,9 +3247,12 @@
             <w:tcW w:type="dxa" w:w="2948"/>
           </w:tcPr>
           <w:p>
+            <w:pPr>
+              <w:spacing w:after="0"/>
+            </w:pPr>
             <w:r>
               <w:rPr>
-                <w:sz w:val="20"/>
+                <w:sz w:val="18"/>
               </w:rPr>
               <w:t>Mínimo esperado no backlog</w:t>
             </w:r>
@@ -2890,9 +3263,12 @@
             <w:tcW w:type="dxa" w:w="6406"/>
           </w:tcPr>
           <w:p>
+            <w:pPr>
+              <w:spacing w:after="0"/>
+            </w:pPr>
             <w:r>
               <w:rPr>
-                <w:sz w:val="20"/>
+                <w:sz w:val="18"/>
               </w:rPr>
               <w:t>1 Epic, 5 Issues e 10 Tasks</w:t>
             </w:r>
@@ -2916,13 +3292,13 @@
       </w:pPr>
       <w:r>
         <w:rPr>
-          <w:sz w:val="20"/>
+          <w:sz w:val="19"/>
         </w:rPr>
         <w:t xml:space="preserve">☐  </w:t>
       </w:r>
       <w:r>
         <w:rPr>
-          <w:sz w:val="20"/>
+          <w:sz w:val="19"/>
         </w:rPr>
         <w:t>Todos os integrantes acessaram o projeto 01-basic-portal.</w:t>
       </w:r>
@@ -2934,13 +3310,13 @@
       </w:pPr>
       <w:r>
         <w:rPr>
-          <w:sz w:val="20"/>
+          <w:sz w:val="19"/>
         </w:rPr>
         <w:t xml:space="preserve">☐  </w:t>
       </w:r>
       <w:r>
         <w:rPr>
-          <w:sz w:val="20"/>
+          <w:sz w:val="19"/>
         </w:rPr>
         <w:t>Papéis definidos (seção 5).</w:t>
       </w:r>
@@ -2952,13 +3328,13 @@
       </w:pPr>
       <w:r>
         <w:rPr>
-          <w:sz w:val="20"/>
+          <w:sz w:val="19"/>
         </w:rPr>
         <w:t xml:space="preserve">☐  </w:t>
       </w:r>
       <w:r>
         <w:rPr>
-          <w:sz w:val="20"/>
+          <w:sz w:val="19"/>
         </w:rPr>
         <w:t>Backlog com no mínimo 1 Epic, 5 Issues e 10 Tasks, todos ligados ao item pai correto.</w:t>
       </w:r>
@@ -2970,13 +3346,13 @@
       </w:pPr>
       <w:r>
         <w:rPr>
-          <w:sz w:val="20"/>
+          <w:sz w:val="19"/>
         </w:rPr>
         <w:t xml:space="preserve">☐  </w:t>
       </w:r>
       <w:r>
         <w:rPr>
-          <w:sz w:val="20"/>
+          <w:sz w:val="19"/>
         </w:rPr>
         <w:t>Cada Issue com descrição, critérios de aceite, prioridade, estimativa e responsável.</w:t>
       </w:r>
@@ -2988,13 +3364,13 @@
       </w:pPr>
       <w:r>
         <w:rPr>
-          <w:sz w:val="20"/>
+          <w:sz w:val="19"/>
         </w:rPr>
         <w:t xml:space="preserve">☐  </w:t>
       </w:r>
       <w:r>
         <w:rPr>
-          <w:sz w:val="20"/>
+          <w:sz w:val="19"/>
         </w:rPr>
         <w:t>Tasks com activity e remaining work preenchidos.</w:t>
       </w:r>
@@ -3006,13 +3382,13 @@
       </w:pPr>
       <w:r>
         <w:rPr>
-          <w:sz w:val="20"/>
+          <w:sz w:val="19"/>
         </w:rPr>
         <w:t xml:space="preserve">☐  </w:t>
       </w:r>
       <w:r>
         <w:rPr>
-          <w:sz w:val="20"/>
+          <w:sz w:val="19"/>
         </w:rPr>
         <w:t>Backlog ordenado por prioridade e decisão registrada na Discussion de um item.</w:t>
       </w:r>
@@ -3024,13 +3400,13 @@
       </w:pPr>
       <w:r>
         <w:rPr>
-          <w:sz w:val="20"/>
+          <w:sz w:val="19"/>
         </w:rPr>
         <w:t xml:space="preserve">☐  </w:t>
       </w:r>
       <w:r>
         <w:rPr>
-          <w:sz w:val="20"/>
+          <w:sz w:val="19"/>
         </w:rPr>
         <w:t>Pelo menos um item de risco, bloqueio ou dependência registrado.</w:t>
       </w:r>
@@ -3042,13 +3418,13 @@
       </w:pPr>
       <w:r>
         <w:rPr>
-          <w:sz w:val="20"/>
+          <w:sz w:val="19"/>
         </w:rPr>
         <w:t xml:space="preserve">☐  </w:t>
       </w:r>
       <w:r>
         <w:rPr>
-          <w:sz w:val="20"/>
+          <w:sz w:val="19"/>
         </w:rPr>
         <w:t>Itens prioritários dentro da Sprint 01 e capacidade do time preenchida.</w:t>
       </w:r>
@@ -3060,13 +3436,13 @@
       </w:pPr>
       <w:r>
         <w:rPr>
-          <w:sz w:val="20"/>
+          <w:sz w:val="19"/>
         </w:rPr>
         <w:t xml:space="preserve">☐  </w:t>
       </w:r>
       <w:r>
         <w:rPr>
-          <w:sz w:val="20"/>
+          <w:sz w:val="19"/>
         </w:rPr>
         <w:t>Board com itens em estados diferentes (To Do → Doing → Done), incluindo um bloqueado.</w:t>
       </w:r>
@@ -3078,13 +3454,13 @@
       </w:pPr>
       <w:r>
         <w:rPr>
-          <w:sz w:val="20"/>
+          <w:sz w:val="19"/>
         </w:rPr>
         <w:t xml:space="preserve">☐  </w:t>
       </w:r>
       <w:r>
         <w:rPr>
-          <w:sz w:val="20"/>
+          <w:sz w:val="19"/>
         </w:rPr>
         <w:t>Pipeline pipeline-basic-portal executada pela equipe com os parâmetros preenchidos.</w:t>
       </w:r>
@@ -3096,15 +3472,15 @@
       </w:pPr>
       <w:r>
         <w:rPr>
-          <w:sz w:val="20"/>
+          <w:sz w:val="19"/>
         </w:rPr>
         <w:t xml:space="preserve">☐  </w:t>
       </w:r>
       <w:r>
         <w:rPr>
-          <w:sz w:val="20"/>
+          <w:sz w:val="19"/>
         </w:rPr>
-        <w:t>Artefato basic-portal-site localizado e link da execução registrado em um item (tag pipeline).</w:t>
+        <w:t>Artefato basic-portal-site baixado, site aberto no computador e nota da equipe conferida no rodapé.</w:t>
       </w:r>
     </w:p>
     <w:p>
@@ -3114,15 +3490,15 @@
       </w:pPr>
       <w:r>
         <w:rPr>
-          <w:sz w:val="20"/>
+          <w:sz w:val="19"/>
         </w:rPr>
         <w:t xml:space="preserve">☐  </w:t>
       </w:r>
       <w:r>
         <w:rPr>
-          <w:sz w:val="20"/>
+          <w:sz w:val="19"/>
         </w:rPr>
-        <w:t>Consulta salva em Shared Queries &gt; Dashboard da Equipe, com um gráfico.</w:t>
+        <w:t>Link da execução da pipeline registrado em um item (tag pipeline).</w:t>
       </w:r>
     </w:p>
     <w:p>
@@ -3132,15 +3508,15 @@
       </w:pPr>
       <w:r>
         <w:rPr>
-          <w:sz w:val="20"/>
+          <w:sz w:val="19"/>
         </w:rPr>
         <w:t xml:space="preserve">☐  </w:t>
       </w:r>
       <w:r>
         <w:rPr>
-          <w:sz w:val="20"/>
+          <w:sz w:val="19"/>
         </w:rPr>
-        <w:t>Dashboard da equipe com pelo menos 4 widgets.</w:t>
+        <w:t>Consulta salva em Shared Queries &gt; Dashboard da Equipe, com um gráfico.</w:t>
       </w:r>
     </w:p>
     <w:p>
@@ -3150,13 +3526,31 @@
       </w:pPr>
       <w:r>
         <w:rPr>
-          <w:sz w:val="20"/>
+          <w:sz w:val="19"/>
         </w:rPr>
         <w:t xml:space="preserve">☐  </w:t>
       </w:r>
       <w:r>
         <w:rPr>
-          <w:sz w:val="20"/>
+          <w:sz w:val="19"/>
+        </w:rPr>
+        <w:t>Dashboard da equipe com pelo menos 4 widgets.</w:t>
+      </w:r>
+    </w:p>
+    <w:p>
+      <w:pPr>
+        <w:spacing w:after="0"/>
+        <w:ind w:left="340"/>
+      </w:pPr>
+      <w:r>
+        <w:rPr>
+          <w:sz w:val="19"/>
+        </w:rPr>
+        <w:t xml:space="preserve">☐  </w:t>
+      </w:r>
+      <w:r>
+        <w:rPr>
+          <w:sz w:val="19"/>
         </w:rPr>
         <w:t>Apresentação de 4 minutos preparada (Parte 8).</w:t>
       </w:r>
@@ -3226,16 +3620,19 @@
             <w:shd w:val="clear" w:color="auto" w:fill="121F8F"/>
           </w:tcPr>
           <w:p>
+            <w:pPr>
+              <w:spacing w:after="0"/>
+            </w:pPr>
             <w:r>
               <w:rPr>
-                <w:sz w:val="20"/>
+                <w:sz w:val="18"/>
               </w:rPr>
             </w:r>
             <w:r>
               <w:rPr>
                 <w:b/>
                 <w:color w:val="FFFFFF"/>
-                <w:sz w:val="20"/>
+                <w:sz w:val="18"/>
               </w:rPr>
               <w:t>Item</w:t>
             </w:r>
@@ -3247,16 +3644,19 @@
             <w:shd w:val="clear" w:color="auto" w:fill="121F8F"/>
           </w:tcPr>
           <w:p>
+            <w:pPr>
+              <w:spacing w:after="0"/>
+            </w:pPr>
             <w:r>
               <w:rPr>
-                <w:sz w:val="20"/>
+                <w:sz w:val="18"/>
               </w:rPr>
             </w:r>
             <w:r>
               <w:rPr>
                 <w:b/>
                 <w:color w:val="FFFFFF"/>
-                <w:sz w:val="20"/>
+                <w:sz w:val="18"/>
               </w:rPr>
               <w:t>Na sua equipe</w:t>
             </w:r>
@@ -3269,9 +3669,12 @@
             <w:tcW w:type="dxa" w:w="2948"/>
           </w:tcPr>
           <w:p>
+            <w:pPr>
+              <w:spacing w:after="0"/>
+            </w:pPr>
             <w:r>
               <w:rPr>
-                <w:sz w:val="20"/>
+                <w:sz w:val="18"/>
               </w:rPr>
               <w:t>Projeto</w:t>
             </w:r>
@@ -3282,9 +3685,12 @@
             <w:tcW w:type="dxa" w:w="6406"/>
           </w:tcPr>
           <w:p>
+            <w:pPr>
+              <w:spacing w:after="0"/>
+            </w:pPr>
             <w:r>
               <w:rPr>
-                <w:sz w:val="20"/>
+                <w:sz w:val="18"/>
               </w:rPr>
               <w:t>02-agile-delivery</w:t>
             </w:r>
@@ -3297,9 +3703,12 @@
             <w:tcW w:type="dxa" w:w="2948"/>
           </w:tcPr>
           <w:p>
+            <w:pPr>
+              <w:spacing w:after="0"/>
+            </w:pPr>
             <w:r>
               <w:rPr>
-                <w:sz w:val="20"/>
+                <w:sz w:val="18"/>
               </w:rPr>
               <w:t>Hierarquia</w:t>
             </w:r>
@@ -3310,9 +3719,12 @@
             <w:tcW w:type="dxa" w:w="6406"/>
           </w:tcPr>
           <w:p>
+            <w:pPr>
+              <w:spacing w:after="0"/>
+            </w:pPr>
             <w:r>
               <w:rPr>
-                <w:sz w:val="20"/>
+                <w:sz w:val="18"/>
               </w:rPr>
               <w:t>Epic → Feature → User Story → Task</w:t>
             </w:r>
@@ -3325,9 +3737,12 @@
             <w:tcW w:type="dxa" w:w="2948"/>
           </w:tcPr>
           <w:p>
+            <w:pPr>
+              <w:spacing w:after="0"/>
+            </w:pPr>
             <w:r>
               <w:rPr>
-                <w:sz w:val="20"/>
+                <w:sz w:val="18"/>
               </w:rPr>
               <w:t>Níveis no seletor do backlog</w:t>
             </w:r>
@@ -3338,9 +3753,12 @@
             <w:tcW w:type="dxa" w:w="6406"/>
           </w:tcPr>
           <w:p>
+            <w:pPr>
+              <w:spacing w:after="0"/>
+            </w:pPr>
             <w:r>
               <w:rPr>
-                <w:sz w:val="20"/>
+                <w:sz w:val="18"/>
               </w:rPr>
               <w:t>Epics, Features e Stories</w:t>
             </w:r>
@@ -3353,9 +3771,12 @@
             <w:tcW w:type="dxa" w:w="2948"/>
           </w:tcPr>
           <w:p>
+            <w:pPr>
+              <w:spacing w:after="0"/>
+            </w:pPr>
             <w:r>
               <w:rPr>
-                <w:sz w:val="20"/>
+                <w:sz w:val="18"/>
               </w:rPr>
               <w:t>Item de backlog principal</w:t>
             </w:r>
@@ -3366,9 +3787,12 @@
             <w:tcW w:type="dxa" w:w="6406"/>
           </w:tcPr>
           <w:p>
+            <w:pPr>
+              <w:spacing w:after="0"/>
+            </w:pPr>
             <w:r>
               <w:rPr>
-                <w:sz w:val="20"/>
+                <w:sz w:val="18"/>
               </w:rPr>
               <w:t>User Story</w:t>
             </w:r>
@@ -3381,9 +3805,12 @@
             <w:tcW w:type="dxa" w:w="2948"/>
           </w:tcPr>
           <w:p>
+            <w:pPr>
+              <w:spacing w:after="0"/>
+            </w:pPr>
             <w:r>
               <w:rPr>
-                <w:sz w:val="20"/>
+                <w:sz w:val="18"/>
               </w:rPr>
               <w:t>Estimativa</w:t>
             </w:r>
@@ -3394,9 +3821,12 @@
             <w:tcW w:type="dxa" w:w="6406"/>
           </w:tcPr>
           <w:p>
+            <w:pPr>
+              <w:spacing w:after="0"/>
+            </w:pPr>
             <w:r>
               <w:rPr>
-                <w:sz w:val="20"/>
+                <w:sz w:val="18"/>
               </w:rPr>
               <w:t>Story Points (na User Story) e Business Value (na Feature)</w:t>
             </w:r>
@@ -3409,9 +3839,12 @@
             <w:tcW w:type="dxa" w:w="2948"/>
           </w:tcPr>
           <w:p>
+            <w:pPr>
+              <w:spacing w:after="0"/>
+            </w:pPr>
             <w:r>
               <w:rPr>
-                <w:sz w:val="20"/>
+                <w:sz w:val="18"/>
               </w:rPr>
               <w:t>Campos das Tasks</w:t>
             </w:r>
@@ -3422,9 +3855,12 @@
             <w:tcW w:type="dxa" w:w="6406"/>
           </w:tcPr>
           <w:p>
+            <w:pPr>
+              <w:spacing w:after="0"/>
+            </w:pPr>
             <w:r>
               <w:rPr>
-                <w:sz w:val="20"/>
+                <w:sz w:val="18"/>
               </w:rPr>
               <w:t>Activity, Original Estimate, Remaining Work e Completed Work</w:t>
             </w:r>
@@ -3437,9 +3873,12 @@
             <w:tcW w:type="dxa" w:w="2948"/>
           </w:tcPr>
           <w:p>
+            <w:pPr>
+              <w:spacing w:after="0"/>
+            </w:pPr>
             <w:r>
               <w:rPr>
-                <w:sz w:val="20"/>
+                <w:sz w:val="18"/>
               </w:rPr>
               <w:t>Estados (fluxo no board)</w:t>
             </w:r>
@@ -3450,9 +3889,12 @@
             <w:tcW w:type="dxa" w:w="6406"/>
           </w:tcPr>
           <w:p>
+            <w:pPr>
+              <w:spacing w:after="0"/>
+            </w:pPr>
             <w:r>
               <w:rPr>
-                <w:sz w:val="20"/>
+                <w:sz w:val="18"/>
               </w:rPr>
               <w:t>New → Active → Resolved → Closed</w:t>
             </w:r>
@@ -3465,9 +3907,12 @@
             <w:tcW w:type="dxa" w:w="2948"/>
           </w:tcPr>
           <w:p>
+            <w:pPr>
+              <w:spacing w:after="0"/>
+            </w:pPr>
             <w:r>
               <w:rPr>
-                <w:sz w:val="20"/>
+                <w:sz w:val="18"/>
               </w:rPr>
               <w:t>Sprint</w:t>
             </w:r>
@@ -3478,9 +3923,12 @@
             <w:tcW w:type="dxa" w:w="6406"/>
           </w:tcPr>
           <w:p>
+            <w:pPr>
+              <w:spacing w:after="0"/>
+            </w:pPr>
             <w:r>
               <w:rPr>
-                <w:sz w:val="20"/>
+                <w:sz w:val="18"/>
               </w:rPr>
               <w:t>Sprint 01 (29/09 a 12/10/2026)</w:t>
             </w:r>
@@ -3493,9 +3941,12 @@
             <w:tcW w:type="dxa" w:w="2948"/>
           </w:tcPr>
           <w:p>
+            <w:pPr>
+              <w:spacing w:after="0"/>
+            </w:pPr>
             <w:r>
               <w:rPr>
-                <w:sz w:val="20"/>
+                <w:sz w:val="18"/>
               </w:rPr>
               <w:t>Pipeline</w:t>
             </w:r>
@@ -3506,9 +3957,12 @@
             <w:tcW w:type="dxa" w:w="6406"/>
           </w:tcPr>
           <w:p>
+            <w:pPr>
+              <w:spacing w:after="0"/>
+            </w:pPr>
             <w:r>
               <w:rPr>
-                <w:sz w:val="20"/>
+                <w:sz w:val="18"/>
               </w:rPr>
               <w:t>pipeline-agile-delivery</w:t>
             </w:r>
@@ -3521,9 +3975,12 @@
             <w:tcW w:type="dxa" w:w="2948"/>
           </w:tcPr>
           <w:p>
+            <w:pPr>
+              <w:spacing w:after="0"/>
+            </w:pPr>
             <w:r>
               <w:rPr>
-                <w:sz w:val="20"/>
+                <w:sz w:val="18"/>
               </w:rPr>
               <w:t>Artefato publicado</w:t>
             </w:r>
@@ -3534,9 +3991,12 @@
             <w:tcW w:type="dxa" w:w="6406"/>
           </w:tcPr>
           <w:p>
+            <w:pPr>
+              <w:spacing w:after="0"/>
+            </w:pPr>
             <w:r>
               <w:rPr>
-                <w:sz w:val="20"/>
+                <w:sz w:val="18"/>
               </w:rPr>
               <w:t>agile-delivery-site</w:t>
             </w:r>
@@ -3549,9 +4009,46 @@
             <w:tcW w:type="dxa" w:w="2948"/>
           </w:tcPr>
           <w:p>
+            <w:pPr>
+              <w:spacing w:after="0"/>
+            </w:pPr>
             <w:r>
               <w:rPr>
-                <w:sz w:val="20"/>
+                <w:sz w:val="18"/>
+              </w:rPr>
+              <w:t>O que testar no site</w:t>
+            </w:r>
+          </w:p>
+        </w:tc>
+        <w:tc>
+          <w:tcPr>
+            <w:tcW w:type="dxa" w:w="6406"/>
+          </w:tcPr>
+          <w:p>
+            <w:pPr>
+              <w:spacing w:after="0"/>
+            </w:pPr>
+            <w:r>
+              <w:rPr>
+                <w:sz w:val="18"/>
+              </w:rPr>
+              <w:t>Avançar o status do pedido até "Entregue", acompanhar o entregador no mapa e avaliar a entrega.</w:t>
+            </w:r>
+          </w:p>
+        </w:tc>
+      </w:tr>
+      <w:tr>
+        <w:tc>
+          <w:tcPr>
+            <w:tcW w:type="dxa" w:w="2948"/>
+          </w:tcPr>
+          <w:p>
+            <w:pPr>
+              <w:spacing w:after="0"/>
+            </w:pPr>
+            <w:r>
+              <w:rPr>
+                <w:sz w:val="18"/>
               </w:rPr>
               <w:t>Guia detalhado (em Repos)</w:t>
             </w:r>
@@ -3562,9 +4059,12 @@
             <w:tcW w:type="dxa" w:w="6406"/>
           </w:tcPr>
           <w:p>
+            <w:pPr>
+              <w:spacing w:after="0"/>
+            </w:pPr>
             <w:r>
               <w:rPr>
-                <w:sz w:val="20"/>
+                <w:sz w:val="18"/>
               </w:rPr>
               <w:t>docs/processos/agile.md</w:t>
             </w:r>
@@ -3577,9 +4077,12 @@
             <w:tcW w:type="dxa" w:w="2948"/>
           </w:tcPr>
           <w:p>
+            <w:pPr>
+              <w:spacing w:after="0"/>
+            </w:pPr>
             <w:r>
               <w:rPr>
-                <w:sz w:val="20"/>
+                <w:sz w:val="18"/>
               </w:rPr>
               <w:t>Mínimo esperado no backlog</w:t>
             </w:r>
@@ -3590,9 +4093,12 @@
             <w:tcW w:type="dxa" w:w="6406"/>
           </w:tcPr>
           <w:p>
+            <w:pPr>
+              <w:spacing w:after="0"/>
+            </w:pPr>
             <w:r>
               <w:rPr>
-                <w:sz w:val="20"/>
+                <w:sz w:val="18"/>
               </w:rPr>
               <w:t>1 Epic, 3 Features, 6 User Stories e 10 Tasks</w:t>
             </w:r>
@@ -3616,13 +4122,13 @@
       </w:pPr>
       <w:r>
         <w:rPr>
-          <w:sz w:val="20"/>
+          <w:sz w:val="19"/>
         </w:rPr>
         <w:t xml:space="preserve">☐  </w:t>
       </w:r>
       <w:r>
         <w:rPr>
-          <w:sz w:val="20"/>
+          <w:sz w:val="19"/>
         </w:rPr>
         <w:t>Todos os integrantes acessaram o projeto 02-agile-delivery.</w:t>
       </w:r>
@@ -3634,13 +4140,13 @@
       </w:pPr>
       <w:r>
         <w:rPr>
-          <w:sz w:val="20"/>
+          <w:sz w:val="19"/>
         </w:rPr>
         <w:t xml:space="preserve">☐  </w:t>
       </w:r>
       <w:r>
         <w:rPr>
-          <w:sz w:val="20"/>
+          <w:sz w:val="19"/>
         </w:rPr>
         <w:t>Papéis definidos (seção 5).</w:t>
       </w:r>
@@ -3652,13 +4158,13 @@
       </w:pPr>
       <w:r>
         <w:rPr>
-          <w:sz w:val="20"/>
+          <w:sz w:val="19"/>
         </w:rPr>
         <w:t xml:space="preserve">☐  </w:t>
       </w:r>
       <w:r>
         <w:rPr>
-          <w:sz w:val="20"/>
+          <w:sz w:val="19"/>
         </w:rPr>
         <w:t>Backlog com no mínimo 1 Epic, 3 Features, 6 User Stories e 10 Tasks, todos ligados ao item pai correto.</w:t>
       </w:r>
@@ -3670,13 +4176,13 @@
       </w:pPr>
       <w:r>
         <w:rPr>
-          <w:sz w:val="20"/>
+          <w:sz w:val="19"/>
         </w:rPr>
         <w:t xml:space="preserve">☐  </w:t>
       </w:r>
       <w:r>
         <w:rPr>
-          <w:sz w:val="20"/>
+          <w:sz w:val="19"/>
         </w:rPr>
         <w:t>Cada User Story com descrição, critérios de aceite, prioridade, estimativa e responsável.</w:t>
       </w:r>
@@ -3688,13 +4194,13 @@
       </w:pPr>
       <w:r>
         <w:rPr>
-          <w:sz w:val="20"/>
+          <w:sz w:val="19"/>
         </w:rPr>
         <w:t xml:space="preserve">☐  </w:t>
       </w:r>
       <w:r>
         <w:rPr>
-          <w:sz w:val="20"/>
+          <w:sz w:val="19"/>
         </w:rPr>
         <w:t>Tasks com activity, original estimate, remaining work e completed work preenchidos.</w:t>
       </w:r>
@@ -3706,13 +4212,13 @@
       </w:pPr>
       <w:r>
         <w:rPr>
-          <w:sz w:val="20"/>
+          <w:sz w:val="19"/>
         </w:rPr>
         <w:t xml:space="preserve">☐  </w:t>
       </w:r>
       <w:r>
         <w:rPr>
-          <w:sz w:val="20"/>
+          <w:sz w:val="19"/>
         </w:rPr>
         <w:t>Backlog ordenado por prioridade e decisão registrada na Discussion de um item.</w:t>
       </w:r>
@@ -3724,13 +4230,13 @@
       </w:pPr>
       <w:r>
         <w:rPr>
-          <w:sz w:val="20"/>
+          <w:sz w:val="19"/>
         </w:rPr>
         <w:t xml:space="preserve">☐  </w:t>
       </w:r>
       <w:r>
         <w:rPr>
-          <w:sz w:val="20"/>
+          <w:sz w:val="19"/>
         </w:rPr>
         <w:t>Pelo menos um item de risco, bloqueio ou dependência registrado.</w:t>
       </w:r>
@@ -3742,13 +4248,13 @@
       </w:pPr>
       <w:r>
         <w:rPr>
-          <w:sz w:val="20"/>
+          <w:sz w:val="19"/>
         </w:rPr>
         <w:t xml:space="preserve">☐  </w:t>
       </w:r>
       <w:r>
         <w:rPr>
-          <w:sz w:val="20"/>
+          <w:sz w:val="19"/>
         </w:rPr>
         <w:t>Itens prioritários dentro da Sprint 01 e capacidade do time preenchida.</w:t>
       </w:r>
@@ -3760,13 +4266,13 @@
       </w:pPr>
       <w:r>
         <w:rPr>
-          <w:sz w:val="20"/>
+          <w:sz w:val="19"/>
         </w:rPr>
         <w:t xml:space="preserve">☐  </w:t>
       </w:r>
       <w:r>
         <w:rPr>
-          <w:sz w:val="20"/>
+          <w:sz w:val="19"/>
         </w:rPr>
         <w:t>Board com itens em estados diferentes (New → Active → Resolved → Closed), incluindo um bloqueado.</w:t>
       </w:r>
@@ -3778,13 +4284,13 @@
       </w:pPr>
       <w:r>
         <w:rPr>
-          <w:sz w:val="20"/>
+          <w:sz w:val="19"/>
         </w:rPr>
         <w:t xml:space="preserve">☐  </w:t>
       </w:r>
       <w:r>
         <w:rPr>
-          <w:sz w:val="20"/>
+          <w:sz w:val="19"/>
         </w:rPr>
         <w:t>Pipeline pipeline-agile-delivery executada pela equipe com os parâmetros preenchidos.</w:t>
       </w:r>
@@ -3796,15 +4302,15 @@
       </w:pPr>
       <w:r>
         <w:rPr>
-          <w:sz w:val="20"/>
+          <w:sz w:val="19"/>
         </w:rPr>
         <w:t xml:space="preserve">☐  </w:t>
       </w:r>
       <w:r>
         <w:rPr>
-          <w:sz w:val="20"/>
+          <w:sz w:val="19"/>
         </w:rPr>
-        <w:t>Artefato agile-delivery-site localizado e link da execução registrado em um item (tag pipeline).</w:t>
+        <w:t>Artefato agile-delivery-site baixado, site aberto no computador e nota da equipe conferida no rodapé.</w:t>
       </w:r>
     </w:p>
     <w:p>
@@ -3814,15 +4320,15 @@
       </w:pPr>
       <w:r>
         <w:rPr>
-          <w:sz w:val="20"/>
+          <w:sz w:val="19"/>
         </w:rPr>
         <w:t xml:space="preserve">☐  </w:t>
       </w:r>
       <w:r>
         <w:rPr>
-          <w:sz w:val="20"/>
+          <w:sz w:val="19"/>
         </w:rPr>
-        <w:t>Consulta salva em Shared Queries &gt; Dashboard da Equipe, com um gráfico.</w:t>
+        <w:t>Link da execução da pipeline registrado em um item (tag pipeline).</w:t>
       </w:r>
     </w:p>
     <w:p>
@@ -3832,15 +4338,15 @@
       </w:pPr>
       <w:r>
         <w:rPr>
-          <w:sz w:val="20"/>
+          <w:sz w:val="19"/>
         </w:rPr>
         <w:t xml:space="preserve">☐  </w:t>
       </w:r>
       <w:r>
         <w:rPr>
-          <w:sz w:val="20"/>
+          <w:sz w:val="19"/>
         </w:rPr>
-        <w:t>Dashboard da equipe com pelo menos 4 widgets.</w:t>
+        <w:t>Consulta salva em Shared Queries &gt; Dashboard da Equipe, com um gráfico.</w:t>
       </w:r>
     </w:p>
     <w:p>
@@ -3850,13 +4356,31 @@
       </w:pPr>
       <w:r>
         <w:rPr>
-          <w:sz w:val="20"/>
+          <w:sz w:val="19"/>
         </w:rPr>
         <w:t xml:space="preserve">☐  </w:t>
       </w:r>
       <w:r>
         <w:rPr>
-          <w:sz w:val="20"/>
+          <w:sz w:val="19"/>
+        </w:rPr>
+        <w:t>Dashboard da equipe com pelo menos 4 widgets.</w:t>
+      </w:r>
+    </w:p>
+    <w:p>
+      <w:pPr>
+        <w:spacing w:after="0"/>
+        <w:ind w:left="340"/>
+      </w:pPr>
+      <w:r>
+        <w:rPr>
+          <w:sz w:val="19"/>
+        </w:rPr>
+        <w:t xml:space="preserve">☐  </w:t>
+      </w:r>
+      <w:r>
+        <w:rPr>
+          <w:sz w:val="19"/>
         </w:rPr>
         <w:t>Apresentação de 4 minutos preparada (Parte 8).</w:t>
       </w:r>
@@ -3926,16 +4450,19 @@
             <w:shd w:val="clear" w:color="auto" w:fill="121F8F"/>
           </w:tcPr>
           <w:p>
+            <w:pPr>
+              <w:spacing w:after="0"/>
+            </w:pPr>
             <w:r>
               <w:rPr>
-                <w:sz w:val="20"/>
+                <w:sz w:val="18"/>
               </w:rPr>
             </w:r>
             <w:r>
               <w:rPr>
                 <w:b/>
                 <w:color w:val="FFFFFF"/>
-                <w:sz w:val="20"/>
+                <w:sz w:val="18"/>
               </w:rPr>
               <w:t>Item</w:t>
             </w:r>
@@ -3947,16 +4474,19 @@
             <w:shd w:val="clear" w:color="auto" w:fill="121F8F"/>
           </w:tcPr>
           <w:p>
+            <w:pPr>
+              <w:spacing w:after="0"/>
+            </w:pPr>
             <w:r>
               <w:rPr>
-                <w:sz w:val="20"/>
+                <w:sz w:val="18"/>
               </w:rPr>
             </w:r>
             <w:r>
               <w:rPr>
                 <w:b/>
                 <w:color w:val="FFFFFF"/>
-                <w:sz w:val="20"/>
+                <w:sz w:val="18"/>
               </w:rPr>
               <w:t>Na sua equipe</w:t>
             </w:r>
@@ -3969,9 +4499,12 @@
             <w:tcW w:type="dxa" w:w="2948"/>
           </w:tcPr>
           <w:p>
+            <w:pPr>
+              <w:spacing w:after="0"/>
+            </w:pPr>
             <w:r>
               <w:rPr>
-                <w:sz w:val="20"/>
+                <w:sz w:val="18"/>
               </w:rPr>
               <w:t>Projeto</w:t>
             </w:r>
@@ -3982,9 +4515,12 @@
             <w:tcW w:type="dxa" w:w="6406"/>
           </w:tcPr>
           <w:p>
+            <w:pPr>
+              <w:spacing w:after="0"/>
+            </w:pPr>
             <w:r>
               <w:rPr>
-                <w:sz w:val="20"/>
+                <w:sz w:val="18"/>
               </w:rPr>
               <w:t>03-scrum-banking</w:t>
             </w:r>
@@ -3997,9 +4533,12 @@
             <w:tcW w:type="dxa" w:w="2948"/>
           </w:tcPr>
           <w:p>
+            <w:pPr>
+              <w:spacing w:after="0"/>
+            </w:pPr>
             <w:r>
               <w:rPr>
-                <w:sz w:val="20"/>
+                <w:sz w:val="18"/>
               </w:rPr>
               <w:t>Hierarquia</w:t>
             </w:r>
@@ -4010,9 +4549,12 @@
             <w:tcW w:type="dxa" w:w="6406"/>
           </w:tcPr>
           <w:p>
+            <w:pPr>
+              <w:spacing w:after="0"/>
+            </w:pPr>
             <w:r>
               <w:rPr>
-                <w:sz w:val="20"/>
+                <w:sz w:val="18"/>
               </w:rPr>
               <w:t>Epic → Feature → Product Backlog Item (PBI) → Task</w:t>
             </w:r>
@@ -4025,9 +4567,12 @@
             <w:tcW w:type="dxa" w:w="2948"/>
           </w:tcPr>
           <w:p>
+            <w:pPr>
+              <w:spacing w:after="0"/>
+            </w:pPr>
             <w:r>
               <w:rPr>
-                <w:sz w:val="20"/>
+                <w:sz w:val="18"/>
               </w:rPr>
               <w:t>Níveis no seletor do backlog</w:t>
             </w:r>
@@ -4038,9 +4583,12 @@
             <w:tcW w:type="dxa" w:w="6406"/>
           </w:tcPr>
           <w:p>
+            <w:pPr>
+              <w:spacing w:after="0"/>
+            </w:pPr>
             <w:r>
               <w:rPr>
-                <w:sz w:val="20"/>
+                <w:sz w:val="18"/>
               </w:rPr>
               <w:t>Epics, Features e Backlog items</w:t>
             </w:r>
@@ -4053,9 +4601,12 @@
             <w:tcW w:type="dxa" w:w="2948"/>
           </w:tcPr>
           <w:p>
+            <w:pPr>
+              <w:spacing w:after="0"/>
+            </w:pPr>
             <w:r>
               <w:rPr>
-                <w:sz w:val="20"/>
+                <w:sz w:val="18"/>
               </w:rPr>
               <w:t>Item de backlog principal</w:t>
             </w:r>
@@ -4066,9 +4617,12 @@
             <w:tcW w:type="dxa" w:w="6406"/>
           </w:tcPr>
           <w:p>
+            <w:pPr>
+              <w:spacing w:after="0"/>
+            </w:pPr>
             <w:r>
               <w:rPr>
-                <w:sz w:val="20"/>
+                <w:sz w:val="18"/>
               </w:rPr>
               <w:t>Product Backlog Item</w:t>
             </w:r>
@@ -4081,9 +4635,12 @@
             <w:tcW w:type="dxa" w:w="2948"/>
           </w:tcPr>
           <w:p>
+            <w:pPr>
+              <w:spacing w:after="0"/>
+            </w:pPr>
             <w:r>
               <w:rPr>
-                <w:sz w:val="20"/>
+                <w:sz w:val="18"/>
               </w:rPr>
               <w:t>Estimativa</w:t>
             </w:r>
@@ -4094,9 +4651,12 @@
             <w:tcW w:type="dxa" w:w="6406"/>
           </w:tcPr>
           <w:p>
+            <w:pPr>
+              <w:spacing w:after="0"/>
+            </w:pPr>
             <w:r>
               <w:rPr>
-                <w:sz w:val="20"/>
+                <w:sz w:val="18"/>
               </w:rPr>
               <w:t>Effort (no PBI)</w:t>
             </w:r>
@@ -4109,9 +4669,12 @@
             <w:tcW w:type="dxa" w:w="2948"/>
           </w:tcPr>
           <w:p>
+            <w:pPr>
+              <w:spacing w:after="0"/>
+            </w:pPr>
             <w:r>
               <w:rPr>
-                <w:sz w:val="20"/>
+                <w:sz w:val="18"/>
               </w:rPr>
               <w:t>Campos das Tasks</w:t>
             </w:r>
@@ -4122,9 +4685,12 @@
             <w:tcW w:type="dxa" w:w="6406"/>
           </w:tcPr>
           <w:p>
+            <w:pPr>
+              <w:spacing w:after="0"/>
+            </w:pPr>
             <w:r>
               <w:rPr>
-                <w:sz w:val="20"/>
+                <w:sz w:val="18"/>
               </w:rPr>
               <w:t>Activity e Remaining Work</w:t>
             </w:r>
@@ -4137,9 +4703,12 @@
             <w:tcW w:type="dxa" w:w="2948"/>
           </w:tcPr>
           <w:p>
+            <w:pPr>
+              <w:spacing w:after="0"/>
+            </w:pPr>
             <w:r>
               <w:rPr>
-                <w:sz w:val="20"/>
+                <w:sz w:val="18"/>
               </w:rPr>
               <w:t>Estados (fluxo no board)</w:t>
             </w:r>
@@ -4150,9 +4719,12 @@
             <w:tcW w:type="dxa" w:w="6406"/>
           </w:tcPr>
           <w:p>
+            <w:pPr>
+              <w:spacing w:after="0"/>
+            </w:pPr>
             <w:r>
               <w:rPr>
-                <w:sz w:val="20"/>
+                <w:sz w:val="18"/>
               </w:rPr>
               <w:t>PBI: New → Approved → Committed → Done · Task: To Do → In Progress → Done</w:t>
             </w:r>
@@ -4165,9 +4737,12 @@
             <w:tcW w:type="dxa" w:w="2948"/>
           </w:tcPr>
           <w:p>
+            <w:pPr>
+              <w:spacing w:after="0"/>
+            </w:pPr>
             <w:r>
               <w:rPr>
-                <w:sz w:val="20"/>
+                <w:sz w:val="18"/>
               </w:rPr>
               <w:t>Sprint</w:t>
             </w:r>
@@ -4178,9 +4753,12 @@
             <w:tcW w:type="dxa" w:w="6406"/>
           </w:tcPr>
           <w:p>
+            <w:pPr>
+              <w:spacing w:after="0"/>
+            </w:pPr>
             <w:r>
               <w:rPr>
-                <w:sz w:val="20"/>
+                <w:sz w:val="18"/>
               </w:rPr>
               <w:t>Sprint 01 - PIX (29/09 a 12/10/2026)</w:t>
             </w:r>
@@ -4193,9 +4771,12 @@
             <w:tcW w:type="dxa" w:w="2948"/>
           </w:tcPr>
           <w:p>
+            <w:pPr>
+              <w:spacing w:after="0"/>
+            </w:pPr>
             <w:r>
               <w:rPr>
-                <w:sz w:val="20"/>
+                <w:sz w:val="18"/>
               </w:rPr>
               <w:t>Pipeline</w:t>
             </w:r>
@@ -4206,9 +4787,12 @@
             <w:tcW w:type="dxa" w:w="6406"/>
           </w:tcPr>
           <w:p>
+            <w:pPr>
+              <w:spacing w:after="0"/>
+            </w:pPr>
             <w:r>
               <w:rPr>
-                <w:sz w:val="20"/>
+                <w:sz w:val="18"/>
               </w:rPr>
               <w:t>pipeline-scrum-banking</w:t>
             </w:r>
@@ -4221,9 +4805,12 @@
             <w:tcW w:type="dxa" w:w="2948"/>
           </w:tcPr>
           <w:p>
+            <w:pPr>
+              <w:spacing w:after="0"/>
+            </w:pPr>
             <w:r>
               <w:rPr>
-                <w:sz w:val="20"/>
+                <w:sz w:val="18"/>
               </w:rPr>
               <w:t>Artefato publicado</w:t>
             </w:r>
@@ -4234,9 +4821,12 @@
             <w:tcW w:type="dxa" w:w="6406"/>
           </w:tcPr>
           <w:p>
+            <w:pPr>
+              <w:spacing w:after="0"/>
+            </w:pPr>
             <w:r>
               <w:rPr>
-                <w:sz w:val="20"/>
+                <w:sz w:val="18"/>
               </w:rPr>
               <w:t>scrum-banking-site</w:t>
             </w:r>
@@ -4249,9 +4839,46 @@
             <w:tcW w:type="dxa" w:w="2948"/>
           </w:tcPr>
           <w:p>
+            <w:pPr>
+              <w:spacing w:after="0"/>
+            </w:pPr>
             <w:r>
               <w:rPr>
-                <w:sz w:val="20"/>
+                <w:sz w:val="18"/>
+              </w:rPr>
+              <w:t>O que testar no site</w:t>
+            </w:r>
+          </w:p>
+        </w:tc>
+        <w:tc>
+          <w:tcPr>
+            <w:tcW w:type="dxa" w:w="6406"/>
+          </w:tcPr>
+          <w:p>
+            <w:pPr>
+              <w:spacing w:after="0"/>
+            </w:pPr>
+            <w:r>
+              <w:rPr>
+                <w:sz w:val="18"/>
+              </w:rPr>
+              <w:t>Fazer um PIX com CPF de 11 dígitos, testar um valor acima do limite do piloto e conferir comprovante e extrato.</w:t>
+            </w:r>
+          </w:p>
+        </w:tc>
+      </w:tr>
+      <w:tr>
+        <w:tc>
+          <w:tcPr>
+            <w:tcW w:type="dxa" w:w="2948"/>
+          </w:tcPr>
+          <w:p>
+            <w:pPr>
+              <w:spacing w:after="0"/>
+            </w:pPr>
+            <w:r>
+              <w:rPr>
+                <w:sz w:val="18"/>
               </w:rPr>
               <w:t>Guia detalhado (em Repos)</w:t>
             </w:r>
@@ -4262,9 +4889,12 @@
             <w:tcW w:type="dxa" w:w="6406"/>
           </w:tcPr>
           <w:p>
+            <w:pPr>
+              <w:spacing w:after="0"/>
+            </w:pPr>
             <w:r>
               <w:rPr>
-                <w:sz w:val="20"/>
+                <w:sz w:val="18"/>
               </w:rPr>
               <w:t>docs/processos/scrum.md</w:t>
             </w:r>
@@ -4277,9 +4907,12 @@
             <w:tcW w:type="dxa" w:w="2948"/>
           </w:tcPr>
           <w:p>
+            <w:pPr>
+              <w:spacing w:after="0"/>
+            </w:pPr>
             <w:r>
               <w:rPr>
-                <w:sz w:val="20"/>
+                <w:sz w:val="18"/>
               </w:rPr>
               <w:t>Mínimo esperado no backlog</w:t>
             </w:r>
@@ -4290,9 +4923,12 @@
             <w:tcW w:type="dxa" w:w="6406"/>
           </w:tcPr>
           <w:p>
+            <w:pPr>
+              <w:spacing w:after="0"/>
+            </w:pPr>
             <w:r>
               <w:rPr>
-                <w:sz w:val="20"/>
+                <w:sz w:val="18"/>
               </w:rPr>
               <w:t>1 Epic, 2 Features, 6 PBIs e 9 Tasks</w:t>
             </w:r>
@@ -4316,13 +4952,13 @@
       </w:pPr>
       <w:r>
         <w:rPr>
-          <w:sz w:val="20"/>
+          <w:sz w:val="19"/>
         </w:rPr>
         <w:t xml:space="preserve">☐  </w:t>
       </w:r>
       <w:r>
         <w:rPr>
-          <w:sz w:val="20"/>
+          <w:sz w:val="19"/>
         </w:rPr>
         <w:t>Todos os integrantes acessaram o projeto 03-scrum-banking.</w:t>
       </w:r>
@@ -4334,13 +4970,13 @@
       </w:pPr>
       <w:r>
         <w:rPr>
-          <w:sz w:val="20"/>
+          <w:sz w:val="19"/>
         </w:rPr>
         <w:t xml:space="preserve">☐  </w:t>
       </w:r>
       <w:r>
         <w:rPr>
-          <w:sz w:val="20"/>
+          <w:sz w:val="19"/>
         </w:rPr>
         <w:t>Papéis definidos (seção 5).</w:t>
       </w:r>
@@ -4352,13 +4988,13 @@
       </w:pPr>
       <w:r>
         <w:rPr>
-          <w:sz w:val="20"/>
+          <w:sz w:val="19"/>
         </w:rPr>
         <w:t xml:space="preserve">☐  </w:t>
       </w:r>
       <w:r>
         <w:rPr>
-          <w:sz w:val="20"/>
+          <w:sz w:val="19"/>
         </w:rPr>
         <w:t>Backlog com no mínimo 1 Epic, 2 Features, 6 PBIs e 9 Tasks, todos ligados ao item pai correto.</w:t>
       </w:r>
@@ -4370,13 +5006,13 @@
       </w:pPr>
       <w:r>
         <w:rPr>
-          <w:sz w:val="20"/>
+          <w:sz w:val="19"/>
         </w:rPr>
         <w:t xml:space="preserve">☐  </w:t>
       </w:r>
       <w:r>
         <w:rPr>
-          <w:sz w:val="20"/>
+          <w:sz w:val="19"/>
         </w:rPr>
         <w:t>Cada Product Backlog Item com descrição, critérios de aceite, prioridade, estimativa e responsável.</w:t>
       </w:r>
@@ -4388,13 +5024,13 @@
       </w:pPr>
       <w:r>
         <w:rPr>
-          <w:sz w:val="20"/>
+          <w:sz w:val="19"/>
         </w:rPr>
         <w:t xml:space="preserve">☐  </w:t>
       </w:r>
       <w:r>
         <w:rPr>
-          <w:sz w:val="20"/>
+          <w:sz w:val="19"/>
         </w:rPr>
         <w:t>Tasks com activity e remaining work preenchidos.</w:t>
       </w:r>
@@ -4406,13 +5042,13 @@
       </w:pPr>
       <w:r>
         <w:rPr>
-          <w:sz w:val="20"/>
+          <w:sz w:val="19"/>
         </w:rPr>
         <w:t xml:space="preserve">☐  </w:t>
       </w:r>
       <w:r>
         <w:rPr>
-          <w:sz w:val="20"/>
+          <w:sz w:val="19"/>
         </w:rPr>
         <w:t>Backlog ordenado por prioridade e decisão registrada na Discussion de um item.</w:t>
       </w:r>
@@ -4424,13 +5060,13 @@
       </w:pPr>
       <w:r>
         <w:rPr>
-          <w:sz w:val="20"/>
+          <w:sz w:val="19"/>
         </w:rPr>
         <w:t xml:space="preserve">☐  </w:t>
       </w:r>
       <w:r>
         <w:rPr>
-          <w:sz w:val="20"/>
+          <w:sz w:val="19"/>
         </w:rPr>
         <w:t>Pelo menos um item de risco, bloqueio ou dependência registrado.</w:t>
       </w:r>
@@ -4442,13 +5078,13 @@
       </w:pPr>
       <w:r>
         <w:rPr>
-          <w:sz w:val="20"/>
+          <w:sz w:val="19"/>
         </w:rPr>
         <w:t xml:space="preserve">☐  </w:t>
       </w:r>
       <w:r>
         <w:rPr>
-          <w:sz w:val="20"/>
+          <w:sz w:val="19"/>
         </w:rPr>
         <w:t>Itens prioritários dentro da Sprint 01 - PIX e capacidade do time preenchida.</w:t>
       </w:r>
@@ -4460,13 +5096,13 @@
       </w:pPr>
       <w:r>
         <w:rPr>
-          <w:sz w:val="20"/>
+          <w:sz w:val="19"/>
         </w:rPr>
         <w:t xml:space="preserve">☐  </w:t>
       </w:r>
       <w:r>
         <w:rPr>
-          <w:sz w:val="20"/>
+          <w:sz w:val="19"/>
         </w:rPr>
         <w:t>Board com itens em estados diferentes (PBI: New → Approved → Committed → Done · Task: To Do → In Progress → Done), incluindo um bloqueado.</w:t>
       </w:r>
@@ -4478,13 +5114,13 @@
       </w:pPr>
       <w:r>
         <w:rPr>
-          <w:sz w:val="20"/>
+          <w:sz w:val="19"/>
         </w:rPr>
         <w:t xml:space="preserve">☐  </w:t>
       </w:r>
       <w:r>
         <w:rPr>
-          <w:sz w:val="20"/>
+          <w:sz w:val="19"/>
         </w:rPr>
         <w:t>Pipeline pipeline-scrum-banking executada pela equipe com os parâmetros preenchidos.</w:t>
       </w:r>
@@ -4496,15 +5132,15 @@
       </w:pPr>
       <w:r>
         <w:rPr>
-          <w:sz w:val="20"/>
+          <w:sz w:val="19"/>
         </w:rPr>
         <w:t xml:space="preserve">☐  </w:t>
       </w:r>
       <w:r>
         <w:rPr>
-          <w:sz w:val="20"/>
+          <w:sz w:val="19"/>
         </w:rPr>
-        <w:t>Artefato scrum-banking-site localizado e link da execução registrado em um item (tag pipeline).</w:t>
+        <w:t>Artefato scrum-banking-site baixado, site aberto no computador e nota da equipe conferida no rodapé.</w:t>
       </w:r>
     </w:p>
     <w:p>
@@ -4514,15 +5150,15 @@
       </w:pPr>
       <w:r>
         <w:rPr>
-          <w:sz w:val="20"/>
+          <w:sz w:val="19"/>
         </w:rPr>
         <w:t xml:space="preserve">☐  </w:t>
       </w:r>
       <w:r>
         <w:rPr>
-          <w:sz w:val="20"/>
+          <w:sz w:val="19"/>
         </w:rPr>
-        <w:t>Consulta salva em Shared Queries &gt; Dashboard da Equipe, com um gráfico.</w:t>
+        <w:t>Link da execução da pipeline registrado em um item (tag pipeline).</w:t>
       </w:r>
     </w:p>
     <w:p>
@@ -4532,15 +5168,15 @@
       </w:pPr>
       <w:r>
         <w:rPr>
-          <w:sz w:val="20"/>
+          <w:sz w:val="19"/>
         </w:rPr>
         <w:t xml:space="preserve">☐  </w:t>
       </w:r>
       <w:r>
         <w:rPr>
-          <w:sz w:val="20"/>
+          <w:sz w:val="19"/>
         </w:rPr>
-        <w:t>Dashboard da equipe com pelo menos 4 widgets.</w:t>
+        <w:t>Consulta salva em Shared Queries &gt; Dashboard da Equipe, com um gráfico.</w:t>
       </w:r>
     </w:p>
     <w:p>
@@ -4550,13 +5186,31 @@
       </w:pPr>
       <w:r>
         <w:rPr>
-          <w:sz w:val="20"/>
+          <w:sz w:val="19"/>
         </w:rPr>
         <w:t xml:space="preserve">☐  </w:t>
       </w:r>
       <w:r>
         <w:rPr>
-          <w:sz w:val="20"/>
+          <w:sz w:val="19"/>
+        </w:rPr>
+        <w:t>Dashboard da equipe com pelo menos 4 widgets.</w:t>
+      </w:r>
+    </w:p>
+    <w:p>
+      <w:pPr>
+        <w:spacing w:after="0"/>
+        <w:ind w:left="340"/>
+      </w:pPr>
+      <w:r>
+        <w:rPr>
+          <w:sz w:val="19"/>
+        </w:rPr>
+        <w:t xml:space="preserve">☐  </w:t>
+      </w:r>
+      <w:r>
+        <w:rPr>
+          <w:sz w:val="19"/>
         </w:rPr>
         <w:t>Apresentação de 4 minutos preparada (Parte 8).</w:t>
       </w:r>
@@ -4626,16 +5280,19 @@
             <w:shd w:val="clear" w:color="auto" w:fill="121F8F"/>
           </w:tcPr>
           <w:p>
+            <w:pPr>
+              <w:spacing w:after="0"/>
+            </w:pPr>
             <w:r>
               <w:rPr>
-                <w:sz w:val="20"/>
+                <w:sz w:val="18"/>
               </w:rPr>
             </w:r>
             <w:r>
               <w:rPr>
                 <w:b/>
                 <w:color w:val="FFFFFF"/>
-                <w:sz w:val="20"/>
+                <w:sz w:val="18"/>
               </w:rPr>
               <w:t>Item</w:t>
             </w:r>
@@ -4647,16 +5304,19 @@
             <w:shd w:val="clear" w:color="auto" w:fill="121F8F"/>
           </w:tcPr>
           <w:p>
+            <w:pPr>
+              <w:spacing w:after="0"/>
+            </w:pPr>
             <w:r>
               <w:rPr>
-                <w:sz w:val="20"/>
+                <w:sz w:val="18"/>
               </w:rPr>
             </w:r>
             <w:r>
               <w:rPr>
                 <w:b/>
                 <w:color w:val="FFFFFF"/>
-                <w:sz w:val="20"/>
+                <w:sz w:val="18"/>
               </w:rPr>
               <w:t>Na sua equipe</w:t>
             </w:r>
@@ -4669,9 +5329,12 @@
             <w:tcW w:type="dxa" w:w="2948"/>
           </w:tcPr>
           <w:p>
+            <w:pPr>
+              <w:spacing w:after="0"/>
+            </w:pPr>
             <w:r>
               <w:rPr>
-                <w:sz w:val="20"/>
+                <w:sz w:val="18"/>
               </w:rPr>
               <w:t>Projeto</w:t>
             </w:r>
@@ -4682,9 +5345,12 @@
             <w:tcW w:type="dxa" w:w="6406"/>
           </w:tcPr>
           <w:p>
+            <w:pPr>
+              <w:spacing w:after="0"/>
+            </w:pPr>
             <w:r>
               <w:rPr>
-                <w:sz w:val="20"/>
+                <w:sz w:val="18"/>
               </w:rPr>
               <w:t>04-cmmi-governance</w:t>
             </w:r>
@@ -4697,9 +5363,12 @@
             <w:tcW w:type="dxa" w:w="2948"/>
           </w:tcPr>
           <w:p>
+            <w:pPr>
+              <w:spacing w:after="0"/>
+            </w:pPr>
             <w:r>
               <w:rPr>
-                <w:sz w:val="20"/>
+                <w:sz w:val="18"/>
               </w:rPr>
               <w:t>Hierarquia</w:t>
             </w:r>
@@ -4710,9 +5379,12 @@
             <w:tcW w:type="dxa" w:w="6406"/>
           </w:tcPr>
           <w:p>
+            <w:pPr>
+              <w:spacing w:after="0"/>
+            </w:pPr>
             <w:r>
               <w:rPr>
-                <w:sz w:val="20"/>
+                <w:sz w:val="18"/>
               </w:rPr>
               <w:t>Epic → Feature → Requirement → Task (Change Request, Risk e Review ligados ao Requirement)</w:t>
             </w:r>
@@ -4725,9 +5397,12 @@
             <w:tcW w:type="dxa" w:w="2948"/>
           </w:tcPr>
           <w:p>
+            <w:pPr>
+              <w:spacing w:after="0"/>
+            </w:pPr>
             <w:r>
               <w:rPr>
-                <w:sz w:val="20"/>
+                <w:sz w:val="18"/>
               </w:rPr>
               <w:t>Níveis no seletor do backlog</w:t>
             </w:r>
@@ -4738,9 +5413,12 @@
             <w:tcW w:type="dxa" w:w="6406"/>
           </w:tcPr>
           <w:p>
+            <w:pPr>
+              <w:spacing w:after="0"/>
+            </w:pPr>
             <w:r>
               <w:rPr>
-                <w:sz w:val="20"/>
+                <w:sz w:val="18"/>
               </w:rPr>
               <w:t>Epics, Features e Requirements</w:t>
             </w:r>
@@ -4753,9 +5431,12 @@
             <w:tcW w:type="dxa" w:w="2948"/>
           </w:tcPr>
           <w:p>
+            <w:pPr>
+              <w:spacing w:after="0"/>
+            </w:pPr>
             <w:r>
               <w:rPr>
-                <w:sz w:val="20"/>
+                <w:sz w:val="18"/>
               </w:rPr>
               <w:t>Item de backlog principal</w:t>
             </w:r>
@@ -4766,9 +5447,12 @@
             <w:tcW w:type="dxa" w:w="6406"/>
           </w:tcPr>
           <w:p>
+            <w:pPr>
+              <w:spacing w:after="0"/>
+            </w:pPr>
             <w:r>
               <w:rPr>
-                <w:sz w:val="20"/>
+                <w:sz w:val="18"/>
               </w:rPr>
               <w:t>Requirement</w:t>
             </w:r>
@@ -4781,9 +5465,12 @@
             <w:tcW w:type="dxa" w:w="2948"/>
           </w:tcPr>
           <w:p>
+            <w:pPr>
+              <w:spacing w:after="0"/>
+            </w:pPr>
             <w:r>
               <w:rPr>
-                <w:sz w:val="20"/>
+                <w:sz w:val="18"/>
               </w:rPr>
               <w:t>Estimativa</w:t>
             </w:r>
@@ -4794,9 +5481,12 @@
             <w:tcW w:type="dxa" w:w="6406"/>
           </w:tcPr>
           <w:p>
+            <w:pPr>
+              <w:spacing w:after="0"/>
+            </w:pPr>
             <w:r>
               <w:rPr>
-                <w:sz w:val="20"/>
+                <w:sz w:val="18"/>
               </w:rPr>
               <w:t>Size e Risk (no Requirement) e Business Value (na Feature)</w:t>
             </w:r>
@@ -4809,9 +5499,12 @@
             <w:tcW w:type="dxa" w:w="2948"/>
           </w:tcPr>
           <w:p>
+            <w:pPr>
+              <w:spacing w:after="0"/>
+            </w:pPr>
             <w:r>
               <w:rPr>
-                <w:sz w:val="20"/>
+                <w:sz w:val="18"/>
               </w:rPr>
               <w:t>Campos das Tasks</w:t>
             </w:r>
@@ -4822,9 +5515,12 @@
             <w:tcW w:type="dxa" w:w="6406"/>
           </w:tcPr>
           <w:p>
+            <w:pPr>
+              <w:spacing w:after="0"/>
+            </w:pPr>
             <w:r>
               <w:rPr>
-                <w:sz w:val="20"/>
+                <w:sz w:val="18"/>
               </w:rPr>
               <w:t>Discipline, Original Estimate, Remaining Work e Completed Work</w:t>
             </w:r>
@@ -4837,9 +5533,12 @@
             <w:tcW w:type="dxa" w:w="2948"/>
           </w:tcPr>
           <w:p>
+            <w:pPr>
+              <w:spacing w:after="0"/>
+            </w:pPr>
             <w:r>
               <w:rPr>
-                <w:sz w:val="20"/>
+                <w:sz w:val="18"/>
               </w:rPr>
               <w:t>Estados (fluxo no board)</w:t>
             </w:r>
@@ -4850,9 +5549,12 @@
             <w:tcW w:type="dxa" w:w="6406"/>
           </w:tcPr>
           <w:p>
+            <w:pPr>
+              <w:spacing w:after="0"/>
+            </w:pPr>
             <w:r>
               <w:rPr>
-                <w:sz w:val="20"/>
+                <w:sz w:val="18"/>
               </w:rPr>
               <w:t>Proposed → Active → Resolved → Closed</w:t>
             </w:r>
@@ -4865,9 +5567,12 @@
             <w:tcW w:type="dxa" w:w="2948"/>
           </w:tcPr>
           <w:p>
+            <w:pPr>
+              <w:spacing w:after="0"/>
+            </w:pPr>
             <w:r>
               <w:rPr>
-                <w:sz w:val="20"/>
+                <w:sz w:val="18"/>
               </w:rPr>
               <w:t>Sprint</w:t>
             </w:r>
@@ -4878,9 +5583,12 @@
             <w:tcW w:type="dxa" w:w="6406"/>
           </w:tcPr>
           <w:p>
+            <w:pPr>
+              <w:spacing w:after="0"/>
+            </w:pPr>
             <w:r>
               <w:rPr>
-                <w:sz w:val="20"/>
+                <w:sz w:val="18"/>
               </w:rPr>
               <w:t>Sprint 01 (29/09 a 12/10/2026)</w:t>
             </w:r>
@@ -4893,9 +5601,12 @@
             <w:tcW w:type="dxa" w:w="2948"/>
           </w:tcPr>
           <w:p>
+            <w:pPr>
+              <w:spacing w:after="0"/>
+            </w:pPr>
             <w:r>
               <w:rPr>
-                <w:sz w:val="20"/>
+                <w:sz w:val="18"/>
               </w:rPr>
               <w:t>Pipeline</w:t>
             </w:r>
@@ -4906,9 +5617,12 @@
             <w:tcW w:type="dxa" w:w="6406"/>
           </w:tcPr>
           <w:p>
+            <w:pPr>
+              <w:spacing w:after="0"/>
+            </w:pPr>
             <w:r>
               <w:rPr>
-                <w:sz w:val="20"/>
+                <w:sz w:val="18"/>
               </w:rPr>
               <w:t>pipeline-cmmi-governance</w:t>
             </w:r>
@@ -4921,9 +5635,12 @@
             <w:tcW w:type="dxa" w:w="2948"/>
           </w:tcPr>
           <w:p>
+            <w:pPr>
+              <w:spacing w:after="0"/>
+            </w:pPr>
             <w:r>
               <w:rPr>
-                <w:sz w:val="20"/>
+                <w:sz w:val="18"/>
               </w:rPr>
               <w:t>Artefato publicado</w:t>
             </w:r>
@@ -4934,9 +5651,12 @@
             <w:tcW w:type="dxa" w:w="6406"/>
           </w:tcPr>
           <w:p>
+            <w:pPr>
+              <w:spacing w:after="0"/>
+            </w:pPr>
             <w:r>
               <w:rPr>
-                <w:sz w:val="20"/>
+                <w:sz w:val="18"/>
               </w:rPr>
               <w:t>cmmi-governance-site</w:t>
             </w:r>
@@ -4949,9 +5669,46 @@
             <w:tcW w:type="dxa" w:w="2948"/>
           </w:tcPr>
           <w:p>
+            <w:pPr>
+              <w:spacing w:after="0"/>
+            </w:pPr>
             <w:r>
               <w:rPr>
-                <w:sz w:val="20"/>
+                <w:sz w:val="18"/>
+              </w:rPr>
+              <w:t>O que testar no site</w:t>
+            </w:r>
+          </w:p>
+        </w:tc>
+        <w:tc>
+          <w:tcPr>
+            <w:tcW w:type="dxa" w:w="6406"/>
+          </w:tcPr>
+          <w:p>
+            <w:pPr>
+              <w:spacing w:after="0"/>
+            </w:pPr>
+            <w:r>
+              <w:rPr>
+                <w:sz w:val="18"/>
+              </w:rPr>
+              <w:t>Aprovar uma mudança com dois perfis diferentes (campo "Você está atuando como"), com justificativa, e conferir a trilha de auditoria.</w:t>
+            </w:r>
+          </w:p>
+        </w:tc>
+      </w:tr>
+      <w:tr>
+        <w:tc>
+          <w:tcPr>
+            <w:tcW w:type="dxa" w:w="2948"/>
+          </w:tcPr>
+          <w:p>
+            <w:pPr>
+              <w:spacing w:after="0"/>
+            </w:pPr>
+            <w:r>
+              <w:rPr>
+                <w:sz w:val="18"/>
               </w:rPr>
               <w:t>Guia detalhado (em Repos)</w:t>
             </w:r>
@@ -4962,9 +5719,12 @@
             <w:tcW w:type="dxa" w:w="6406"/>
           </w:tcPr>
           <w:p>
+            <w:pPr>
+              <w:spacing w:after="0"/>
+            </w:pPr>
             <w:r>
               <w:rPr>
-                <w:sz w:val="20"/>
+                <w:sz w:val="18"/>
               </w:rPr>
               <w:t>docs/processos/cmmi.md</w:t>
             </w:r>
@@ -4977,9 +5737,12 @@
             <w:tcW w:type="dxa" w:w="2948"/>
           </w:tcPr>
           <w:p>
+            <w:pPr>
+              <w:spacing w:after="0"/>
+            </w:pPr>
             <w:r>
               <w:rPr>
-                <w:sz w:val="20"/>
+                <w:sz w:val="18"/>
               </w:rPr>
               <w:t>Mínimo esperado no backlog</w:t>
             </w:r>
@@ -4990,9 +5753,12 @@
             <w:tcW w:type="dxa" w:w="6406"/>
           </w:tcPr>
           <w:p>
+            <w:pPr>
+              <w:spacing w:after="0"/>
+            </w:pPr>
             <w:r>
               <w:rPr>
-                <w:sz w:val="20"/>
+                <w:sz w:val="18"/>
               </w:rPr>
               <w:t>1 Epic, 2 Features, 4 Requirements, 5 Change Requests e 9 Tasks</w:t>
             </w:r>
@@ -5016,13 +5782,13 @@
       </w:pPr>
       <w:r>
         <w:rPr>
-          <w:sz w:val="20"/>
+          <w:sz w:val="19"/>
         </w:rPr>
         <w:t xml:space="preserve">☐  </w:t>
       </w:r>
       <w:r>
         <w:rPr>
-          <w:sz w:val="20"/>
+          <w:sz w:val="19"/>
         </w:rPr>
         <w:t>Todos os integrantes acessaram o projeto 04-cmmi-governance.</w:t>
       </w:r>
@@ -5034,13 +5800,13 @@
       </w:pPr>
       <w:r>
         <w:rPr>
-          <w:sz w:val="20"/>
+          <w:sz w:val="19"/>
         </w:rPr>
         <w:t xml:space="preserve">☐  </w:t>
       </w:r>
       <w:r>
         <w:rPr>
-          <w:sz w:val="20"/>
+          <w:sz w:val="19"/>
         </w:rPr>
         <w:t>Papéis definidos (seção 5).</w:t>
       </w:r>
@@ -5052,13 +5818,13 @@
       </w:pPr>
       <w:r>
         <w:rPr>
-          <w:sz w:val="20"/>
+          <w:sz w:val="19"/>
         </w:rPr>
         <w:t xml:space="preserve">☐  </w:t>
       </w:r>
       <w:r>
         <w:rPr>
-          <w:sz w:val="20"/>
+          <w:sz w:val="19"/>
         </w:rPr>
         <w:t>Backlog com no mínimo 1 Epic, 2 Features, 4 Requirements, 5 Change Requests e 9 Tasks, todos ligados ao item pai correto.</w:t>
       </w:r>
@@ -5070,13 +5836,13 @@
       </w:pPr>
       <w:r>
         <w:rPr>
-          <w:sz w:val="20"/>
+          <w:sz w:val="19"/>
         </w:rPr>
         <w:t xml:space="preserve">☐  </w:t>
       </w:r>
       <w:r>
         <w:rPr>
-          <w:sz w:val="20"/>
+          <w:sz w:val="19"/>
         </w:rPr>
         <w:t>Cada Requirement com descrição, critérios de aceite, prioridade, estimativa e responsável.</w:t>
       </w:r>
@@ -5088,13 +5854,13 @@
       </w:pPr>
       <w:r>
         <w:rPr>
-          <w:sz w:val="20"/>
+          <w:sz w:val="19"/>
         </w:rPr>
         <w:t xml:space="preserve">☐  </w:t>
       </w:r>
       <w:r>
         <w:rPr>
-          <w:sz w:val="20"/>
+          <w:sz w:val="19"/>
         </w:rPr>
         <w:t>Tasks com discipline, original estimate, remaining work e completed work preenchidos.</w:t>
       </w:r>
@@ -5106,13 +5872,13 @@
       </w:pPr>
       <w:r>
         <w:rPr>
-          <w:sz w:val="20"/>
+          <w:sz w:val="19"/>
         </w:rPr>
         <w:t xml:space="preserve">☐  </w:t>
       </w:r>
       <w:r>
         <w:rPr>
-          <w:sz w:val="20"/>
+          <w:sz w:val="19"/>
         </w:rPr>
         <w:t>Backlog ordenado por prioridade e decisão registrada na Discussion de um item.</w:t>
       </w:r>
@@ -5124,13 +5890,13 @@
       </w:pPr>
       <w:r>
         <w:rPr>
-          <w:sz w:val="20"/>
+          <w:sz w:val="19"/>
         </w:rPr>
         <w:t xml:space="preserve">☐  </w:t>
       </w:r>
       <w:r>
         <w:rPr>
-          <w:sz w:val="20"/>
+          <w:sz w:val="19"/>
         </w:rPr>
         <w:t>Pelo menos um item de risco, bloqueio ou dependência registrado.</w:t>
       </w:r>
@@ -5142,13 +5908,13 @@
       </w:pPr>
       <w:r>
         <w:rPr>
-          <w:sz w:val="20"/>
+          <w:sz w:val="19"/>
         </w:rPr>
         <w:t xml:space="preserve">☐  </w:t>
       </w:r>
       <w:r>
         <w:rPr>
-          <w:sz w:val="20"/>
+          <w:sz w:val="19"/>
         </w:rPr>
         <w:t>Itens prioritários dentro da Sprint 01 e capacidade do time preenchida.</w:t>
       </w:r>
@@ -5160,13 +5926,13 @@
       </w:pPr>
       <w:r>
         <w:rPr>
-          <w:sz w:val="20"/>
+          <w:sz w:val="19"/>
         </w:rPr>
         <w:t xml:space="preserve">☐  </w:t>
       </w:r>
       <w:r>
         <w:rPr>
-          <w:sz w:val="20"/>
+          <w:sz w:val="19"/>
         </w:rPr>
         <w:t>Board com itens em estados diferentes (Proposed → Active → Resolved → Closed), incluindo um bloqueado.</w:t>
       </w:r>
@@ -5178,13 +5944,13 @@
       </w:pPr>
       <w:r>
         <w:rPr>
-          <w:sz w:val="20"/>
+          <w:sz w:val="19"/>
         </w:rPr>
         <w:t xml:space="preserve">☐  </w:t>
       </w:r>
       <w:r>
         <w:rPr>
-          <w:sz w:val="20"/>
+          <w:sz w:val="19"/>
         </w:rPr>
         <w:t>Pipeline pipeline-cmmi-governance executada pela equipe com os parâmetros preenchidos.</w:t>
       </w:r>
@@ -5196,15 +5962,15 @@
       </w:pPr>
       <w:r>
         <w:rPr>
-          <w:sz w:val="20"/>
+          <w:sz w:val="19"/>
         </w:rPr>
         <w:t xml:space="preserve">☐  </w:t>
       </w:r>
       <w:r>
         <w:rPr>
-          <w:sz w:val="20"/>
+          <w:sz w:val="19"/>
         </w:rPr>
-        <w:t>Artefato cmmi-governance-site localizado e link da execução registrado em um item (tag pipeline).</w:t>
+        <w:t>Artefato cmmi-governance-site baixado, site aberto no computador e nota da equipe conferida no rodapé.</w:t>
       </w:r>
     </w:p>
     <w:p>
@@ -5214,15 +5980,15 @@
       </w:pPr>
       <w:r>
         <w:rPr>
-          <w:sz w:val="20"/>
+          <w:sz w:val="19"/>
         </w:rPr>
         <w:t xml:space="preserve">☐  </w:t>
       </w:r>
       <w:r>
         <w:rPr>
-          <w:sz w:val="20"/>
+          <w:sz w:val="19"/>
         </w:rPr>
-        <w:t>Consulta salva em Shared Queries &gt; Dashboard da Equipe, com um gráfico.</w:t>
+        <w:t>Link da execução da pipeline registrado em um item (tag pipeline).</w:t>
       </w:r>
     </w:p>
     <w:p>
@@ -5232,15 +5998,15 @@
       </w:pPr>
       <w:r>
         <w:rPr>
-          <w:sz w:val="20"/>
+          <w:sz w:val="19"/>
         </w:rPr>
         <w:t xml:space="preserve">☐  </w:t>
       </w:r>
       <w:r>
         <w:rPr>
-          <w:sz w:val="20"/>
+          <w:sz w:val="19"/>
         </w:rPr>
-        <w:t>Dashboard da equipe com pelo menos 4 widgets.</w:t>
+        <w:t>Consulta salva em Shared Queries &gt; Dashboard da Equipe, com um gráfico.</w:t>
       </w:r>
     </w:p>
     <w:p>
@@ -5250,13 +6016,31 @@
       </w:pPr>
       <w:r>
         <w:rPr>
-          <w:sz w:val="20"/>
+          <w:sz w:val="19"/>
         </w:rPr>
         <w:t xml:space="preserve">☐  </w:t>
       </w:r>
       <w:r>
         <w:rPr>
-          <w:sz w:val="20"/>
+          <w:sz w:val="19"/>
+        </w:rPr>
+        <w:t>Dashboard da equipe com pelo menos 4 widgets.</w:t>
+      </w:r>
+    </w:p>
+    <w:p>
+      <w:pPr>
+        <w:spacing w:after="0"/>
+        <w:ind w:left="340"/>
+      </w:pPr>
+      <w:r>
+        <w:rPr>
+          <w:sz w:val="19"/>
+        </w:rPr>
+        <w:t xml:space="preserve">☐  </w:t>
+      </w:r>
+      <w:r>
+        <w:rPr>
+          <w:sz w:val="19"/>
         </w:rPr>
         <w:t>Apresentação de 4 minutos preparada (Parte 8).</w:t>
       </w:r>
@@ -5297,6 +6081,9 @@
             <w:shd w:val="clear" w:color="auto" w:fill="121F8F"/>
           </w:tcPr>
           <w:p>
+            <w:pPr>
+              <w:spacing w:after="0"/>
+            </w:pPr>
             <w:r>
               <w:rPr>
                 <w:sz w:val="20"/>
@@ -5318,6 +6105,9 @@
             <w:shd w:val="clear" w:color="auto" w:fill="121F8F"/>
           </w:tcPr>
           <w:p>
+            <w:pPr>
+              <w:spacing w:after="0"/>
+            </w:pPr>
             <w:r>
               <w:rPr>
                 <w:sz w:val="20"/>
@@ -5339,6 +6129,9 @@
             <w:shd w:val="clear" w:color="auto" w:fill="121F8F"/>
           </w:tcPr>
           <w:p>
+            <w:pPr>
+              <w:spacing w:after="0"/>
+            </w:pPr>
             <w:r>
               <w:rPr>
                 <w:sz w:val="20"/>
@@ -5360,6 +6153,9 @@
             <w:shd w:val="clear" w:color="auto" w:fill="121F8F"/>
           </w:tcPr>
           <w:p>
+            <w:pPr>
+              <w:spacing w:after="0"/>
+            </w:pPr>
             <w:r>
               <w:rPr>
                 <w:sz w:val="20"/>
@@ -5382,6 +6178,9 @@
             <w:tcW w:type="dxa" w:w="2268"/>
           </w:tcPr>
           <w:p>
+            <w:pPr>
+              <w:spacing w:after="0"/>
+            </w:pPr>
             <w:r>
               <w:rPr>
                 <w:sz w:val="20"/>
@@ -5395,6 +6194,9 @@
             <w:tcW w:type="dxa" w:w="1701"/>
           </w:tcPr>
           <w:p>
+            <w:pPr>
+              <w:spacing w:after="0"/>
+            </w:pPr>
             <w:r>
               <w:rPr>
                 <w:sz w:val="20"/>
@@ -5408,6 +6210,9 @@
             <w:tcW w:type="dxa" w:w="1984"/>
           </w:tcPr>
           <w:p>
+            <w:pPr>
+              <w:spacing w:after="0"/>
+            </w:pPr>
             <w:r>
               <w:rPr>
                 <w:sz w:val="20"/>
@@ -5421,6 +6226,9 @@
             <w:tcW w:type="dxa" w:w="3402"/>
           </w:tcPr>
           <w:p>
+            <w:pPr>
+              <w:spacing w:after="0"/>
+            </w:pPr>
             <w:r>
               <w:rPr>
                 <w:sz w:val="20"/>
@@ -5436,6 +6244,9 @@
             <w:tcW w:type="dxa" w:w="2268"/>
           </w:tcPr>
           <w:p>
+            <w:pPr>
+              <w:spacing w:after="0"/>
+            </w:pPr>
             <w:r>
               <w:rPr>
                 <w:sz w:val="20"/>
@@ -5449,6 +6260,9 @@
             <w:tcW w:type="dxa" w:w="1701"/>
           </w:tcPr>
           <w:p>
+            <w:pPr>
+              <w:spacing w:after="0"/>
+            </w:pPr>
             <w:r>
               <w:rPr>
                 <w:sz w:val="20"/>
@@ -5462,6 +6276,9 @@
             <w:tcW w:type="dxa" w:w="1984"/>
           </w:tcPr>
           <w:p>
+            <w:pPr>
+              <w:spacing w:after="0"/>
+            </w:pPr>
             <w:r>
               <w:rPr>
                 <w:sz w:val="20"/>
@@ -5475,6 +6292,9 @@
             <w:tcW w:type="dxa" w:w="3402"/>
           </w:tcPr>
           <w:p>
+            <w:pPr>
+              <w:spacing w:after="0"/>
+            </w:pPr>
             <w:r>
               <w:rPr>
                 <w:sz w:val="20"/>
@@ -5490,6 +6310,9 @@
             <w:tcW w:type="dxa" w:w="2268"/>
           </w:tcPr>
           <w:p>
+            <w:pPr>
+              <w:spacing w:after="0"/>
+            </w:pPr>
             <w:r>
               <w:rPr>
                 <w:sz w:val="20"/>
@@ -5503,6 +6326,9 @@
             <w:tcW w:type="dxa" w:w="1701"/>
           </w:tcPr>
           <w:p>
+            <w:pPr>
+              <w:spacing w:after="0"/>
+            </w:pPr>
             <w:r>
               <w:rPr>
                 <w:sz w:val="20"/>
@@ -5516,6 +6342,9 @@
             <w:tcW w:type="dxa" w:w="1984"/>
           </w:tcPr>
           <w:p>
+            <w:pPr>
+              <w:spacing w:after="0"/>
+            </w:pPr>
             <w:r>
               <w:rPr>
                 <w:sz w:val="20"/>
@@ -5529,6 +6358,9 @@
             <w:tcW w:type="dxa" w:w="3402"/>
           </w:tcPr>
           <w:p>
+            <w:pPr>
+              <w:spacing w:after="0"/>
+            </w:pPr>
             <w:r>
               <w:rPr>
                 <w:sz w:val="20"/>
@@ -5544,6 +6376,9 @@
             <w:tcW w:type="dxa" w:w="2268"/>
           </w:tcPr>
           <w:p>
+            <w:pPr>
+              <w:spacing w:after="0"/>
+            </w:pPr>
             <w:r>
               <w:rPr>
                 <w:sz w:val="20"/>
@@ -5557,6 +6392,9 @@
             <w:tcW w:type="dxa" w:w="1701"/>
           </w:tcPr>
           <w:p>
+            <w:pPr>
+              <w:spacing w:after="0"/>
+            </w:pPr>
             <w:r>
               <w:rPr>
                 <w:sz w:val="20"/>
@@ -5570,6 +6408,9 @@
             <w:tcW w:type="dxa" w:w="1984"/>
           </w:tcPr>
           <w:p>
+            <w:pPr>
+              <w:spacing w:after="0"/>
+            </w:pPr>
             <w:r>
               <w:rPr>
                 <w:sz w:val="20"/>
@@ -5583,6 +6424,9 @@
             <w:tcW w:type="dxa" w:w="3402"/>
           </w:tcPr>
           <w:p>
+            <w:pPr>
+              <w:spacing w:after="0"/>
+            </w:pPr>
             <w:r>
               <w:rPr>
                 <w:sz w:val="20"/>
@@ -5598,6 +6442,9 @@
             <w:tcW w:type="dxa" w:w="2268"/>
           </w:tcPr>
           <w:p>
+            <w:pPr>
+              <w:spacing w:after="0"/>
+            </w:pPr>
             <w:r>
               <w:rPr>
                 <w:sz w:val="20"/>
@@ -5611,6 +6458,9 @@
             <w:tcW w:type="dxa" w:w="1701"/>
           </w:tcPr>
           <w:p>
+            <w:pPr>
+              <w:spacing w:after="0"/>
+            </w:pPr>
             <w:r>
               <w:rPr>
                 <w:sz w:val="20"/>
@@ -5624,6 +6474,9 @@
             <w:tcW w:type="dxa" w:w="1984"/>
           </w:tcPr>
           <w:p>
+            <w:pPr>
+              <w:spacing w:after="0"/>
+            </w:pPr>
             <w:r>
               <w:rPr>
                 <w:sz w:val="20"/>
@@ -5637,6 +6490,9 @@
             <w:tcW w:type="dxa" w:w="3402"/>
           </w:tcPr>
           <w:p>
+            <w:pPr>
+              <w:spacing w:after="0"/>
+            </w:pPr>
             <w:r>
               <w:rPr>
                 <w:sz w:val="20"/>
@@ -5652,6 +6508,9 @@
             <w:tcW w:type="dxa" w:w="2268"/>
           </w:tcPr>
           <w:p>
+            <w:pPr>
+              <w:spacing w:after="0"/>
+            </w:pPr>
             <w:r>
               <w:rPr>
                 <w:sz w:val="20"/>
@@ -5665,6 +6524,9 @@
             <w:tcW w:type="dxa" w:w="1701"/>
           </w:tcPr>
           <w:p>
+            <w:pPr>
+              <w:spacing w:after="0"/>
+            </w:pPr>
             <w:r>
               <w:rPr>
                 <w:sz w:val="20"/>
@@ -5678,6 +6540,9 @@
             <w:tcW w:type="dxa" w:w="1984"/>
           </w:tcPr>
           <w:p>
+            <w:pPr>
+              <w:spacing w:after="0"/>
+            </w:pPr>
             <w:r>
               <w:rPr>
                 <w:sz w:val="20"/>
@@ -5691,6 +6556,9 @@
             <w:tcW w:type="dxa" w:w="3402"/>
           </w:tcPr>
           <w:p>
+            <w:pPr>
+              <w:spacing w:after="0"/>
+            </w:pPr>
             <w:r>
               <w:rPr>
                 <w:sz w:val="20"/>
@@ -5706,6 +6574,9 @@
             <w:tcW w:type="dxa" w:w="2268"/>
           </w:tcPr>
           <w:p>
+            <w:pPr>
+              <w:spacing w:after="0"/>
+            </w:pPr>
             <w:r>
               <w:rPr>
                 <w:sz w:val="20"/>
@@ -5719,6 +6590,9 @@
             <w:tcW w:type="dxa" w:w="1701"/>
           </w:tcPr>
           <w:p>
+            <w:pPr>
+              <w:spacing w:after="0"/>
+            </w:pPr>
             <w:r>
               <w:rPr>
                 <w:sz w:val="20"/>
@@ -5732,6 +6606,9 @@
             <w:tcW w:type="dxa" w:w="1984"/>
           </w:tcPr>
           <w:p>
+            <w:pPr>
+              <w:spacing w:after="0"/>
+            </w:pPr>
             <w:r>
               <w:rPr>
                 <w:sz w:val="20"/>
@@ -5745,6 +6622,9 @@
             <w:tcW w:type="dxa" w:w="3402"/>
           </w:tcPr>
           <w:p>
+            <w:pPr>
+              <w:spacing w:after="0"/>
+            </w:pPr>
             <w:r>
               <w:rPr>
                 <w:sz w:val="20"/>
@@ -5760,6 +6640,9 @@
             <w:tcW w:type="dxa" w:w="2268"/>
           </w:tcPr>
           <w:p>
+            <w:pPr>
+              <w:spacing w:after="0"/>
+            </w:pPr>
             <w:r>
               <w:rPr>
                 <w:sz w:val="20"/>
@@ -5773,6 +6656,9 @@
             <w:tcW w:type="dxa" w:w="1701"/>
           </w:tcPr>
           <w:p>
+            <w:pPr>
+              <w:spacing w:after="0"/>
+            </w:pPr>
             <w:r>
               <w:rPr>
                 <w:sz w:val="20"/>
@@ -5786,6 +6672,9 @@
             <w:tcW w:type="dxa" w:w="1984"/>
           </w:tcPr>
           <w:p>
+            <w:pPr>
+              <w:spacing w:after="0"/>
+            </w:pPr>
             <w:r>
               <w:rPr>
                 <w:sz w:val="20"/>
@@ -5799,6 +6688,9 @@
             <w:tcW w:type="dxa" w:w="3402"/>
           </w:tcPr>
           <w:p>
+            <w:pPr>
+              <w:spacing w:after="0"/>
+            </w:pPr>
             <w:r>
               <w:rPr>
                 <w:sz w:val="20"/>
@@ -5839,6 +6731,9 @@
             <w:shd w:val="clear" w:color="auto" w:fill="121F8F"/>
           </w:tcPr>
           <w:p>
+            <w:pPr>
+              <w:spacing w:after="0"/>
+            </w:pPr>
             <w:r>
               <w:rPr>
                 <w:sz w:val="20"/>
@@ -5860,6 +6755,9 @@
             <w:shd w:val="clear" w:color="auto" w:fill="121F8F"/>
           </w:tcPr>
           <w:p>
+            <w:pPr>
+              <w:spacing w:after="0"/>
+            </w:pPr>
             <w:r>
               <w:rPr>
                 <w:sz w:val="20"/>
@@ -5882,6 +6780,9 @@
             <w:tcW w:type="dxa" w:w="3402"/>
           </w:tcPr>
           <w:p>
+            <w:pPr>
+              <w:spacing w:after="0"/>
+            </w:pPr>
             <w:r>
               <w:rPr>
                 <w:sz w:val="20"/>
@@ -5895,6 +6796,9 @@
             <w:tcW w:type="dxa" w:w="5953"/>
           </w:tcPr>
           <w:p>
+            <w:pPr>
+              <w:spacing w:after="0"/>
+            </w:pPr>
             <w:r>
               <w:rPr>
                 <w:sz w:val="20"/>
@@ -5910,6 +6814,9 @@
             <w:tcW w:type="dxa" w:w="3402"/>
           </w:tcPr>
           <w:p>
+            <w:pPr>
+              <w:spacing w:after="0"/>
+            </w:pPr>
             <w:r>
               <w:rPr>
                 <w:sz w:val="20"/>
@@ -5923,6 +6830,9 @@
             <w:tcW w:type="dxa" w:w="5953"/>
           </w:tcPr>
           <w:p>
+            <w:pPr>
+              <w:spacing w:after="0"/>
+            </w:pPr>
             <w:r>
               <w:rPr>
                 <w:sz w:val="20"/>
@@ -5938,6 +6848,9 @@
             <w:tcW w:type="dxa" w:w="3402"/>
           </w:tcPr>
           <w:p>
+            <w:pPr>
+              <w:spacing w:after="0"/>
+            </w:pPr>
             <w:r>
               <w:rPr>
                 <w:sz w:val="20"/>
@@ -5951,6 +6864,9 @@
             <w:tcW w:type="dxa" w:w="5953"/>
           </w:tcPr>
           <w:p>
+            <w:pPr>
+              <w:spacing w:after="0"/>
+            </w:pPr>
             <w:r>
               <w:rPr>
                 <w:sz w:val="20"/>
@@ -5966,6 +6882,9 @@
             <w:tcW w:type="dxa" w:w="3402"/>
           </w:tcPr>
           <w:p>
+            <w:pPr>
+              <w:spacing w:after="0"/>
+            </w:pPr>
             <w:r>
               <w:rPr>
                 <w:sz w:val="20"/>
@@ -5979,6 +6898,9 @@
             <w:tcW w:type="dxa" w:w="5953"/>
           </w:tcPr>
           <w:p>
+            <w:pPr>
+              <w:spacing w:after="0"/>
+            </w:pPr>
             <w:r>
               <w:rPr>
                 <w:sz w:val="20"/>
@@ -5994,6 +6916,9 @@
             <w:tcW w:type="dxa" w:w="3402"/>
           </w:tcPr>
           <w:p>
+            <w:pPr>
+              <w:spacing w:after="0"/>
+            </w:pPr>
             <w:r>
               <w:rPr>
                 <w:sz w:val="20"/>
@@ -6007,6 +6932,9 @@
             <w:tcW w:type="dxa" w:w="5953"/>
           </w:tcPr>
           <w:p>
+            <w:pPr>
+              <w:spacing w:after="0"/>
+            </w:pPr>
             <w:r>
               <w:rPr>
                 <w:sz w:val="20"/>
@@ -6022,6 +6950,9 @@
             <w:tcW w:type="dxa" w:w="3402"/>
           </w:tcPr>
           <w:p>
+            <w:pPr>
+              <w:spacing w:after="0"/>
+            </w:pPr>
             <w:r>
               <w:rPr>
                 <w:sz w:val="20"/>
@@ -6035,6 +6966,9 @@
             <w:tcW w:type="dxa" w:w="5953"/>
           </w:tcPr>
           <w:p>
+            <w:pPr>
+              <w:spacing w:after="0"/>
+            </w:pPr>
             <w:r>
               <w:rPr>
                 <w:sz w:val="20"/>
@@ -6050,6 +6984,9 @@
             <w:tcW w:type="dxa" w:w="3402"/>
           </w:tcPr>
           <w:p>
+            <w:pPr>
+              <w:spacing w:after="0"/>
+            </w:pPr>
             <w:r>
               <w:rPr>
                 <w:sz w:val="20"/>
@@ -6063,6 +7000,9 @@
             <w:tcW w:type="dxa" w:w="5953"/>
           </w:tcPr>
           <w:p>
+            <w:pPr>
+              <w:spacing w:after="0"/>
+            </w:pPr>
             <w:r>
               <w:rPr>
                 <w:sz w:val="20"/>

--- a/praticas/Proposta_Aula_Pratica_AzureDevOps_UNIFOR_2026-09-29.docx
+++ b/praticas/Proposta_Aula_Pratica_AzureDevOps_UNIFOR_2026-09-29.docx
@@ -1323,7 +1323,21 @@
         <w:rPr>
           <w:i w:val="0"/>
         </w:rPr>
-        <w:t>Distribuam os papéis nos primeiros minutos. Todos criam e editam itens; o papel indica quem cuida de cada parte.</w:t>
+        <w:t>Os papéis são um combinado entre os integrantes. Não existe nada para configurar no Azure DevOps: todos têm o mesmo acesso, criam e editam itens. O papel só indica quem é responsável por cada parte da prática.</w:t>
+      </w:r>
+    </w:p>
+    <w:p>
+      <w:r>
+        <w:rPr>
+          <w:b/>
+        </w:rPr>
+        <w:t xml:space="preserve">Como registrar: </w:t>
+      </w:r>
+      <w:r>
+        <w:rPr>
+          <w:i w:val="0"/>
+        </w:rPr>
+        <w:t>o Gerente do projeto escreve na Description (Descrição) do Epic quem ficou com cada papel, por exemplo: "Papéis: Gerente do projeto – Ana · Product Owner – Bruno · Guardião do backlog – Carla · Guardião do board – Diego · Analista de indicadores – Elisa · Responsável pela entrega – Fábio".</w:t>
       </w:r>
     </w:p>
     <w:tbl>
@@ -1617,6 +1631,38 @@
         <w:t>A interface pode aparecer em inglês ou português. Os nomes abaixo estão em inglês, com a tradução entre parênteses quando for diferente.</w:t>
       </w:r>
     </w:p>
+    <w:tbl>
+      <w:tblPr>
+        <w:tblStyle w:val="TableGrid"/>
+        <w:tblW w:type="auto" w:w="0"/>
+        <w:tblLook w:firstColumn="1" w:firstRow="1" w:lastColumn="0" w:lastRow="0" w:noHBand="0" w:noVBand="1" w:val="04A0"/>
+      </w:tblPr>
+      <w:tblGrid>
+        <w:gridCol w:w="9746"/>
+      </w:tblGrid>
+      <w:tr>
+        <w:tc>
+          <w:tcPr>
+            <w:tcW w:type="dxa" w:w="9746"/>
+            <w:shd w:val="clear" w:color="auto" w:fill="E8EAFF"/>
+          </w:tcPr>
+          <w:p>
+            <w:r/>
+            <w:r>
+              <w:rPr>
+                <w:b/>
+                <w:color w:val="121F8F"/>
+              </w:rPr>
+              <w:t xml:space="preserve">Dica: </w:t>
+            </w:r>
+            <w:r>
+              <w:t>passos marcados com [Em equipe] são uma conversa entre vocês, sem nada para configurar na ferramenta. Todos os outros passos (inclusive os marcados com [No Azure]) são feitos dentro do Azure DevOps.</w:t>
+            </w:r>
+          </w:p>
+        </w:tc>
+      </w:tr>
+    </w:tbl>
+    <w:p/>
     <w:p>
       <w:pPr>
         <w:pStyle w:val="Heading2"/>
@@ -1750,7 +1796,13 @@
         <w:t xml:space="preserve">1. </w:t>
       </w:r>
       <w:r>
-        <w:t>Definam os papéis da seção 5.</w:t>
+        <w:rPr>
+          <w:b/>
+        </w:rPr>
+        <w:t xml:space="preserve">[Em equipe] Definam quem fica com cada papel da seção 5. </w:t>
+      </w:r>
+      <w:r>
+        <w:t>É só uma conversa: não há papéis para criar no Azure. Anotem os nomes, pois eles serão registrados na descrição do Epic na Parte 3.</w:t>
       </w:r>
     </w:p>
     <w:p>
@@ -1768,10 +1820,10 @@
         <w:rPr>
           <w:b/>
         </w:rPr>
-        <w:t xml:space="preserve">Leiam juntos o guia de campos </w:t>
-      </w:r>
-      <w:r>
-        <w:t>(docs/campos-work-items.md): título, descrição, prioridade, estimativa, critérios de aceite e tags.</w:t>
+        <w:t xml:space="preserve">[No Azure] Abram o guia de campos: </w:t>
+      </w:r>
+      <w:r>
+        <w:t>Repos &gt; Files &gt; docs &gt; campos-work-items.md. Leiam juntos o que significa título, descrição, prioridade, estimativa, critérios de aceite e tags.</w:t>
       </w:r>
     </w:p>
     <w:p>
@@ -1789,10 +1841,10 @@
         <w:rPr>
           <w:b/>
         </w:rPr>
-        <w:t xml:space="preserve">Combinem a escala de estimativa: </w:t>
-      </w:r>
-      <w:r>
-        <w:t>1, 2, 3, 5, 8 (13 = grande demais, precisa ser dividido).</w:t>
+        <w:t xml:space="preserve">[Em equipe] Combinem a escala de estimativa: </w:t>
+      </w:r>
+      <w:r>
+        <w:t>1, 2, 3, 5, 8 (13 = grande demais, precisa ser dividido). Ela será usada no campo de estimativa de cada item.</w:t>
       </w:r>
     </w:p>
     <w:p>
@@ -1810,10 +1862,10 @@
         <w:rPr>
           <w:b/>
         </w:rPr>
-        <w:t xml:space="preserve">Combinem a escala de prioridade: </w:t>
-      </w:r>
-      <w:r>
-        <w:t>1 = crítico/MVP, 2 = alto valor, 3 = complementar, 4 = pode ficar fora.</w:t>
+        <w:t xml:space="preserve">[Em equipe] Combinem a escala de prioridade: </w:t>
+      </w:r>
+      <w:r>
+        <w:t>1 = crítico/MVP, 2 = alto valor, 3 = complementar, 4 = pode ficar fora. Ela será usada no campo Priority (Prioridade).</w:t>
       </w:r>
     </w:p>
     <w:p>
@@ -1831,7 +1883,7 @@
         <w:rPr>
           <w:b/>
         </w:rPr>
-        <w:t xml:space="preserve">Regra de ouro: </w:t>
+        <w:t xml:space="preserve">[Em equipe] Regra de ouro: </w:t>
       </w:r>
       <w:r>
         <w:t>se o campo existir no item, preencha o campo; se não existir, escreva a informação na descrição.</w:t>
@@ -1910,10 +1962,10 @@
         <w:rPr>
           <w:b/>
         </w:rPr>
-        <w:t xml:space="preserve">Clique no título do item para abri-lo </w:t>
-      </w:r>
-      <w:r>
-        <w:t>e preencha Description (Descrição), Assigned To (Atribuído a), Priority (Prioridade) e Tags. Clique em Save (Salvar).</w:t>
+        <w:t xml:space="preserve">[No Azure] No Epic, registre o combinado da equipe: </w:t>
+      </w:r>
+      <w:r>
+        <w:t>abra o Epic e escreva na Description (Descrição) o objetivo do projeto e a lista de papéis definida na Parte 2 (veja o exemplo na seção 5). Clique em Save (Salvar).</w:t>
       </w:r>
     </w:p>
     <w:p>
@@ -1931,10 +1983,10 @@
         <w:rPr>
           <w:b/>
         </w:rPr>
-        <w:t xml:space="preserve">Para criar um filho, </w:t>
-      </w:r>
-      <w:r>
-        <w:t>passe o mouse sobre a linha do item no backlog e clique no ícone +. O Azure DevOps já cria o item do nível de baixo ligado ao pai (Epic → Feature, Feature → item de backlog, item → Task).</w:t>
+        <w:t xml:space="preserve">Clique no título do item para abri-lo </w:t>
+      </w:r>
+      <w:r>
+        <w:t>e preencha Description (Descrição), Assigned To (Atribuído a), Priority (Prioridade) e Tags. Clique em Save (Salvar).</w:t>
       </w:r>
     </w:p>
     <w:p>
@@ -1952,10 +2004,10 @@
         <w:rPr>
           <w:b/>
         </w:rPr>
-        <w:t xml:space="preserve">Troque o nível no seletor </w:t>
-      </w:r>
-      <w:r>
-        <w:t>para ver e criar os itens de cada nível. Ative "Parents" (Pais) em View options (Opções de exibição) para enxergar a árvore completa.</w:t>
+        <w:t xml:space="preserve">Para criar um filho, </w:t>
+      </w:r>
+      <w:r>
+        <w:t>passe o mouse sobre a linha do item no backlog e clique no ícone +. O Azure DevOps já cria o item do nível de baixo ligado ao pai (Epic → Feature, Feature → item de backlog, item → Task).</w:t>
       </w:r>
     </w:p>
     <w:p>
@@ -1973,10 +2025,10 @@
         <w:rPr>
           <w:b/>
         </w:rPr>
-        <w:t xml:space="preserve">Em cada item de backlog, </w:t>
-      </w:r>
-      <w:r>
-        <w:t>preencha a estimativa e os Acceptance Criteria (Critérios de aceite). Nas Tasks, preencha os campos de horas indicados na página da sua equipe.</w:t>
+        <w:t xml:space="preserve">Troque o nível no seletor </w:t>
+      </w:r>
+      <w:r>
+        <w:t>para ver e criar os itens de cada nível. Ative "Parents" (Pais) em View options (Opções de exibição) para enxergar a árvore completa.</w:t>
       </w:r>
     </w:p>
     <w:p>
@@ -1989,6 +2041,27 @@
           <w:b/>
         </w:rPr>
         <w:t xml:space="preserve">7. </w:t>
+      </w:r>
+      <w:r>
+        <w:rPr>
+          <w:b/>
+        </w:rPr>
+        <w:t xml:space="preserve">Em cada item de backlog, </w:t>
+      </w:r>
+      <w:r>
+        <w:t>preencha a estimativa e os Acceptance Criteria (Critérios de aceite). Nas Tasks, preencha os campos de horas indicados na página da sua equipe.</w:t>
+      </w:r>
+    </w:p>
+    <w:p>
+      <w:pPr>
+        <w:spacing w:after="60"/>
+        <w:ind w:left="454" w:hanging="340"/>
+      </w:pPr>
+      <w:r>
+        <w:rPr>
+          <w:b/>
+        </w:rPr>
+        <w:t xml:space="preserve">8. </w:t>
       </w:r>
       <w:r>
         <w:rPr>
@@ -2055,7 +2128,7 @@
         <w:rPr>
           <w:b/>
         </w:rPr>
-        <w:t xml:space="preserve">Respondam em equipe: </w:t>
+        <w:t xml:space="preserve">[Em equipe] Conversem e respondam: </w:t>
       </w:r>
       <w:r>
         <w:t>o que entra no MVP? O que fica para depois? Qual item tem mais valor? Qual tem mais risco? Algum depende de outro?</w:t>
@@ -2118,7 +2191,7 @@
         <w:rPr>
           <w:b/>
         </w:rPr>
-        <w:t xml:space="preserve">Registrem uma decisão: </w:t>
+        <w:t xml:space="preserve">[No Azure] Registrem uma decisão: </w:t>
       </w:r>
       <w:r>
         <w:t>abra um item importante e escreva na Discussion (Discussão) por que ele ficou nessa prioridade.</w:t>
@@ -3318,7 +3391,7 @@
         <w:rPr>
           <w:sz w:val="19"/>
         </w:rPr>
-        <w:t>Papéis definidos (seção 5).</w:t>
+        <w:t>Papéis definidos e registrados na descrição do Epic (seção 5).</w:t>
       </w:r>
     </w:p>
     <w:p>
@@ -4148,7 +4221,7 @@
         <w:rPr>
           <w:sz w:val="19"/>
         </w:rPr>
-        <w:t>Papéis definidos (seção 5).</w:t>
+        <w:t>Papéis definidos e registrados na descrição do Epic (seção 5).</w:t>
       </w:r>
     </w:p>
     <w:p>
@@ -4978,7 +5051,7 @@
         <w:rPr>
           <w:sz w:val="19"/>
         </w:rPr>
-        <w:t>Papéis definidos (seção 5).</w:t>
+        <w:t>Papéis definidos e registrados na descrição do Epic (seção 5).</w:t>
       </w:r>
     </w:p>
     <w:p>
@@ -5808,7 +5881,7 @@
         <w:rPr>
           <w:sz w:val="19"/>
         </w:rPr>
-        <w:t>Papéis definidos (seção 5).</w:t>
+        <w:t>Papéis definidos e registrados na descrição do Epic (seção 5).</w:t>
       </w:r>
     </w:p>
     <w:p>
